--- a/big-data/lab06/lab06.docx
+++ b/big-data/lab06/lab06.docx
@@ -451,7 +451,10 @@
               <w:t xml:space="preserve"> № </w:t>
             </w:r>
             <w:r>
-              <w:t>4</w:t>
+              <w:rPr>
+                <w:lang w:val="en-US"/>
+              </w:rPr>
+              <w:t>6</w:t>
             </w:r>
           </w:p>
         </w:tc>
@@ -482,7 +485,7 @@
                 <w:b w:val="0"/>
                 <w:szCs w:val="32"/>
               </w:rPr>
-              <w:t>КЛАСТЕРИЗАЦИЯ</w:t>
+              <w:t>РЕГРЕССИЯ</w:t>
             </w:r>
           </w:p>
         </w:tc>
@@ -990,7 +993,7 @@
         <w:t>о</w:t>
       </w:r>
       <w:r>
-        <w:t xml:space="preserve">своение методов кластерного анализа данных в аналитической платформе </w:t>
+        <w:t xml:space="preserve">своение методов регрессионного анализа данных с использованием аналитической платформы </w:t>
       </w:r>
       <w:proofErr w:type="spellStart"/>
       <w:r>
@@ -998,26 +1001,7 @@
       </w:r>
       <w:proofErr w:type="spellEnd"/>
       <w:r>
-        <w:t>. В рамках работы необходимо изучить и практически применить алгоритмы кластеризации (EM, k-</w:t>
-      </w:r>
-      <w:proofErr w:type="spellStart"/>
-      <w:r>
-        <w:t>means</w:t>
-      </w:r>
-      <w:proofErr w:type="spellEnd"/>
-      <w:r>
-        <w:t>, g-</w:t>
-      </w:r>
-      <w:proofErr w:type="spellStart"/>
-      <w:r>
-        <w:t>means</w:t>
-      </w:r>
-      <w:proofErr w:type="spellEnd"/>
-      <w:r>
-        <w:t>, CLOPE), провести оценку качества полученных моделей, а также выполнить содержательную интерпретацию сформированных кластеров</w:t>
-      </w:r>
-      <w:r>
-        <w:t>.</w:t>
+        <w:t>, а также сравнительная оценка эффективности различных алгоритмов линейной регрессии при решении прикладных задач.</w:t>
       </w:r>
     </w:p>
     <w:p>
@@ -1047,23 +1031,7 @@
         <w:pStyle w:val="LIST1"/>
       </w:pPr>
       <w:r>
-        <w:t>Для двух наборов данных «Высшее образование.xlsx» и «Здравоохранение.xlsx» - реализовать кластеризацию алгоритмами EM, k-</w:t>
-      </w:r>
-      <w:proofErr w:type="spellStart"/>
-      <w:r>
-        <w:t>means</w:t>
-      </w:r>
-      <w:proofErr w:type="spellEnd"/>
-      <w:r>
-        <w:t xml:space="preserve"> и g-</w:t>
-      </w:r>
-      <w:proofErr w:type="spellStart"/>
-      <w:r>
-        <w:t>means</w:t>
-      </w:r>
-      <w:proofErr w:type="spellEnd"/>
-      <w:r>
-        <w:t>.</w:t>
+        <w:t>Проведение анализа набора данных по недвижимости Российской Федерации за период 2018-2021 годов с применением методов предобработки данных и создания новых признаков для повышения качества моделирования;</w:t>
       </w:r>
     </w:p>
     <w:p>
@@ -1071,39 +1039,52 @@
         <w:pStyle w:val="LIST1"/>
       </w:pPr>
       <w:r>
-        <w:t>Для набора «</w:t>
+        <w:t>В</w:t>
+      </w:r>
+      <w:r>
+        <w:t xml:space="preserve">ыполнение сравнительного анализа качества моделирования с использованием встроенного компонента Линейная регрессия платформы </w:t>
       </w:r>
       <w:proofErr w:type="spellStart"/>
       <w:r>
-        <w:t>transactions_diy.lgd</w:t>
+        <w:t>Loginom</w:t>
       </w:r>
       <w:proofErr w:type="spellEnd"/>
       <w:r>
-        <w:t>» реализовать кластеризацию транзакций с помощью алгоритма CLOPE.</w:t>
-      </w:r>
+        <w:t xml:space="preserve"> и моделей линейной регрессии из библиотеки </w:t>
+      </w:r>
+      <w:proofErr w:type="spellStart"/>
+      <w:r>
+        <w:t>sklearn</w:t>
+      </w:r>
+      <w:proofErr w:type="spellEnd"/>
+      <w:r>
+        <w:t xml:space="preserve">, реализованных через компонент </w:t>
+      </w:r>
+      <w:proofErr w:type="spellStart"/>
+      <w:proofErr w:type="gramStart"/>
+      <w:r>
+        <w:t>model.fitter</w:t>
+      </w:r>
+      <w:proofErr w:type="spellEnd"/>
+      <w:proofErr w:type="gramEnd"/>
+      <w:r>
+        <w:t xml:space="preserve"> из пакета </w:t>
+      </w:r>
+      <w:proofErr w:type="spellStart"/>
+      <w:r>
+        <w:t>loginom_sklearn_kit;</w:t>
+      </w:r>
+      <w:proofErr w:type="spellEnd"/>
     </w:p>
     <w:p>
       <w:pPr>
         <w:pStyle w:val="LIST1"/>
       </w:pPr>
       <w:r>
-        <w:t xml:space="preserve">Выполнить оценку качества всех полученных моделей с использованием компонента </w:t>
-      </w:r>
-      <w:proofErr w:type="spellStart"/>
-      <w:r>
-        <w:t>meta-silhouettes</w:t>
-      </w:r>
-      <w:proofErr w:type="spellEnd"/>
-      <w:r>
-        <w:t xml:space="preserve"> из библиотеки </w:t>
-      </w:r>
-      <w:proofErr w:type="spellStart"/>
-      <w:r>
-        <w:t>loginom_sklearn_meta</w:t>
-      </w:r>
-      <w:proofErr w:type="spellEnd"/>
-      <w:r>
-        <w:t>.</w:t>
+        <w:t>О</w:t>
+      </w:r>
+      <w:r>
+        <w:t>существление регрессионного анализа временных рядов на примере данных о численности амбулаторно-поликлинических организаций в Российской Федерации за девятнадцатилетний период с учётом динамики изменения показателей;</w:t>
       </w:r>
     </w:p>
     <w:p>
@@ -1111,44 +1092,104 @@
         <w:pStyle w:val="LIST1"/>
       </w:pPr>
       <w:r>
-        <w:t>Предложить интерпретацию полученных кластеров.</w:t>
+        <w:t>Р</w:t>
+      </w:r>
+      <w:r>
+        <w:t>азработка прогностической модели для оценки склонности клиентов торговой сети к приобретению продуктов новой линии на основе социально-демографических характеристик и истории покупательского поведения с использованием случайной выборки в размере семидесяти процентов от общего объёма данных.</w:t>
       </w:r>
     </w:p>
     <w:p>
       <w:pPr>
-        <w:pStyle w:val="LIST1"/>
-      </w:pPr>
-      <w:r>
-        <w:t>Разработать визуальные отчёты для изучения полученных кластеров.</w:t>
+        <w:pStyle w:val="DIV1"/>
+      </w:pPr>
+      <w:r>
+        <w:t>Ход выполнения</w:t>
       </w:r>
     </w:p>
     <w:p>
       <w:pPr>
-        <w:pStyle w:val="DIV1"/>
-      </w:pPr>
-      <w:r>
-        <w:t>Ход выполнения</w:t>
+        <w:pStyle w:val="DIV2"/>
+      </w:pPr>
+      <w:r>
+        <w:t>Подготовка данных и создание новых признаков</w:t>
       </w:r>
     </w:p>
     <w:p>
       <w:pPr>
-        <w:pStyle w:val="MAINTEXT1"/>
-      </w:pPr>
-      <w:r>
-        <w:t>Аналитический сценарий проекта представлен на рисунке 1</w:t>
+        <w:pStyle w:val="MAINTEXT2"/>
+        <w:ind w:left="401"/>
+      </w:pPr>
+      <w:r>
+        <w:t xml:space="preserve">На первом этапе лабораторной работы был загружен набор данных о недвижимости России за период 2018–2021 годов, после чего в среде </w:t>
+      </w:r>
+      <w:proofErr w:type="spellStart"/>
+      <w:r>
+        <w:t>Loginom</w:t>
+      </w:r>
+      <w:proofErr w:type="spellEnd"/>
+      <w:r>
+        <w:t xml:space="preserve"> был открыт шаблон </w:t>
+      </w:r>
+      <w:proofErr w:type="spellStart"/>
+      <w:r>
+        <w:t>LinearReg_template.lgp</w:t>
+      </w:r>
+      <w:proofErr w:type="spellEnd"/>
+      <w:r>
+        <w:t xml:space="preserve">. Основной задачей </w:t>
+      </w:r>
+      <w:r>
+        <w:lastRenderedPageBreak/>
+        <w:t>данного этапа являлась подготовка исходных данных к дальнейшему построению регрессионных моделей.</w:t>
       </w:r>
     </w:p>
     <w:p>
       <w:pPr>
+        <w:pStyle w:val="MAINTEXT2"/>
+        <w:ind w:left="401"/>
+      </w:pPr>
+      <w:r>
+        <w:t>В процессе работы со сценарием были сформированы дополнительные производные признаки на основе исходных характеристик объектов недвижимости. Создание новых признаков позволяет расширить исходное признаковое пространство и учитывать зависимости, которые не представлены непосредственно в исходном наборе данных. Общий вид загруженного сценария представлен на рисунке 1.</w:t>
+      </w:r>
+    </w:p>
+    <w:p>
+      <w:pPr>
+        <w:pStyle w:val="MAINTEXT2"/>
+        <w:ind w:left="401"/>
+      </w:pPr>
+      <w:r>
+        <w:t>Перед построением моделей была выполнена предварительная проверка качества данных. Анализировалось наличие пропущенных значений, распределение отдельных показателей и возможное присутствие аномальных наблюдений. Для формирования новых характеристик использовались узлы «Калькулятор» и «Группировка».</w:t>
+      </w:r>
+    </w:p>
+    <w:p>
+      <w:pPr>
+        <w:pStyle w:val="MAINTEXT2"/>
+        <w:ind w:left="401"/>
+      </w:pPr>
+      <w:r>
+        <w:t>С их помощью были получены дополнительные показатели, отражающие взаимосвязь отдельных параметров недвижимости, а также временные и агрегированные характеристики. Категориальные признаки дополнительно подготавливались к преобразованию в числовое представление, необходимое для использования большинства алгоритмов машинного обучения.</w:t>
+      </w:r>
+    </w:p>
+    <w:p>
+      <w:pPr>
+        <w:pStyle w:val="MAINTEXT2"/>
+        <w:ind w:left="401"/>
+      </w:pPr>
+      <w:r>
+        <w:t>После завершения предобработки исходный набор данных был разделен для последующего обучения и проверки моделей. Результат данного этапа представлен на рисунке 2.</w:t>
+      </w:r>
+    </w:p>
+    <w:p>
+      <w:pPr>
         <w:pStyle w:val="PICTURE"/>
       </w:pPr>
       <w:r>
         <w:lastRenderedPageBreak/>
         <w:drawing>
-          <wp:inline distT="0" distB="0" distL="0" distR="0" wp14:anchorId="57642CB8" wp14:editId="545AFF00">
+          <wp:inline distT="0" distB="0" distL="0" distR="0" wp14:anchorId="7C9A269C" wp14:editId="5AA9D9E5">
             <wp:extent cx="5059908" cy="4259580"/>
             <wp:effectExtent l="0" t="0" r="7620" b="7620"/>
-            <wp:docPr id="2" name="Graphic 1"/>
+            <wp:docPr id="2" name="Graphic 1" descr="A screenshot of a computer&#10;&#10;Description automatically generated"/>
             <wp:cNvGraphicFramePr>
               <a:graphicFrameLocks xmlns:a="http://schemas.openxmlformats.org/drawingml/2006/main" noChangeAspect="1"/>
             </wp:cNvGraphicFramePr>
@@ -1156,7 +1197,7 @@
               <a:graphicData uri="http://schemas.openxmlformats.org/drawingml/2006/picture">
                 <pic:pic xmlns:pic="http://schemas.openxmlformats.org/drawingml/2006/picture">
                   <pic:nvPicPr>
-                    <pic:cNvPr id="2" name="Graphic 1"/>
+                    <pic:cNvPr id="2" name="Graphic 1" descr="A screenshot of a computer&#10;&#10;Description automatically generated"/>
                     <pic:cNvPicPr/>
                   </pic:nvPicPr>
                   <pic:blipFill>
@@ -1188,14 +1229,27 @@
       <w:r>
         <w:t xml:space="preserve">Рисунок </w:t>
       </w:r>
-      <w:fldSimple w:instr=" SEQ Рисунок \* ARABIC ">
-        <w:r>
-          <w:rPr>
-            <w:noProof/>
-          </w:rPr>
-          <w:t>1</w:t>
-        </w:r>
-      </w:fldSimple>
+      <w:r>
+        <w:fldChar w:fldCharType="begin"/>
+      </w:r>
+      <w:r>
+        <w:instrText xml:space="preserve"> SEQ Рисунок \* ARABIC </w:instrText>
+      </w:r>
+      <w:r>
+        <w:fldChar w:fldCharType="separate"/>
+      </w:r>
+      <w:r>
+        <w:rPr>
+          <w:noProof/>
+        </w:rPr>
+        <w:t>1</w:t>
+      </w:r>
+      <w:r>
+        <w:rPr>
+          <w:noProof/>
+        </w:rPr>
+        <w:fldChar w:fldCharType="end"/>
+      </w:r>
       <w:r>
         <w:t xml:space="preserve"> </w:t>
       </w:r>
@@ -1205,19 +1259,1522 @@
       <w:r>
         <w:t xml:space="preserve"> </w:t>
       </w:r>
+      <w:r>
+        <w:t xml:space="preserve">Импорт в </w:t>
+      </w:r>
+      <w:proofErr w:type="spellStart"/>
+      <w:r>
+        <w:t>lgp</w:t>
+      </w:r>
+      <w:proofErr w:type="spellEnd"/>
     </w:p>
     <w:p>
       <w:pPr>
-        <w:pStyle w:val="DIV1"/>
-      </w:pPr>
-      <w:r>
-        <w:t>Выводы</w:t>
+        <w:pStyle w:val="PICTURE"/>
+      </w:pPr>
+      <w:r>
+        <w:drawing>
+          <wp:inline distT="0" distB="0" distL="0" distR="0" wp14:anchorId="3625F790" wp14:editId="65BF5E19">
+            <wp:extent cx="5059908" cy="4259580"/>
+            <wp:effectExtent l="0" t="0" r="7620" b="7620"/>
+            <wp:docPr id="982252981" name="Graphic 1" descr="A screenshot of a computer&#10;&#10;Description automatically generated"/>
+            <wp:cNvGraphicFramePr>
+              <a:graphicFrameLocks xmlns:a="http://schemas.openxmlformats.org/drawingml/2006/main" noChangeAspect="1"/>
+            </wp:cNvGraphicFramePr>
+            <a:graphic xmlns:a="http://schemas.openxmlformats.org/drawingml/2006/main">
+              <a:graphicData uri="http://schemas.openxmlformats.org/drawingml/2006/picture">
+                <pic:pic xmlns:pic="http://schemas.openxmlformats.org/drawingml/2006/picture">
+                  <pic:nvPicPr>
+                    <pic:cNvPr id="982252981" name="Graphic 1" descr="A screenshot of a computer&#10;&#10;Description automatically generated"/>
+                    <pic:cNvPicPr/>
+                  </pic:nvPicPr>
+                  <pic:blipFill>
+                    <a:blip r:embed="rId9"/>
+                    <a:stretch>
+                      <a:fillRect/>
+                    </a:stretch>
+                  </pic:blipFill>
+                  <pic:spPr>
+                    <a:xfrm>
+                      <a:off x="0" y="0"/>
+                      <a:ext cx="5072993" cy="4270595"/>
+                    </a:xfrm>
+                    <a:prstGeom prst="rect">
+                      <a:avLst/>
+                    </a:prstGeom>
+                  </pic:spPr>
+                </pic:pic>
+              </a:graphicData>
+            </a:graphic>
+          </wp:inline>
+        </w:drawing>
       </w:r>
     </w:p>
     <w:p>
       <w:pPr>
+        <w:pStyle w:val="PICTURECAPTION"/>
+      </w:pPr>
+      <w:r>
+        <w:lastRenderedPageBreak/>
+        <w:t xml:space="preserve">Рисунок </w:t>
+      </w:r>
+      <w:r>
+        <w:fldChar w:fldCharType="begin"/>
+      </w:r>
+      <w:r>
+        <w:instrText xml:space="preserve"> SEQ Рисунок \* ARABIC </w:instrText>
+      </w:r>
+      <w:r>
+        <w:fldChar w:fldCharType="separate"/>
+      </w:r>
+      <w:r>
+        <w:rPr>
+          <w:noProof/>
+        </w:rPr>
+        <w:t>2</w:t>
+      </w:r>
+      <w:r>
+        <w:rPr>
+          <w:noProof/>
+        </w:rPr>
+        <w:fldChar w:fldCharType="end"/>
+      </w:r>
+      <w:r>
+        <w:t xml:space="preserve"> </w:t>
+      </w:r>
+      <w:r>
+        <w:t>—</w:t>
+      </w:r>
+      <w:r>
+        <w:t xml:space="preserve"> </w:t>
+      </w:r>
+      <w:r>
+        <w:t xml:space="preserve">Разбиение </w:t>
+      </w:r>
+      <w:proofErr w:type="spellStart"/>
+      <w:r>
+        <w:t>датасета</w:t>
+      </w:r>
+      <w:proofErr w:type="spellEnd"/>
+    </w:p>
+    <w:p>
+      <w:pPr>
+        <w:pStyle w:val="DIV2"/>
+      </w:pPr>
+      <w:r>
+        <w:t>Построение моделей линейной регрессии</w:t>
+      </w:r>
+    </w:p>
+    <w:p>
+      <w:pPr>
+        <w:pStyle w:val="MAINTEXT2"/>
+        <w:ind w:left="401"/>
+      </w:pPr>
+      <w:r>
+        <w:t xml:space="preserve">После подготовки исходных данных был реализован сценарий построения модели линейной регрессии. Для этого использовалась библиотека машинного обучения </w:t>
+      </w:r>
+      <w:proofErr w:type="spellStart"/>
+      <w:r>
+        <w:t>sklearn</w:t>
+      </w:r>
+      <w:proofErr w:type="spellEnd"/>
+      <w:r>
+        <w:t xml:space="preserve">, подключенная к </w:t>
+      </w:r>
+      <w:proofErr w:type="spellStart"/>
+      <w:r>
+        <w:t>Loginom</w:t>
+      </w:r>
+      <w:proofErr w:type="spellEnd"/>
+      <w:r>
+        <w:t xml:space="preserve"> через компонент </w:t>
+      </w:r>
+      <w:proofErr w:type="spellStart"/>
+      <w:proofErr w:type="gramStart"/>
+      <w:r>
+        <w:t>model.fitter</w:t>
+      </w:r>
+      <w:proofErr w:type="spellEnd"/>
+      <w:proofErr w:type="gramEnd"/>
+      <w:r>
+        <w:t xml:space="preserve"> из пакета </w:t>
+      </w:r>
+      <w:proofErr w:type="spellStart"/>
+      <w:r>
+        <w:t>loginom_sklearn_kit</w:t>
+      </w:r>
+      <w:proofErr w:type="spellEnd"/>
+      <w:r>
+        <w:t>.</w:t>
+      </w:r>
+    </w:p>
+    <w:p>
+      <w:pPr>
+        <w:pStyle w:val="MAINTEXT2"/>
+        <w:ind w:left="401"/>
+      </w:pPr>
+      <w:r>
+        <w:t xml:space="preserve">Одним из основных этапов подготовки данных являлось преобразование категориальных переменных в числовой формат. Для этого использовался узел </w:t>
+      </w:r>
+      <w:proofErr w:type="spellStart"/>
+      <w:r>
+        <w:t>Binary</w:t>
+      </w:r>
+      <w:proofErr w:type="spellEnd"/>
+      <w:r>
+        <w:t xml:space="preserve"> </w:t>
+      </w:r>
+      <w:proofErr w:type="spellStart"/>
+      <w:r>
+        <w:t>Encoder</w:t>
+      </w:r>
+      <w:proofErr w:type="spellEnd"/>
+      <w:r>
+        <w:t>, выполняющий кодирование категорий с помощью битового представления. Такое преобразование позволяет передавать категориальные характеристики модели регрессии в виде числовых признаков.</w:t>
+      </w:r>
+    </w:p>
+    <w:p>
+      <w:pPr>
+        <w:pStyle w:val="MAINTEXT2"/>
+        <w:ind w:left="401"/>
+      </w:pPr>
+      <w:r>
+        <w:t>Общая структура участка сценария, отвечающего за подготовку данных и построение линейной регрессионной модели, представлена на рисунке 3.</w:t>
+      </w:r>
+    </w:p>
+    <w:p>
+      <w:pPr>
+        <w:pStyle w:val="MAINTEXT2"/>
+        <w:ind w:left="401"/>
+      </w:pPr>
+      <w:r>
+        <w:t xml:space="preserve">В качестве алгоритма была выбрана модель </w:t>
+      </w:r>
+      <w:proofErr w:type="spellStart"/>
+      <w:r>
+        <w:t>Ridge</w:t>
+      </w:r>
+      <w:proofErr w:type="spellEnd"/>
+      <w:r>
+        <w:t xml:space="preserve"> из модуля </w:t>
+      </w:r>
+      <w:proofErr w:type="spellStart"/>
+      <w:proofErr w:type="gramStart"/>
+      <w:r>
+        <w:t>sklearn.linear</w:t>
+      </w:r>
+      <w:proofErr w:type="gramEnd"/>
+      <w:r>
+        <w:t>_model</w:t>
+      </w:r>
+      <w:proofErr w:type="spellEnd"/>
+      <w:r>
+        <w:t xml:space="preserve">. </w:t>
+      </w:r>
+      <w:proofErr w:type="spellStart"/>
+      <w:r>
+        <w:t>Ridge</w:t>
+      </w:r>
+      <w:proofErr w:type="spellEnd"/>
+      <w:r>
+        <w:t xml:space="preserve"> представляет собой вариант линейной регрессии с L2-регуляризацией. Использование регуляризации позволяет уменьшить влияние сильно коррелирующих между собой признаков и повысить устойчивость полученной модели.</w:t>
+      </w:r>
+    </w:p>
+    <w:p>
+      <w:pPr>
+        <w:pStyle w:val="MAINTEXT2"/>
+        <w:ind w:left="401"/>
+      </w:pPr>
+      <w:r>
+        <w:t xml:space="preserve">Основные параметры алгоритма были оставлены без изменений. </w:t>
+      </w:r>
+      <w:r>
+        <w:rPr>
+          <w:highlight w:val="yellow"/>
+        </w:rPr>
+        <w:t xml:space="preserve">Для обеспечения воспроизводимости результатов параметру </w:t>
+      </w:r>
+      <w:proofErr w:type="spellStart"/>
+      <w:r>
+        <w:rPr>
+          <w:highlight w:val="yellow"/>
+        </w:rPr>
+        <w:t>random_state</w:t>
+      </w:r>
+      <w:proofErr w:type="spellEnd"/>
+      <w:r>
+        <w:rPr>
+          <w:highlight w:val="yellow"/>
+        </w:rPr>
+        <w:t xml:space="preserve"> было присвоено значение 42</w:t>
+      </w:r>
+      <w:r>
+        <w:t>.</w:t>
+      </w:r>
+    </w:p>
+    <w:p>
+      <w:pPr>
+        <w:pStyle w:val="PICTURE"/>
+      </w:pPr>
+      <w:r>
+        <w:lastRenderedPageBreak/>
+        <w:drawing>
+          <wp:inline distT="0" distB="0" distL="0" distR="0" wp14:anchorId="788852FE" wp14:editId="06B82AD5">
+            <wp:extent cx="5059908" cy="4259580"/>
+            <wp:effectExtent l="0" t="0" r="7620" b="7620"/>
+            <wp:docPr id="1549759022" name="Graphic 1" descr="A screenshot of a computer&#10;&#10;Description automatically generated"/>
+            <wp:cNvGraphicFramePr>
+              <a:graphicFrameLocks xmlns:a="http://schemas.openxmlformats.org/drawingml/2006/main" noChangeAspect="1"/>
+            </wp:cNvGraphicFramePr>
+            <a:graphic xmlns:a="http://schemas.openxmlformats.org/drawingml/2006/main">
+              <a:graphicData uri="http://schemas.openxmlformats.org/drawingml/2006/picture">
+                <pic:pic xmlns:pic="http://schemas.openxmlformats.org/drawingml/2006/picture">
+                  <pic:nvPicPr>
+                    <pic:cNvPr id="1549759022" name="Graphic 1" descr="A screenshot of a computer&#10;&#10;Description automatically generated"/>
+                    <pic:cNvPicPr/>
+                  </pic:nvPicPr>
+                  <pic:blipFill>
+                    <a:blip r:embed="rId9"/>
+                    <a:stretch>
+                      <a:fillRect/>
+                    </a:stretch>
+                  </pic:blipFill>
+                  <pic:spPr>
+                    <a:xfrm>
+                      <a:off x="0" y="0"/>
+                      <a:ext cx="5072993" cy="4270595"/>
+                    </a:xfrm>
+                    <a:prstGeom prst="rect">
+                      <a:avLst/>
+                    </a:prstGeom>
+                  </pic:spPr>
+                </pic:pic>
+              </a:graphicData>
+            </a:graphic>
+          </wp:inline>
+        </w:drawing>
+      </w:r>
+    </w:p>
+    <w:p>
+      <w:pPr>
+        <w:pStyle w:val="PICTURECAPTION"/>
+      </w:pPr>
+      <w:r>
+        <w:t xml:space="preserve">Рисунок </w:t>
+      </w:r>
+      <w:r>
+        <w:fldChar w:fldCharType="begin"/>
+      </w:r>
+      <w:r>
+        <w:instrText xml:space="preserve"> SEQ Рисунок \* ARABIC </w:instrText>
+      </w:r>
+      <w:r>
+        <w:fldChar w:fldCharType="separate"/>
+      </w:r>
+      <w:r>
+        <w:rPr>
+          <w:noProof/>
+        </w:rPr>
+        <w:t>3</w:t>
+      </w:r>
+      <w:r>
+        <w:rPr>
+          <w:noProof/>
+        </w:rPr>
+        <w:fldChar w:fldCharType="end"/>
+      </w:r>
+      <w:r>
+        <w:t xml:space="preserve"> </w:t>
+      </w:r>
+      <w:r>
+        <w:t>—</w:t>
+      </w:r>
+      <w:r>
+        <w:t xml:space="preserve"> </w:t>
+      </w:r>
+      <w:r>
+        <w:t>Линейная регрессия</w:t>
+      </w:r>
+    </w:p>
+    <w:p>
+      <w:pPr>
+        <w:pStyle w:val="MAINTEXT2"/>
+        <w:ind w:left="401"/>
+      </w:pPr>
+      <w:r>
+        <w:t xml:space="preserve">При настройке компонента </w:t>
+      </w:r>
+      <w:proofErr w:type="spellStart"/>
+      <w:proofErr w:type="gramStart"/>
+      <w:r>
+        <w:t>model.fitter</w:t>
+      </w:r>
+      <w:proofErr w:type="spellEnd"/>
+      <w:proofErr w:type="gramEnd"/>
+      <w:r>
+        <w:t xml:space="preserve"> для переменной </w:t>
+      </w:r>
+      <w:proofErr w:type="spellStart"/>
+      <w:r>
+        <w:t>output_names</w:t>
+      </w:r>
+      <w:proofErr w:type="spellEnd"/>
+      <w:r>
+        <w:t xml:space="preserve"> было установлено значение </w:t>
+      </w:r>
+      <w:proofErr w:type="spellStart"/>
+      <w:r>
+        <w:t>predicted</w:t>
+      </w:r>
+      <w:proofErr w:type="spellEnd"/>
+      <w:r>
+        <w:t>. В результате прогнозируемое моделью значение сохранялось в соответствующем поле выходного набора данных, что позволило в дальнейшем сравнивать его с фактическим значением целевой переменной.</w:t>
+      </w:r>
+    </w:p>
+    <w:p>
+      <w:pPr>
+        <w:pStyle w:val="MAINTEXT2"/>
+        <w:ind w:left="401"/>
+      </w:pPr>
+      <w:r>
+        <w:t>После обучения была проведена оценка качества модели отдельно на обучающей и тестовой выборках. Такое разделение позволяет определить не только точность модели на уже известных данных, но и ее способность сохранять качество прогнозирования на ранее не использовавшихся наблюдениях.</w:t>
+      </w:r>
+    </w:p>
+    <w:p>
+      <w:pPr>
+        <w:pStyle w:val="MAINTEXT2"/>
+        <w:ind w:left="401"/>
+      </w:pPr>
+      <w:r>
+        <w:t>Для обучающей выборки коэффициент детерминации R² составил 0,70. Следовательно, модель объясняет около 70% изменчивости целевой переменной. Средняя ошибка прогнозирования составила 0,22.</w:t>
+      </w:r>
+    </w:p>
+    <w:p>
+      <w:pPr>
+        <w:pStyle w:val="MAINTEXT2"/>
+        <w:ind w:left="401"/>
+      </w:pPr>
+      <w:r>
+        <w:t xml:space="preserve">На тестовой выборке значение R² снизилось до 0,62, а средняя ошибка составила 0,21. Небольшое снижение коэффициента детерминации </w:t>
+      </w:r>
+      <w:r>
+        <w:lastRenderedPageBreak/>
+        <w:t>относительно обучающей выборки ожидаемо при проверке модели на новых данных и не свидетельствует о критическом переобучении.</w:t>
+      </w:r>
+    </w:p>
+    <w:p>
+      <w:pPr>
+        <w:pStyle w:val="MAINTEXT2"/>
+        <w:ind w:left="401"/>
+      </w:pPr>
+      <w:r>
+        <w:t>Полученные показатели качества линейной модели представлены на рисунке 4.</w:t>
+      </w:r>
+    </w:p>
+    <w:p>
+      <w:pPr>
+        <w:pStyle w:val="PICTURE"/>
+      </w:pPr>
+      <w:r>
+        <w:drawing>
+          <wp:inline distT="0" distB="0" distL="0" distR="0" wp14:anchorId="46F9549F" wp14:editId="60CC3F8C">
+            <wp:extent cx="5059908" cy="4259580"/>
+            <wp:effectExtent l="0" t="0" r="7620" b="7620"/>
+            <wp:docPr id="1060570008" name="Graphic 1" descr="A screenshot of a computer&#10;&#10;Description automatically generated"/>
+            <wp:cNvGraphicFramePr>
+              <a:graphicFrameLocks xmlns:a="http://schemas.openxmlformats.org/drawingml/2006/main" noChangeAspect="1"/>
+            </wp:cNvGraphicFramePr>
+            <a:graphic xmlns:a="http://schemas.openxmlformats.org/drawingml/2006/main">
+              <a:graphicData uri="http://schemas.openxmlformats.org/drawingml/2006/picture">
+                <pic:pic xmlns:pic="http://schemas.openxmlformats.org/drawingml/2006/picture">
+                  <pic:nvPicPr>
+                    <pic:cNvPr id="1060570008" name="Graphic 1" descr="A screenshot of a computer&#10;&#10;Description automatically generated"/>
+                    <pic:cNvPicPr/>
+                  </pic:nvPicPr>
+                  <pic:blipFill>
+                    <a:blip r:embed="rId9"/>
+                    <a:stretch>
+                      <a:fillRect/>
+                    </a:stretch>
+                  </pic:blipFill>
+                  <pic:spPr>
+                    <a:xfrm>
+                      <a:off x="0" y="0"/>
+                      <a:ext cx="5072993" cy="4270595"/>
+                    </a:xfrm>
+                    <a:prstGeom prst="rect">
+                      <a:avLst/>
+                    </a:prstGeom>
+                  </pic:spPr>
+                </pic:pic>
+              </a:graphicData>
+            </a:graphic>
+          </wp:inline>
+        </w:drawing>
+      </w:r>
+    </w:p>
+    <w:p>
+      <w:pPr>
+        <w:pStyle w:val="PICTURECAPTION"/>
+      </w:pPr>
+      <w:r>
+        <w:t xml:space="preserve">Рисунок </w:t>
+      </w:r>
+      <w:r>
+        <w:fldChar w:fldCharType="begin"/>
+      </w:r>
+      <w:r>
+        <w:instrText xml:space="preserve"> SEQ Рисунок \* ARABIC </w:instrText>
+      </w:r>
+      <w:r>
+        <w:fldChar w:fldCharType="separate"/>
+      </w:r>
+      <w:r>
+        <w:rPr>
+          <w:noProof/>
+        </w:rPr>
+        <w:t>4</w:t>
+      </w:r>
+      <w:r>
+        <w:rPr>
+          <w:noProof/>
+        </w:rPr>
+        <w:fldChar w:fldCharType="end"/>
+      </w:r>
+      <w:r>
+        <w:t xml:space="preserve"> </w:t>
+      </w:r>
+      <w:r>
+        <w:t>—</w:t>
+      </w:r>
+      <w:r>
+        <w:t xml:space="preserve"> </w:t>
+      </w:r>
+      <w:r>
+        <w:t>Линейная регрессия</w:t>
+      </w:r>
+    </w:p>
+    <w:p>
+      <w:pPr>
+        <w:pStyle w:val="DIV2"/>
+      </w:pPr>
+      <w:r>
+        <w:t xml:space="preserve">Построение модели </w:t>
+      </w:r>
+      <w:proofErr w:type="spellStart"/>
+      <w:r>
+        <w:t>XGBRegressor</w:t>
+      </w:r>
+      <w:proofErr w:type="spellEnd"/>
+      <w:r>
+        <w:t xml:space="preserve"> и анализ значимости признаков</w:t>
+      </w:r>
+    </w:p>
+    <w:p>
+      <w:pPr>
+        <w:pStyle w:val="MAINTEXT2"/>
+        <w:ind w:left="401"/>
+      </w:pPr>
+      <w:r>
+        <w:t xml:space="preserve">Для сравнения результатов линейной регрессии с более сложным методом машинного обучения была дополнительно построена модель </w:t>
+      </w:r>
+      <w:proofErr w:type="spellStart"/>
+      <w:r>
+        <w:t>XGBRegressor</w:t>
+      </w:r>
+      <w:proofErr w:type="spellEnd"/>
+      <w:r>
+        <w:t xml:space="preserve"> из библиотеки </w:t>
+      </w:r>
+      <w:proofErr w:type="spellStart"/>
+      <w:r>
+        <w:t>xgboost</w:t>
+      </w:r>
+      <w:proofErr w:type="spellEnd"/>
+      <w:r>
+        <w:t>.</w:t>
+      </w:r>
+    </w:p>
+    <w:p>
+      <w:pPr>
+        <w:pStyle w:val="MAINTEXT2"/>
+        <w:ind w:left="401"/>
+      </w:pPr>
+      <w:r>
+        <w:t xml:space="preserve">Алгоритм </w:t>
+      </w:r>
+      <w:proofErr w:type="spellStart"/>
+      <w:r>
+        <w:t>XGBRegressor</w:t>
+      </w:r>
+      <w:proofErr w:type="spellEnd"/>
+      <w:r>
+        <w:t xml:space="preserve"> относится к методам градиентного </w:t>
+      </w:r>
+      <w:proofErr w:type="spellStart"/>
+      <w:r>
+        <w:t>бустинга</w:t>
+      </w:r>
+      <w:proofErr w:type="spellEnd"/>
+      <w:r>
+        <w:t xml:space="preserve"> и использует ансамбль последовательно строящихся решающих деревьев. Каждое новое дерево корректирует ошибки, допущенные предыдущими моделями, что позволяет описывать сложные нелинейные зависимости между признаками и целевой переменной.</w:t>
+      </w:r>
+    </w:p>
+    <w:p>
+      <w:pPr>
+        <w:pStyle w:val="MAINTEXT2"/>
+        <w:ind w:left="401"/>
+      </w:pPr>
+      <w:r>
+        <w:t>Общий вид части сценария, предназначенной для построения альтернативной модели, представлен на рисунке 5.</w:t>
+      </w:r>
+    </w:p>
+    <w:p>
+      <w:pPr>
+        <w:pStyle w:val="MAINTEXT2"/>
+        <w:ind w:left="401"/>
+      </w:pPr>
+      <w:r>
+        <w:lastRenderedPageBreak/>
+        <w:t xml:space="preserve">Перед передачей данных в </w:t>
+      </w:r>
+      <w:proofErr w:type="spellStart"/>
+      <w:r>
+        <w:t>XGBRegressor</w:t>
+      </w:r>
+      <w:proofErr w:type="spellEnd"/>
+      <w:r>
+        <w:t xml:space="preserve"> категориальные признаки также были преобразованы в числовой формат. В данном случае использовался метод </w:t>
+      </w:r>
+      <w:proofErr w:type="spellStart"/>
+      <w:r>
+        <w:t>Ordinal</w:t>
+      </w:r>
+      <w:proofErr w:type="spellEnd"/>
+      <w:r>
+        <w:t xml:space="preserve"> </w:t>
+      </w:r>
+      <w:proofErr w:type="spellStart"/>
+      <w:r>
+        <w:t>Encoder</w:t>
+      </w:r>
+      <w:proofErr w:type="spellEnd"/>
+      <w:r>
+        <w:t>, который заменяет каждую категорию соответствующим числовым кодом.</w:t>
+      </w:r>
+    </w:p>
+    <w:p>
+      <w:pPr>
+        <w:pStyle w:val="MAINTEXT2"/>
+        <w:ind w:left="401"/>
+      </w:pPr>
+      <w:r>
+        <w:t xml:space="preserve">В отличие от линейных моделей, древовидные алгоритмы не используют числовое расстояние между закодированными категориями напрямую, поэтому подобный способ представления категориальных переменных может эффективно применяться при построении модели градиентного </w:t>
+      </w:r>
+      <w:proofErr w:type="spellStart"/>
+      <w:r>
+        <w:t>бустинга</w:t>
+      </w:r>
+      <w:proofErr w:type="spellEnd"/>
+      <w:r>
+        <w:t xml:space="preserve">. Применение </w:t>
+      </w:r>
+      <w:proofErr w:type="spellStart"/>
+      <w:r>
+        <w:t>Ordinal</w:t>
+      </w:r>
+      <w:proofErr w:type="spellEnd"/>
+      <w:r>
+        <w:t xml:space="preserve"> </w:t>
+      </w:r>
+      <w:proofErr w:type="spellStart"/>
+      <w:r>
+        <w:t>Encoder</w:t>
+      </w:r>
+      <w:proofErr w:type="spellEnd"/>
+      <w:r>
+        <w:t xml:space="preserve"> показано на рисунке 6.</w:t>
+      </w:r>
+    </w:p>
+    <w:p>
+      <w:pPr>
+        <w:pStyle w:val="PICTURE"/>
+      </w:pPr>
+      <w:r>
+        <w:drawing>
+          <wp:inline distT="0" distB="0" distL="0" distR="0" wp14:anchorId="4B0DA286" wp14:editId="37BBF0D7">
+            <wp:extent cx="5059908" cy="4259580"/>
+            <wp:effectExtent l="0" t="0" r="7620" b="7620"/>
+            <wp:docPr id="1157477193" name="Graphic 1" descr="A screenshot of a computer&#10;&#10;Description automatically generated"/>
+            <wp:cNvGraphicFramePr>
+              <a:graphicFrameLocks xmlns:a="http://schemas.openxmlformats.org/drawingml/2006/main" noChangeAspect="1"/>
+            </wp:cNvGraphicFramePr>
+            <a:graphic xmlns:a="http://schemas.openxmlformats.org/drawingml/2006/main">
+              <a:graphicData uri="http://schemas.openxmlformats.org/drawingml/2006/picture">
+                <pic:pic xmlns:pic="http://schemas.openxmlformats.org/drawingml/2006/picture">
+                  <pic:nvPicPr>
+                    <pic:cNvPr id="1157477193" name="Graphic 1" descr="A screenshot of a computer&#10;&#10;Description automatically generated"/>
+                    <pic:cNvPicPr/>
+                  </pic:nvPicPr>
+                  <pic:blipFill>
+                    <a:blip r:embed="rId9"/>
+                    <a:stretch>
+                      <a:fillRect/>
+                    </a:stretch>
+                  </pic:blipFill>
+                  <pic:spPr>
+                    <a:xfrm>
+                      <a:off x="0" y="0"/>
+                      <a:ext cx="5072993" cy="4270595"/>
+                    </a:xfrm>
+                    <a:prstGeom prst="rect">
+                      <a:avLst/>
+                    </a:prstGeom>
+                  </pic:spPr>
+                </pic:pic>
+              </a:graphicData>
+            </a:graphic>
+          </wp:inline>
+        </w:drawing>
+      </w:r>
+    </w:p>
+    <w:p>
+      <w:pPr>
+        <w:pStyle w:val="PICTURECAPTION"/>
+      </w:pPr>
+      <w:r>
+        <w:t xml:space="preserve">Рисунок </w:t>
+      </w:r>
+      <w:r>
+        <w:fldChar w:fldCharType="begin"/>
+      </w:r>
+      <w:r>
+        <w:instrText xml:space="preserve"> SEQ Рисунок \* ARABIC </w:instrText>
+      </w:r>
+      <w:r>
+        <w:fldChar w:fldCharType="separate"/>
+      </w:r>
+      <w:r>
+        <w:rPr>
+          <w:noProof/>
+        </w:rPr>
+        <w:t>5</w:t>
+      </w:r>
+      <w:r>
+        <w:rPr>
+          <w:noProof/>
+        </w:rPr>
+        <w:fldChar w:fldCharType="end"/>
+      </w:r>
+      <w:r>
+        <w:t xml:space="preserve"> </w:t>
+      </w:r>
+      <w:r>
+        <w:t>—</w:t>
+      </w:r>
+      <w:r>
+        <w:t xml:space="preserve"> </w:t>
+      </w:r>
+      <w:r>
+        <w:t>Общий вид</w:t>
+      </w:r>
+    </w:p>
+    <w:p>
+      <w:pPr>
+        <w:pStyle w:val="PICTURE"/>
+      </w:pPr>
+      <w:r>
+        <w:lastRenderedPageBreak/>
+        <w:drawing>
+          <wp:inline distT="0" distB="0" distL="0" distR="0" wp14:anchorId="4E5C1D54" wp14:editId="678E08E1">
+            <wp:extent cx="5059908" cy="4259580"/>
+            <wp:effectExtent l="0" t="0" r="7620" b="7620"/>
+            <wp:docPr id="821314879" name="Graphic 1" descr="A screenshot of a computer&#10;&#10;Description automatically generated"/>
+            <wp:cNvGraphicFramePr>
+              <a:graphicFrameLocks xmlns:a="http://schemas.openxmlformats.org/drawingml/2006/main" noChangeAspect="1"/>
+            </wp:cNvGraphicFramePr>
+            <a:graphic xmlns:a="http://schemas.openxmlformats.org/drawingml/2006/main">
+              <a:graphicData uri="http://schemas.openxmlformats.org/drawingml/2006/picture">
+                <pic:pic xmlns:pic="http://schemas.openxmlformats.org/drawingml/2006/picture">
+                  <pic:nvPicPr>
+                    <pic:cNvPr id="821314879" name="Graphic 1" descr="A screenshot of a computer&#10;&#10;Description automatically generated"/>
+                    <pic:cNvPicPr/>
+                  </pic:nvPicPr>
+                  <pic:blipFill>
+                    <a:blip r:embed="rId9"/>
+                    <a:stretch>
+                      <a:fillRect/>
+                    </a:stretch>
+                  </pic:blipFill>
+                  <pic:spPr>
+                    <a:xfrm>
+                      <a:off x="0" y="0"/>
+                      <a:ext cx="5072993" cy="4270595"/>
+                    </a:xfrm>
+                    <a:prstGeom prst="rect">
+                      <a:avLst/>
+                    </a:prstGeom>
+                  </pic:spPr>
+                </pic:pic>
+              </a:graphicData>
+            </a:graphic>
+          </wp:inline>
+        </w:drawing>
+      </w:r>
+    </w:p>
+    <w:p>
+      <w:pPr>
+        <w:pStyle w:val="PICTURECAPTION"/>
+      </w:pPr>
+      <w:r>
+        <w:t xml:space="preserve">Рисунок </w:t>
+      </w:r>
+      <w:r>
+        <w:fldChar w:fldCharType="begin"/>
+      </w:r>
+      <w:r>
+        <w:instrText xml:space="preserve"> SEQ Рисунок \* ARABIC </w:instrText>
+      </w:r>
+      <w:r>
+        <w:fldChar w:fldCharType="separate"/>
+      </w:r>
+      <w:r>
+        <w:rPr>
+          <w:noProof/>
+        </w:rPr>
+        <w:t>6</w:t>
+      </w:r>
+      <w:r>
+        <w:rPr>
+          <w:noProof/>
+        </w:rPr>
+        <w:fldChar w:fldCharType="end"/>
+      </w:r>
+      <w:r>
+        <w:t xml:space="preserve"> </w:t>
+      </w:r>
+      <w:r>
+        <w:t>—</w:t>
+      </w:r>
+      <w:r>
+        <w:t xml:space="preserve"> </w:t>
+      </w:r>
+      <w:r>
+        <w:t xml:space="preserve">Применение метода </w:t>
+      </w:r>
+      <w:proofErr w:type="spellStart"/>
+      <w:r>
+        <w:t>Ordinal</w:t>
+      </w:r>
+      <w:proofErr w:type="spellEnd"/>
+      <w:r>
+        <w:t xml:space="preserve"> </w:t>
+      </w:r>
+      <w:proofErr w:type="spellStart"/>
+      <w:r>
+        <w:t>Encoder</w:t>
+      </w:r>
+      <w:proofErr w:type="spellEnd"/>
+    </w:p>
+    <w:p>
+      <w:pPr>
+        <w:pStyle w:val="MAINTEXT2"/>
+        <w:ind w:left="401"/>
+      </w:pPr>
+      <w:r>
+        <w:t xml:space="preserve">Модель </w:t>
+      </w:r>
+      <w:proofErr w:type="spellStart"/>
+      <w:r>
+        <w:t>XGBRegressor</w:t>
+      </w:r>
+      <w:proofErr w:type="spellEnd"/>
+      <w:r>
+        <w:t xml:space="preserve"> была обучена с основными параметрами по умолчанию. В ходе построения ансамбля последовательно создаются решающие деревья, совместная работа которых формирует итоговый прогноз.</w:t>
+      </w:r>
+    </w:p>
+    <w:p>
+      <w:pPr>
+        <w:pStyle w:val="MAINTEXT2"/>
+        <w:ind w:left="401"/>
+      </w:pPr>
+      <w:r>
+        <w:t xml:space="preserve">Результаты показали заметное повышение качества на обучающей выборке по сравнению с моделью </w:t>
+      </w:r>
+      <w:proofErr w:type="spellStart"/>
+      <w:r>
+        <w:t>Ridge</w:t>
+      </w:r>
+      <w:proofErr w:type="spellEnd"/>
+      <w:r>
+        <w:t>. Коэффициент детерминации R² достиг значения 0,94, а средняя ошибка прогнозирования составила около 0,1. Это означает, что модель очень хорошо описывает данные, использованные при обучении.</w:t>
+      </w:r>
+    </w:p>
+    <w:p>
+      <w:pPr>
+        <w:pStyle w:val="MAINTEXT2"/>
+        <w:ind w:left="401"/>
+      </w:pPr>
+      <w:r>
+        <w:t>Результат прогнозирования для обучающей выборки представлен на рисунке 7.</w:t>
+      </w:r>
+    </w:p>
+    <w:p>
+      <w:pPr>
+        <w:pStyle w:val="MAINTEXT2"/>
+        <w:ind w:left="401"/>
+      </w:pPr>
+      <w:r>
+        <w:t xml:space="preserve">На тестовой выборке значение коэффициента детерминации составило 0,70, а средняя ошибка — 0,23. Таким образом, качество на новых данных оказалось ниже, чем на обучающей выборке. Значительная разница между значениями R² указывает на наличие некоторого </w:t>
+      </w:r>
+      <w:r>
+        <w:lastRenderedPageBreak/>
+        <w:t>переобучения модели.</w:t>
+      </w:r>
+    </w:p>
+    <w:p>
+      <w:pPr>
+        <w:pStyle w:val="MAINTEXT2"/>
+        <w:ind w:left="401"/>
+      </w:pPr>
+      <w:r>
+        <w:t xml:space="preserve">Несмотря на это, значение R² на тестовых данных у </w:t>
+      </w:r>
+      <w:proofErr w:type="spellStart"/>
+      <w:r>
+        <w:t>XGBRegressor</w:t>
+      </w:r>
+      <w:proofErr w:type="spellEnd"/>
+      <w:r>
+        <w:t xml:space="preserve"> оказалось выше, чем у модели </w:t>
+      </w:r>
+      <w:proofErr w:type="spellStart"/>
+      <w:r>
+        <w:t>Ridge</w:t>
+      </w:r>
+      <w:proofErr w:type="spellEnd"/>
+      <w:r>
+        <w:t xml:space="preserve">, для которой оно составляло 0,62. Следовательно, в рамках данной задачи градиентный </w:t>
+      </w:r>
+      <w:proofErr w:type="spellStart"/>
+      <w:r>
+        <w:t>бустинг</w:t>
+      </w:r>
+      <w:proofErr w:type="spellEnd"/>
+      <w:r>
+        <w:t xml:space="preserve"> обеспечил более высокую точность прогнозирования.</w:t>
+      </w:r>
+    </w:p>
+    <w:p>
+      <w:pPr>
+        <w:pStyle w:val="MAINTEXT2"/>
+        <w:ind w:left="401"/>
+      </w:pPr>
+      <w:r>
+        <w:t xml:space="preserve">Результаты проверки </w:t>
+      </w:r>
+      <w:proofErr w:type="spellStart"/>
+      <w:r>
+        <w:t>XGBRegressor</w:t>
+      </w:r>
+      <w:proofErr w:type="spellEnd"/>
+      <w:r>
+        <w:t xml:space="preserve"> на тестовой выборке представлены на рисунке 8.</w:t>
+      </w:r>
+    </w:p>
+    <w:p>
+      <w:pPr>
+        <w:pStyle w:val="PICTURE"/>
+      </w:pPr>
+      <w:r>
+        <w:drawing>
+          <wp:inline distT="0" distB="0" distL="0" distR="0" wp14:anchorId="41066B08" wp14:editId="274556D8">
+            <wp:extent cx="5059908" cy="4259580"/>
+            <wp:effectExtent l="0" t="0" r="7620" b="7620"/>
+            <wp:docPr id="1267511174" name="Graphic 1" descr="A screenshot of a computer&#10;&#10;Description automatically generated"/>
+            <wp:cNvGraphicFramePr>
+              <a:graphicFrameLocks xmlns:a="http://schemas.openxmlformats.org/drawingml/2006/main" noChangeAspect="1"/>
+            </wp:cNvGraphicFramePr>
+            <a:graphic xmlns:a="http://schemas.openxmlformats.org/drawingml/2006/main">
+              <a:graphicData uri="http://schemas.openxmlformats.org/drawingml/2006/picture">
+                <pic:pic xmlns:pic="http://schemas.openxmlformats.org/drawingml/2006/picture">
+                  <pic:nvPicPr>
+                    <pic:cNvPr id="1267511174" name="Graphic 1" descr="A screenshot of a computer&#10;&#10;Description automatically generated"/>
+                    <pic:cNvPicPr/>
+                  </pic:nvPicPr>
+                  <pic:blipFill>
+                    <a:blip r:embed="rId9"/>
+                    <a:stretch>
+                      <a:fillRect/>
+                    </a:stretch>
+                  </pic:blipFill>
+                  <pic:spPr>
+                    <a:xfrm>
+                      <a:off x="0" y="0"/>
+                      <a:ext cx="5072993" cy="4270595"/>
+                    </a:xfrm>
+                    <a:prstGeom prst="rect">
+                      <a:avLst/>
+                    </a:prstGeom>
+                  </pic:spPr>
+                </pic:pic>
+              </a:graphicData>
+            </a:graphic>
+          </wp:inline>
+        </w:drawing>
+      </w:r>
+    </w:p>
+    <w:p>
+      <w:pPr>
+        <w:pStyle w:val="PICTURECAPTION"/>
+      </w:pPr>
+      <w:r>
+        <w:t xml:space="preserve">Рисунок </w:t>
+      </w:r>
+      <w:r>
+        <w:fldChar w:fldCharType="begin"/>
+      </w:r>
+      <w:r>
+        <w:instrText xml:space="preserve"> SEQ Рисунок \* ARABIC </w:instrText>
+      </w:r>
+      <w:r>
+        <w:fldChar w:fldCharType="separate"/>
+      </w:r>
+      <w:r>
+        <w:rPr>
+          <w:noProof/>
+        </w:rPr>
+        <w:t>7</w:t>
+      </w:r>
+      <w:r>
+        <w:rPr>
+          <w:noProof/>
+        </w:rPr>
+        <w:fldChar w:fldCharType="end"/>
+      </w:r>
+      <w:r>
+        <w:t xml:space="preserve"> </w:t>
+      </w:r>
+      <w:r>
+        <w:t>—</w:t>
+      </w:r>
+      <w:r>
+        <w:t xml:space="preserve"> </w:t>
+      </w:r>
+      <w:r>
+        <w:t>Прогнозирование обучающей выборки</w:t>
+      </w:r>
+    </w:p>
+    <w:p>
+      <w:pPr>
+        <w:pStyle w:val="PICTURE"/>
+      </w:pPr>
+      <w:r>
+        <w:lastRenderedPageBreak/>
+        <w:drawing>
+          <wp:inline distT="0" distB="0" distL="0" distR="0" wp14:anchorId="6D56AB95" wp14:editId="1F229C18">
+            <wp:extent cx="5059908" cy="4259580"/>
+            <wp:effectExtent l="0" t="0" r="7620" b="7620"/>
+            <wp:docPr id="2029725265" name="Graphic 1" descr="A screenshot of a computer&#10;&#10;Description automatically generated"/>
+            <wp:cNvGraphicFramePr>
+              <a:graphicFrameLocks xmlns:a="http://schemas.openxmlformats.org/drawingml/2006/main" noChangeAspect="1"/>
+            </wp:cNvGraphicFramePr>
+            <a:graphic xmlns:a="http://schemas.openxmlformats.org/drawingml/2006/main">
+              <a:graphicData uri="http://schemas.openxmlformats.org/drawingml/2006/picture">
+                <pic:pic xmlns:pic="http://schemas.openxmlformats.org/drawingml/2006/picture">
+                  <pic:nvPicPr>
+                    <pic:cNvPr id="2029725265" name="Graphic 1" descr="A screenshot of a computer&#10;&#10;Description automatically generated"/>
+                    <pic:cNvPicPr/>
+                  </pic:nvPicPr>
+                  <pic:blipFill>
+                    <a:blip r:embed="rId9"/>
+                    <a:stretch>
+                      <a:fillRect/>
+                    </a:stretch>
+                  </pic:blipFill>
+                  <pic:spPr>
+                    <a:xfrm>
+                      <a:off x="0" y="0"/>
+                      <a:ext cx="5072993" cy="4270595"/>
+                    </a:xfrm>
+                    <a:prstGeom prst="rect">
+                      <a:avLst/>
+                    </a:prstGeom>
+                  </pic:spPr>
+                </pic:pic>
+              </a:graphicData>
+            </a:graphic>
+          </wp:inline>
+        </w:drawing>
+      </w:r>
+    </w:p>
+    <w:p>
+      <w:pPr>
+        <w:pStyle w:val="PICTURECAPTION"/>
+      </w:pPr>
+      <w:r>
+        <w:t xml:space="preserve">Рисунок </w:t>
+      </w:r>
+      <w:r>
+        <w:fldChar w:fldCharType="begin"/>
+      </w:r>
+      <w:r>
+        <w:instrText xml:space="preserve"> SEQ Рисунок \* ARABIC </w:instrText>
+      </w:r>
+      <w:r>
+        <w:fldChar w:fldCharType="separate"/>
+      </w:r>
+      <w:r>
+        <w:rPr>
+          <w:noProof/>
+        </w:rPr>
+        <w:t>8</w:t>
+      </w:r>
+      <w:r>
+        <w:rPr>
+          <w:noProof/>
+        </w:rPr>
+        <w:fldChar w:fldCharType="end"/>
+      </w:r>
+      <w:r>
+        <w:t xml:space="preserve"> </w:t>
+      </w:r>
+      <w:r>
+        <w:t>—</w:t>
+      </w:r>
+      <w:r>
+        <w:t xml:space="preserve"> </w:t>
+      </w:r>
+      <w:r>
+        <w:t>Прогнозирование тестовой выборки</w:t>
+      </w:r>
+    </w:p>
+    <w:p>
+      <w:pPr>
+        <w:pStyle w:val="DIV2"/>
+      </w:pPr>
+      <w:r>
+        <w:t>Регрессионный анализ временного ряда</w:t>
+      </w:r>
+    </w:p>
+    <w:p>
+      <w:pPr>
+        <w:pStyle w:val="MAINTEXT2"/>
+        <w:ind w:left="401"/>
+      </w:pPr>
+      <w:r>
+        <w:t>Во второй части лабораторной работы был рассмотрен регрессионный анализ временного ряда. Для выполнения задания использовался файл «Число амбулаторно-поликлинических организаций.xlsx», содержащий значения показателя по Российской Федерации за 19 лет наблюдений.</w:t>
+      </w:r>
+    </w:p>
+    <w:p>
+      <w:pPr>
+        <w:pStyle w:val="MAINTEXT2"/>
+        <w:ind w:left="401"/>
+      </w:pPr>
+      <w:r>
+        <w:t>После загрузки данных была проанализирована динамика изменения числа амбулаторно-поликлинических организаций во времени. Построение графического представления позволило оценить общий характер зависимости между годом наблюдения и исследуемым показателем.</w:t>
+      </w:r>
+    </w:p>
+    <w:p>
+      <w:pPr>
+        <w:pStyle w:val="MAINTEXT2"/>
+        <w:ind w:left="401"/>
+      </w:pPr>
+      <w:r>
+        <w:t>Временной ряд демонстрировал выраженное изменение тренда, которое не полностью соответствовало простой линейной зависимости. В связи с этим для описания данных было целесообразно использовать нелинейную форму регрессии.</w:t>
+      </w:r>
+    </w:p>
+    <w:p>
+      <w:pPr>
+        <w:pStyle w:val="MAINTEXT2"/>
+        <w:ind w:left="401"/>
+      </w:pPr>
+      <w:r>
+        <w:t xml:space="preserve">В рамках задания была построена гиперболическая регрессионная </w:t>
+      </w:r>
+      <w:r>
+        <w:lastRenderedPageBreak/>
+        <w:t>модель. Такая модель позволяет описывать зависимости, скорость изменения которых постепенно уменьшается или увеличивается при изменении независимой переменной.</w:t>
+      </w:r>
+    </w:p>
+    <w:p>
+      <w:pPr>
+        <w:pStyle w:val="MAINTEXT2"/>
+        <w:ind w:left="401"/>
+      </w:pPr>
+      <w:r>
+        <w:t>Дополнительно оценивались основные характеристики динамики временного ряда и соответствие построенной кривой фактическим значениям.</w:t>
+      </w:r>
+    </w:p>
+    <w:p>
+      <w:pPr>
+        <w:pStyle w:val="MAINTEXT2"/>
+        <w:ind w:left="401"/>
+      </w:pPr>
+      <w:r>
+        <w:t>Результат построения гиперболической регрессионной модели представлен на рисунке 9.</w:t>
+      </w:r>
+    </w:p>
+    <w:p>
+      <w:pPr>
+        <w:pStyle w:val="PICTURE"/>
+      </w:pPr>
+      <w:r>
+        <w:drawing>
+          <wp:inline distT="0" distB="0" distL="0" distR="0" wp14:anchorId="7CECE9D8" wp14:editId="082E16CF">
+            <wp:extent cx="5059908" cy="4259580"/>
+            <wp:effectExtent l="0" t="0" r="7620" b="7620"/>
+            <wp:docPr id="1149159936" name="Graphic 1" descr="A screenshot of a computer&#10;&#10;Description automatically generated"/>
+            <wp:cNvGraphicFramePr>
+              <a:graphicFrameLocks xmlns:a="http://schemas.openxmlformats.org/drawingml/2006/main" noChangeAspect="1"/>
+            </wp:cNvGraphicFramePr>
+            <a:graphic xmlns:a="http://schemas.openxmlformats.org/drawingml/2006/main">
+              <a:graphicData uri="http://schemas.openxmlformats.org/drawingml/2006/picture">
+                <pic:pic xmlns:pic="http://schemas.openxmlformats.org/drawingml/2006/picture">
+                  <pic:nvPicPr>
+                    <pic:cNvPr id="1149159936" name="Graphic 1" descr="A screenshot of a computer&#10;&#10;Description automatically generated"/>
+                    <pic:cNvPicPr/>
+                  </pic:nvPicPr>
+                  <pic:blipFill>
+                    <a:blip r:embed="rId9"/>
+                    <a:stretch>
+                      <a:fillRect/>
+                    </a:stretch>
+                  </pic:blipFill>
+                  <pic:spPr>
+                    <a:xfrm>
+                      <a:off x="0" y="0"/>
+                      <a:ext cx="5072993" cy="4270595"/>
+                    </a:xfrm>
+                    <a:prstGeom prst="rect">
+                      <a:avLst/>
+                    </a:prstGeom>
+                  </pic:spPr>
+                </pic:pic>
+              </a:graphicData>
+            </a:graphic>
+          </wp:inline>
+        </w:drawing>
+      </w:r>
+    </w:p>
+    <w:p>
+      <w:pPr>
+        <w:pStyle w:val="PICTURECAPTION"/>
+      </w:pPr>
+      <w:r>
+        <w:t xml:space="preserve">Рисунок </w:t>
+      </w:r>
+      <w:r>
+        <w:fldChar w:fldCharType="begin"/>
+      </w:r>
+      <w:r>
+        <w:instrText xml:space="preserve"> SEQ Рисунок \* ARABIC </w:instrText>
+      </w:r>
+      <w:r>
+        <w:fldChar w:fldCharType="separate"/>
+      </w:r>
+      <w:r>
+        <w:rPr>
+          <w:noProof/>
+        </w:rPr>
+        <w:t>9</w:t>
+      </w:r>
+      <w:r>
+        <w:rPr>
+          <w:noProof/>
+        </w:rPr>
+        <w:fldChar w:fldCharType="end"/>
+      </w:r>
+      <w:r>
+        <w:t xml:space="preserve"> </w:t>
+      </w:r>
+      <w:r>
+        <w:t>—</w:t>
+      </w:r>
+      <w:r>
+        <w:t xml:space="preserve"> </w:t>
+      </w:r>
+      <w:r>
+        <w:t>Гиперболическая регрессия</w:t>
+      </w:r>
+    </w:p>
+    <w:p>
+      <w:pPr>
+        <w:pStyle w:val="DIV2"/>
+      </w:pPr>
+      <w:r>
+        <w:t>Моделирование склонности клиентов к покупке новых продуктов</w:t>
+      </w:r>
+    </w:p>
+    <w:p>
+      <w:pPr>
+        <w:pStyle w:val="MAINTEXT2"/>
+        <w:ind w:left="401"/>
+      </w:pPr>
+      <w:r>
+        <w:t>В третьей части лабораторной работы исследовалось покупательское поведение клиентов торговой сети. Исходные данные были загружены из файла «Клиенты торговой сети.xlsx».</w:t>
+      </w:r>
+    </w:p>
+    <w:p>
+      <w:pPr>
+        <w:pStyle w:val="MAINTEXT2"/>
+        <w:ind w:left="401"/>
+      </w:pPr>
+      <w:r>
+        <w:t xml:space="preserve">Набор данных содержал социально-демографические и поведенческие характеристики покупателей. Среди рассматриваемых признаков присутствовали пол клиента, возрастная группа, тип скидочной </w:t>
+      </w:r>
+      <w:r>
+        <w:lastRenderedPageBreak/>
+        <w:t>карты, продолжительность участия в программе лояльности, общая сумма совершенных покупок и категория совокупного семейного дохода.</w:t>
+      </w:r>
+    </w:p>
+    <w:p>
+      <w:pPr>
+        <w:pStyle w:val="MAINTEXT2"/>
+        <w:ind w:left="401"/>
+      </w:pPr>
+      <w:r>
+        <w:t>В качестве целевой переменной использовалось количество приобретенных товаров, относящихся к группе новых продуктов. Таким образом, задача состояла в построении регрессионной зависимости, позволяющей оценить склонность клиента к покупке новой продукции на основании имеющихся характеристик.</w:t>
+      </w:r>
+    </w:p>
+    <w:p>
+      <w:pPr>
+        <w:pStyle w:val="MAINTEXT2"/>
+        <w:ind w:left="401"/>
+      </w:pPr>
+      <w:r>
+        <w:t>Перед построением модели была выполнена проверка структуры данных и типов признаков. Категориальные поля преобразовывались в числовую форму, после чего анализировалась их связь с целевой переменной.</w:t>
+      </w:r>
+    </w:p>
+    <w:p>
+      <w:pPr>
+        <w:pStyle w:val="MAINTEXT2"/>
+        <w:ind w:left="401"/>
+      </w:pPr>
+      <w:r>
+        <w:t>Для описания зависимости была использована логарифмическая регрессия. Такая форма модели применяется в случаях, когда изменение результативного признака происходит нелинейно: увеличение значения фактора сначала оказывает заметное влияние на результат, но по мере его дальнейшего роста величина дополнительного эффекта постепенно снижается.</w:t>
+      </w:r>
+    </w:p>
+    <w:p>
+      <w:pPr>
+        <w:pStyle w:val="MAINTEXT2"/>
+        <w:ind w:left="401"/>
+      </w:pPr>
+      <w:r>
+        <w:t>Полученная модель позволила описать зависимость количества покупок новых товаров от характеристик клиентов и их предыдущего покупательского поведения.</w:t>
+      </w:r>
+    </w:p>
+    <w:p>
+      <w:pPr>
+        <w:pStyle w:val="MAINTEXT2"/>
+        <w:ind w:left="401"/>
+      </w:pPr>
+      <w:r>
+        <w:t>Результаты построения логарифмической регрессии представлены на рисунке 10.</w:t>
+      </w:r>
+    </w:p>
+    <w:p>
+      <w:pPr>
+        <w:pStyle w:val="PICTURE"/>
+      </w:pPr>
+      <w:r>
+        <w:lastRenderedPageBreak/>
+        <w:drawing>
+          <wp:inline distT="0" distB="0" distL="0" distR="0" wp14:anchorId="7470637B" wp14:editId="62BE2193">
+            <wp:extent cx="5059908" cy="4259580"/>
+            <wp:effectExtent l="0" t="0" r="7620" b="7620"/>
+            <wp:docPr id="114126382" name="Graphic 1" descr="A screenshot of a computer&#10;&#10;Description automatically generated"/>
+            <wp:cNvGraphicFramePr>
+              <a:graphicFrameLocks xmlns:a="http://schemas.openxmlformats.org/drawingml/2006/main" noChangeAspect="1"/>
+            </wp:cNvGraphicFramePr>
+            <a:graphic xmlns:a="http://schemas.openxmlformats.org/drawingml/2006/main">
+              <a:graphicData uri="http://schemas.openxmlformats.org/drawingml/2006/picture">
+                <pic:pic xmlns:pic="http://schemas.openxmlformats.org/drawingml/2006/picture">
+                  <pic:nvPicPr>
+                    <pic:cNvPr id="114126382" name="Graphic 1" descr="A screenshot of a computer&#10;&#10;Description automatically generated"/>
+                    <pic:cNvPicPr/>
+                  </pic:nvPicPr>
+                  <pic:blipFill>
+                    <a:blip r:embed="rId9"/>
+                    <a:stretch>
+                      <a:fillRect/>
+                    </a:stretch>
+                  </pic:blipFill>
+                  <pic:spPr>
+                    <a:xfrm>
+                      <a:off x="0" y="0"/>
+                      <a:ext cx="5072993" cy="4270595"/>
+                    </a:xfrm>
+                    <a:prstGeom prst="rect">
+                      <a:avLst/>
+                    </a:prstGeom>
+                  </pic:spPr>
+                </pic:pic>
+              </a:graphicData>
+            </a:graphic>
+          </wp:inline>
+        </w:drawing>
+      </w:r>
+    </w:p>
+    <w:p>
+      <w:pPr>
+        <w:pStyle w:val="PICTURECAPTION"/>
+      </w:pPr>
+      <w:r>
+        <w:t xml:space="preserve">Рисунок </w:t>
+      </w:r>
+      <w:r>
+        <w:fldChar w:fldCharType="begin"/>
+      </w:r>
+      <w:r>
+        <w:instrText xml:space="preserve"> SEQ Рисунок \* ARABIC </w:instrText>
+      </w:r>
+      <w:r>
+        <w:fldChar w:fldCharType="separate"/>
+      </w:r>
+      <w:r>
+        <w:rPr>
+          <w:noProof/>
+        </w:rPr>
+        <w:t>10</w:t>
+      </w:r>
+      <w:r>
+        <w:rPr>
+          <w:noProof/>
+        </w:rPr>
+        <w:fldChar w:fldCharType="end"/>
+      </w:r>
+      <w:r>
+        <w:t xml:space="preserve"> </w:t>
+      </w:r>
+      <w:r>
+        <w:t>—</w:t>
+      </w:r>
+      <w:r>
+        <w:t xml:space="preserve"> </w:t>
+      </w:r>
+      <w:r>
+        <w:t>Логарифмическая регрессия</w:t>
+      </w:r>
+    </w:p>
+    <w:p>
+      <w:pPr>
+        <w:pStyle w:val="DIV1"/>
+      </w:pPr>
+      <w:r>
+        <w:t>Выводы</w:t>
+      </w:r>
+    </w:p>
+    <w:p>
+      <w:pPr>
         <w:pStyle w:val="MAINTEXT1"/>
       </w:pPr>
+      <w:r>
+        <w:t xml:space="preserve">В ходе лабораторной работы были изучены основные этапы построения регрессионных моделей в среде </w:t>
+      </w:r>
+      <w:proofErr w:type="spellStart"/>
+      <w:r>
+        <w:t>Loginom</w:t>
+      </w:r>
+      <w:proofErr w:type="spellEnd"/>
+      <w:r>
+        <w:t>: подготовка исходных данных, создание дополнительных признаков, преобразование категориальных переменных, разделение выборки, обучение моделей и оценка качества прогнозирования.</w:t>
+      </w:r>
+    </w:p>
+    <w:p>
+      <w:pPr>
+        <w:pStyle w:val="MAINTEXT1"/>
+      </w:pPr>
+      <w:r>
+        <w:t xml:space="preserve">Для решения задачи прогнозирования на данных о недвижимости были построены две модели: </w:t>
+      </w:r>
+      <w:proofErr w:type="spellStart"/>
+      <w:r>
+        <w:t>Ridge</w:t>
+      </w:r>
+      <w:proofErr w:type="spellEnd"/>
+      <w:r>
+        <w:t xml:space="preserve"> и </w:t>
+      </w:r>
+      <w:proofErr w:type="spellStart"/>
+      <w:r>
+        <w:t>XGBRegressor</w:t>
+      </w:r>
+      <w:proofErr w:type="spellEnd"/>
+      <w:r>
+        <w:t xml:space="preserve">. Линейная модель </w:t>
+      </w:r>
+      <w:proofErr w:type="spellStart"/>
+      <w:r>
+        <w:t>Ridge</w:t>
+      </w:r>
+      <w:proofErr w:type="spellEnd"/>
+      <w:r>
+        <w:t xml:space="preserve"> показала коэффициент детерминации R², равный 0,70 на обучающей и 0,62 на тестовой выборке. Полученные результаты свидетельствуют о достаточно устойчивом качестве модели и отсутствии выраженного переобучения.</w:t>
+      </w:r>
+    </w:p>
+    <w:p>
+      <w:pPr>
+        <w:pStyle w:val="MAINTEXT1"/>
+      </w:pPr>
+      <w:r>
+        <w:t xml:space="preserve">Модель градиентного </w:t>
+      </w:r>
+      <w:proofErr w:type="spellStart"/>
+      <w:r>
+        <w:t>бустинга</w:t>
+      </w:r>
+      <w:proofErr w:type="spellEnd"/>
+      <w:r>
+        <w:t xml:space="preserve"> </w:t>
+      </w:r>
+      <w:proofErr w:type="spellStart"/>
+      <w:r>
+        <w:t>XGBRegressor</w:t>
+      </w:r>
+      <w:proofErr w:type="spellEnd"/>
+      <w:r>
+        <w:t xml:space="preserve"> продемонстрировала более высокую точность. На обучающей выборке значение R² составило 0,94, а на тестовой — 0,70. При этом существенная разница между результатами обучающей и тестовой выборок указывает на наличие переобучения. </w:t>
+      </w:r>
+      <w:r>
+        <w:lastRenderedPageBreak/>
+        <w:t xml:space="preserve">Несмотря на это, по качеству прогнозирования на тестовых данных </w:t>
+      </w:r>
+      <w:proofErr w:type="spellStart"/>
+      <w:r>
+        <w:t>XGBRegressor</w:t>
+      </w:r>
+      <w:proofErr w:type="spellEnd"/>
+      <w:r>
+        <w:t xml:space="preserve"> превзошел линейную модель.</w:t>
+      </w:r>
+    </w:p>
+    <w:p>
+      <w:pPr>
+        <w:pStyle w:val="MAINTEXT1"/>
+        <w:rPr>
+          <w:lang w:val="en-US"/>
+        </w:rPr>
+      </w:pPr>
+      <w:r>
+        <w:t>Также в рамках работы был выполнен регрессионный анализ временного ряда на примере числа амбулаторно-поликлинических организаций. Для описания наблюдаемой нелинейной динамики использовалась гиперболическая регрессия.</w:t>
+      </w:r>
+    </w:p>
+    <w:p>
+      <w:pPr>
+        <w:pStyle w:val="MAINTEXT1"/>
+      </w:pPr>
+      <w:r>
+        <w:t>В заключительной части была построена модель, описывающая склонность клиентов торговой сети к приобретению новых товаров. Для анализа использовалась логарифмическая зависимость, учитывающая нелинейный характер влияния социально-демографических и покупательских характеристик.</w:t>
+      </w:r>
+    </w:p>
+    <w:p>
+      <w:pPr>
+        <w:pStyle w:val="MAINTEXT1"/>
+      </w:pPr>
+      <w:r>
+        <w:t>Таким образом, в ходе лабораторной работы были практически рассмотрены как линейные, так и нелинейные методы регрессионного анализа, а также ансамблевые методы машинного обучения. Сравнение результатов показало, что выбор алгоритма зависит от характера исходных данных и сложности существующих между признаками зависимостей.</w:t>
+      </w:r>
     </w:p>
     <w:sectPr>
       <w:type w:val="continuous"/>

--- a/big-data/lab06/lab06.docx
+++ b/big-data/lab06/lab06.docx
@@ -1,6 +1,6 @@
 
 <file path=word/document.xml><?xml version="1.0" encoding="utf-8"?>
-<w:document xmlns:wpc="http://schemas.microsoft.com/office/word/2010/wordprocessingCanvas" xmlns:cx="http://schemas.microsoft.com/office/drawing/2014/chartex" xmlns:cx1="http://schemas.microsoft.com/office/drawing/2015/9/8/chartex" xmlns:cx2="http://schemas.microsoft.com/office/drawing/2015/10/21/chartex" xmlns:cx3="http://schemas.microsoft.com/office/drawing/2016/5/9/chartex" xmlns:cx4="http://schemas.microsoft.com/office/drawing/2016/5/10/chartex" xmlns:cx5="http://schemas.microsoft.com/office/drawing/2016/5/11/chartex" xmlns:cx6="http://schemas.microsoft.com/office/drawing/2016/5/12/chartex" xmlns:cx7="http://schemas.microsoft.com/office/drawing/2016/5/13/chartex" xmlns:cx8="http://schemas.microsoft.com/office/drawing/2016/5/14/chartex" xmlns:mc="http://schemas.openxmlformats.org/markup-compatibility/2006" xmlns:aink="http://schemas.microsoft.com/office/drawing/2016/ink" xmlns:am3d="http://schemas.microsoft.com/office/drawing/2017/model3d" xmlns:o="urn:schemas-microsoft-com:office:office" xmlns:oel="http://schemas.microsoft.com/office/2019/extlst" xmlns:r="http://schemas.openxmlformats.org/officeDocument/2006/relationships" xmlns:m="http://schemas.openxmlformats.org/officeDocument/2006/math" xmlns:v="urn:schemas-microsoft-com:vml" xmlns:wp14="http://schemas.microsoft.com/office/word/2010/wordprocessingDrawing" xmlns:wp="http://schemas.openxmlformats.org/drawingml/2006/wordprocessingDrawing" xmlns:w10="urn:schemas-microsoft-com:office:word" xmlns:w="http://schemas.openxmlformats.org/wordprocessingml/2006/main" xmlns:w14="http://schemas.microsoft.com/office/word/2010/wordml" xmlns:w15="http://schemas.microsoft.com/office/word/2012/wordml" xmlns:w16cex="http://schemas.microsoft.com/office/word/2018/wordml/cex" xmlns:w16cid="http://schemas.microsoft.com/office/word/2016/wordml/cid" xmlns:w16="http://schemas.microsoft.com/office/word/2018/wordml" xmlns:w16du="http://schemas.microsoft.com/office/word/2023/wordml/word16du" xmlns:w16sdtdh="http://schemas.microsoft.com/office/word/2020/wordml/sdtdatahash" xmlns:w16se="http://schemas.microsoft.com/office/word/2015/wordml/symex" xmlns:wpg="http://schemas.microsoft.com/office/word/2010/wordprocessingGroup" xmlns:wpi="http://schemas.microsoft.com/office/word/2010/wordprocessingInk" xmlns:wne="http://schemas.microsoft.com/office/word/2006/wordml" xmlns:wps="http://schemas.microsoft.com/office/word/2010/wordprocessingShape" mc:Ignorable="w14 w15 w16se w16cid w16 w16cex w16sdtdh w16du wp14">
+<w:document xmlns:wpc="http://schemas.microsoft.com/office/word/2010/wordprocessingCanvas" xmlns:cx="http://schemas.microsoft.com/office/drawing/2014/chartex" xmlns:cx1="http://schemas.microsoft.com/office/drawing/2015/9/8/chartex" xmlns:cx2="http://schemas.microsoft.com/office/drawing/2015/10/21/chartex" xmlns:cx3="http://schemas.microsoft.com/office/drawing/2016/5/9/chartex" xmlns:cx4="http://schemas.microsoft.com/office/drawing/2016/5/10/chartex" xmlns:cx5="http://schemas.microsoft.com/office/drawing/2016/5/11/chartex" xmlns:cx6="http://schemas.microsoft.com/office/drawing/2016/5/12/chartex" xmlns:cx7="http://schemas.microsoft.com/office/drawing/2016/5/13/chartex" xmlns:cx8="http://schemas.microsoft.com/office/drawing/2016/5/14/chartex" xmlns:mc="http://schemas.openxmlformats.org/markup-compatibility/2006" xmlns:aink="http://schemas.microsoft.com/office/drawing/2016/ink" xmlns:am3d="http://schemas.microsoft.com/office/drawing/2017/model3d" xmlns:o="urn:schemas-microsoft-com:office:office" xmlns:r="http://schemas.openxmlformats.org/officeDocument/2006/relationships" xmlns:m="http://schemas.openxmlformats.org/officeDocument/2006/math" xmlns:v="urn:schemas-microsoft-com:vml" xmlns:wp14="http://schemas.microsoft.com/office/word/2010/wordprocessingDrawing" xmlns:wp="http://schemas.openxmlformats.org/drawingml/2006/wordprocessingDrawing" xmlns:w10="urn:schemas-microsoft-com:office:word" xmlns:w="http://schemas.openxmlformats.org/wordprocessingml/2006/main" xmlns:w14="http://schemas.microsoft.com/office/word/2010/wordml" xmlns:w15="http://schemas.microsoft.com/office/word/2012/wordml" xmlns:w16cex="http://schemas.microsoft.com/office/word/2018/wordml/cex" xmlns:w16cid="http://schemas.microsoft.com/office/word/2016/wordml/cid" xmlns:w16="http://schemas.microsoft.com/office/word/2018/wordml" xmlns:w16sdtdh="http://schemas.microsoft.com/office/word/2020/wordml/sdtdatahash" xmlns:w16se="http://schemas.microsoft.com/office/word/2015/wordml/symex" xmlns:wpg="http://schemas.microsoft.com/office/word/2010/wordprocessingGroup" xmlns:wpi="http://schemas.microsoft.com/office/word/2010/wordprocessingInk" xmlns:wne="http://schemas.microsoft.com/office/word/2006/wordml" xmlns:wps="http://schemas.microsoft.com/office/word/2010/wordprocessingShape" mc:Ignorable="w14 w15 w16se w16cid w16 w16cex w16sdtdh wp14">
   <w:body>
     <w:p>
       <w:pPr>
@@ -412,7 +412,7 @@
     </w:tbl>
     <w:p>
       <w:pPr>
-        <w:pStyle w:val="BodyText"/>
+        <w:pStyle w:val="a5"/>
         <w:spacing w:before="0"/>
       </w:pPr>
     </w:p>
@@ -438,7 +438,7 @@
           </w:tcPr>
           <w:p>
             <w:pPr>
-              <w:pStyle w:val="BodyText"/>
+              <w:pStyle w:val="a5"/>
               <w:spacing w:before="960"/>
               <w:rPr>
                 <w:lang w:val="en-US"/>
@@ -472,7 +472,7 @@
           </w:tcPr>
           <w:p>
             <w:pPr>
-              <w:pStyle w:val="Heading1"/>
+              <w:pStyle w:val="1"/>
               <w:keepNext w:val="0"/>
               <w:spacing w:before="720" w:after="720"/>
               <w:rPr>
@@ -503,7 +503,7 @@
           </w:tcPr>
           <w:p>
             <w:pPr>
-              <w:pStyle w:val="Heading3"/>
+              <w:pStyle w:val="3"/>
               <w:keepNext w:val="0"/>
               <w:spacing w:before="120"/>
               <w:rPr>
@@ -535,7 +535,7 @@
           </w:tcPr>
           <w:p>
             <w:pPr>
-              <w:pStyle w:val="Heading3"/>
+              <w:pStyle w:val="3"/>
               <w:keepNext w:val="0"/>
               <w:spacing w:before="240"/>
               <w:rPr>
@@ -1031,7 +1031,13 @@
         <w:pStyle w:val="LIST1"/>
       </w:pPr>
       <w:r>
-        <w:t>Проведение анализа набора данных по недвижимости Российской Федерации за период 2018-2021 годов с применением методов предобработки данных и создания новых признаков для повышения качества моделирования;</w:t>
+        <w:t>Проведение анализа набора данных по недвижимости Российской Федерации за период 2018</w:t>
+      </w:r>
+      <w:r>
+        <w:t>–</w:t>
+      </w:r>
+      <w:r>
+        <w:t>2021 годов с применением методов предобработки данных и создания новых признаков для повышения качества моделирования;</w:t>
       </w:r>
     </w:p>
     <w:p>
@@ -1072,9 +1078,12 @@
       </w:r>
       <w:proofErr w:type="spellStart"/>
       <w:r>
-        <w:t>loginom_sklearn_kit;</w:t>
+        <w:t>loginom_sklearn_kit</w:t>
       </w:r>
       <w:proofErr w:type="spellEnd"/>
+      <w:r>
+        <w:t>;</w:t>
+      </w:r>
     </w:p>
     <w:p>
       <w:pPr>
@@ -1184,12 +1193,11 @@
         <w:pStyle w:val="PICTURE"/>
       </w:pPr>
       <w:r>
-        <w:lastRenderedPageBreak/>
         <w:drawing>
-          <wp:inline distT="0" distB="0" distL="0" distR="0" wp14:anchorId="7C9A269C" wp14:editId="5AA9D9E5">
-            <wp:extent cx="5059908" cy="4259580"/>
-            <wp:effectExtent l="0" t="0" r="7620" b="7620"/>
-            <wp:docPr id="2" name="Graphic 1" descr="A screenshot of a computer&#10;&#10;Description automatically generated"/>
+          <wp:inline distT="0" distB="0" distL="0" distR="0" wp14:anchorId="7C9A269C" wp14:editId="59C263B6">
+            <wp:extent cx="5072993" cy="1564172"/>
+            <wp:effectExtent l="0" t="0" r="0" b="0"/>
+            <wp:docPr id="2" name="Graphic 1"/>
             <wp:cNvGraphicFramePr>
               <a:graphicFrameLocks xmlns:a="http://schemas.openxmlformats.org/drawingml/2006/main" noChangeAspect="1"/>
             </wp:cNvGraphicFramePr>
@@ -1197,7 +1205,7 @@
               <a:graphicData uri="http://schemas.openxmlformats.org/drawingml/2006/picture">
                 <pic:pic xmlns:pic="http://schemas.openxmlformats.org/drawingml/2006/picture">
                   <pic:nvPicPr>
-                    <pic:cNvPr id="2" name="Graphic 1" descr="A screenshot of a computer&#10;&#10;Description automatically generated"/>
+                    <pic:cNvPr id="2" name="Graphic 1"/>
                     <pic:cNvPicPr/>
                   </pic:nvPicPr>
                   <pic:blipFill>
@@ -1209,7 +1217,7 @@
                   <pic:spPr>
                     <a:xfrm>
                       <a:off x="0" y="0"/>
-                      <a:ext cx="5072993" cy="4270595"/>
+                      <a:ext cx="5072993" cy="1564172"/>
                     </a:xfrm>
                     <a:prstGeom prst="rect">
                       <a:avLst/>
@@ -1229,27 +1237,14 @@
       <w:r>
         <w:t xml:space="preserve">Рисунок </w:t>
       </w:r>
-      <w:r>
-        <w:fldChar w:fldCharType="begin"/>
-      </w:r>
-      <w:r>
-        <w:instrText xml:space="preserve"> SEQ Рисунок \* ARABIC </w:instrText>
-      </w:r>
-      <w:r>
-        <w:fldChar w:fldCharType="separate"/>
-      </w:r>
-      <w:r>
-        <w:rPr>
-          <w:noProof/>
-        </w:rPr>
-        <w:t>1</w:t>
-      </w:r>
-      <w:r>
-        <w:rPr>
-          <w:noProof/>
-        </w:rPr>
-        <w:fldChar w:fldCharType="end"/>
-      </w:r>
+      <w:fldSimple w:instr=" SEQ Рисунок \* ARABIC ">
+        <w:r>
+          <w:rPr>
+            <w:noProof/>
+          </w:rPr>
+          <w:t>1</w:t>
+        </w:r>
+      </w:fldSimple>
       <w:r>
         <w:t xml:space="preserve"> </w:t>
       </w:r>
@@ -1260,24 +1255,23 @@
         <w:t xml:space="preserve"> </w:t>
       </w:r>
       <w:r>
-        <w:t xml:space="preserve">Импорт в </w:t>
-      </w:r>
-      <w:proofErr w:type="spellStart"/>
-      <w:r>
-        <w:t>lgp</w:t>
-      </w:r>
-      <w:proofErr w:type="spellEnd"/>
+        <w:t xml:space="preserve">Импорт </w:t>
+      </w:r>
+      <w:r>
+        <w:t>данных</w:t>
+      </w:r>
     </w:p>
     <w:p>
       <w:pPr>
         <w:pStyle w:val="PICTURE"/>
       </w:pPr>
       <w:r>
+        <w:lastRenderedPageBreak/>
         <w:drawing>
-          <wp:inline distT="0" distB="0" distL="0" distR="0" wp14:anchorId="3625F790" wp14:editId="65BF5E19">
-            <wp:extent cx="5059908" cy="4259580"/>
-            <wp:effectExtent l="0" t="0" r="7620" b="7620"/>
-            <wp:docPr id="982252981" name="Graphic 1" descr="A screenshot of a computer&#10;&#10;Description automatically generated"/>
+          <wp:inline distT="0" distB="0" distL="0" distR="0" wp14:anchorId="3625F790" wp14:editId="4EA711FC">
+            <wp:extent cx="6044265" cy="1943100"/>
+            <wp:effectExtent l="0" t="0" r="0" b="0"/>
+            <wp:docPr id="982252981" name="Graphic 1"/>
             <wp:cNvGraphicFramePr>
               <a:graphicFrameLocks xmlns:a="http://schemas.openxmlformats.org/drawingml/2006/main" noChangeAspect="1"/>
             </wp:cNvGraphicFramePr>
@@ -1285,11 +1279,11 @@
               <a:graphicData uri="http://schemas.openxmlformats.org/drawingml/2006/picture">
                 <pic:pic xmlns:pic="http://schemas.openxmlformats.org/drawingml/2006/picture">
                   <pic:nvPicPr>
-                    <pic:cNvPr id="982252981" name="Graphic 1" descr="A screenshot of a computer&#10;&#10;Description automatically generated"/>
+                    <pic:cNvPr id="982252981" name="Graphic 1"/>
                     <pic:cNvPicPr/>
                   </pic:nvPicPr>
                   <pic:blipFill>
-                    <a:blip r:embed="rId9"/>
+                    <a:blip r:embed="rId10"/>
                     <a:stretch>
                       <a:fillRect/>
                     </a:stretch>
@@ -1297,7 +1291,7 @@
                   <pic:spPr>
                     <a:xfrm>
                       <a:off x="0" y="0"/>
-                      <a:ext cx="5072993" cy="4270595"/>
+                      <a:ext cx="6053136" cy="1945952"/>
                     </a:xfrm>
                     <a:prstGeom prst="rect">
                       <a:avLst/>
@@ -1315,30 +1309,16 @@
         <w:pStyle w:val="PICTURECAPTION"/>
       </w:pPr>
       <w:r>
-        <w:lastRenderedPageBreak/>
         <w:t xml:space="preserve">Рисунок </w:t>
       </w:r>
-      <w:r>
-        <w:fldChar w:fldCharType="begin"/>
-      </w:r>
-      <w:r>
-        <w:instrText xml:space="preserve"> SEQ Рисунок \* ARABIC </w:instrText>
-      </w:r>
-      <w:r>
-        <w:fldChar w:fldCharType="separate"/>
-      </w:r>
-      <w:r>
-        <w:rPr>
-          <w:noProof/>
-        </w:rPr>
-        <w:t>2</w:t>
-      </w:r>
-      <w:r>
-        <w:rPr>
-          <w:noProof/>
-        </w:rPr>
-        <w:fldChar w:fldCharType="end"/>
-      </w:r>
+      <w:fldSimple w:instr=" SEQ Рисунок \* ARABIC ">
+        <w:r>
+          <w:rPr>
+            <w:noProof/>
+          </w:rPr>
+          <w:t>2</w:t>
+        </w:r>
+      </w:fldSimple>
       <w:r>
         <w:t xml:space="preserve"> </w:t>
       </w:r>
@@ -1439,7 +1419,13 @@
         <w:ind w:left="401"/>
       </w:pPr>
       <w:r>
-        <w:t>Общая структура участка сценария, отвечающего за подготовку данных и построение линейной регрессионной модели, представлена на рисунке 3.</w:t>
+        <w:t xml:space="preserve">Общая структура участка сценария, отвечающего за подготовку данных и построение линейной регрессионной модели, представлена на рисунке </w:t>
+      </w:r>
+      <w:r>
+        <w:t>4</w:t>
+      </w:r>
+      <w:r>
+        <w:t>.</w:t>
       </w:r>
     </w:p>
     <w:p>
@@ -1489,27 +1475,15 @@
         <w:t xml:space="preserve">Основные параметры алгоритма были оставлены без изменений. </w:t>
       </w:r>
       <w:r>
-        <w:rPr>
-          <w:highlight w:val="yellow"/>
-        </w:rPr>
         <w:t xml:space="preserve">Для обеспечения воспроизводимости результатов параметру </w:t>
       </w:r>
       <w:proofErr w:type="spellStart"/>
       <w:r>
-        <w:rPr>
-          <w:highlight w:val="yellow"/>
-        </w:rPr>
         <w:t>random_state</w:t>
       </w:r>
       <w:proofErr w:type="spellEnd"/>
       <w:r>
-        <w:rPr>
-          <w:highlight w:val="yellow"/>
-        </w:rPr>
-        <w:t xml:space="preserve"> было присвоено значение 42</w:t>
-      </w:r>
-      <w:r>
-        <w:t>.</w:t>
+        <w:t xml:space="preserve"> было присвоено значение 42.</w:t>
       </w:r>
     </w:p>
     <w:p>
@@ -1519,10 +1493,10 @@
       <w:r>
         <w:lastRenderedPageBreak/>
         <w:drawing>
-          <wp:inline distT="0" distB="0" distL="0" distR="0" wp14:anchorId="788852FE" wp14:editId="06B82AD5">
-            <wp:extent cx="5059908" cy="4259580"/>
-            <wp:effectExtent l="0" t="0" r="7620" b="7620"/>
-            <wp:docPr id="1549759022" name="Graphic 1" descr="A screenshot of a computer&#10;&#10;Description automatically generated"/>
+          <wp:inline distT="0" distB="0" distL="0" distR="0" wp14:anchorId="788852FE" wp14:editId="742114CC">
+            <wp:extent cx="2876534" cy="2163999"/>
+            <wp:effectExtent l="0" t="0" r="635" b="8255"/>
+            <wp:docPr id="1549759022" name="Graphic 1"/>
             <wp:cNvGraphicFramePr>
               <a:graphicFrameLocks xmlns:a="http://schemas.openxmlformats.org/drawingml/2006/main" noChangeAspect="1"/>
             </wp:cNvGraphicFramePr>
@@ -1530,11 +1504,11 @@
               <a:graphicData uri="http://schemas.openxmlformats.org/drawingml/2006/picture">
                 <pic:pic xmlns:pic="http://schemas.openxmlformats.org/drawingml/2006/picture">
                   <pic:nvPicPr>
-                    <pic:cNvPr id="1549759022" name="Graphic 1" descr="A screenshot of a computer&#10;&#10;Description automatically generated"/>
+                    <pic:cNvPr id="1549759022" name="Graphic 1"/>
                     <pic:cNvPicPr/>
                   </pic:nvPicPr>
                   <pic:blipFill>
-                    <a:blip r:embed="rId9"/>
+                    <a:blip r:embed="rId11"/>
                     <a:stretch>
                       <a:fillRect/>
                     </a:stretch>
@@ -1542,7 +1516,7 @@
                   <pic:spPr>
                     <a:xfrm>
                       <a:off x="0" y="0"/>
-                      <a:ext cx="5072993" cy="4270595"/>
+                      <a:ext cx="2901290" cy="2182623"/>
                     </a:xfrm>
                     <a:prstGeom prst="rect">
                       <a:avLst/>
@@ -1554,133 +1528,12 @@
           </wp:inline>
         </w:drawing>
       </w:r>
-    </w:p>
-    <w:p>
-      <w:pPr>
-        <w:pStyle w:val="PICTURECAPTION"/>
-      </w:pPr>
-      <w:r>
-        <w:t xml:space="preserve">Рисунок </w:t>
-      </w:r>
-      <w:r>
-        <w:fldChar w:fldCharType="begin"/>
-      </w:r>
-      <w:r>
-        <w:instrText xml:space="preserve"> SEQ Рисунок \* ARABIC </w:instrText>
-      </w:r>
-      <w:r>
-        <w:fldChar w:fldCharType="separate"/>
-      </w:r>
-      <w:r>
-        <w:rPr>
-          <w:noProof/>
-        </w:rPr>
-        <w:t>3</w:t>
-      </w:r>
-      <w:r>
-        <w:rPr>
-          <w:noProof/>
-        </w:rPr>
-        <w:fldChar w:fldCharType="end"/>
-      </w:r>
-      <w:r>
-        <w:t xml:space="preserve"> </w:t>
-      </w:r>
-      <w:r>
-        <w:t>—</w:t>
-      </w:r>
-      <w:r>
-        <w:t xml:space="preserve"> </w:t>
-      </w:r>
-      <w:r>
-        <w:t>Линейная регрессия</w:t>
-      </w:r>
-    </w:p>
-    <w:p>
-      <w:pPr>
-        <w:pStyle w:val="MAINTEXT2"/>
-        <w:ind w:left="401"/>
-      </w:pPr>
-      <w:r>
-        <w:t xml:space="preserve">При настройке компонента </w:t>
-      </w:r>
-      <w:proofErr w:type="spellStart"/>
-      <w:proofErr w:type="gramStart"/>
-      <w:r>
-        <w:t>model.fitter</w:t>
-      </w:r>
-      <w:proofErr w:type="spellEnd"/>
-      <w:proofErr w:type="gramEnd"/>
-      <w:r>
-        <w:t xml:space="preserve"> для переменной </w:t>
-      </w:r>
-      <w:proofErr w:type="spellStart"/>
-      <w:r>
-        <w:t>output_names</w:t>
-      </w:r>
-      <w:proofErr w:type="spellEnd"/>
-      <w:r>
-        <w:t xml:space="preserve"> было установлено значение </w:t>
-      </w:r>
-      <w:proofErr w:type="spellStart"/>
-      <w:r>
-        <w:t>predicted</w:t>
-      </w:r>
-      <w:proofErr w:type="spellEnd"/>
-      <w:r>
-        <w:t>. В результате прогнозируемое моделью значение сохранялось в соответствующем поле выходного набора данных, что позволило в дальнейшем сравнивать его с фактическим значением целевой переменной.</w:t>
-      </w:r>
-    </w:p>
-    <w:p>
-      <w:pPr>
-        <w:pStyle w:val="MAINTEXT2"/>
-        <w:ind w:left="401"/>
-      </w:pPr>
-      <w:r>
-        <w:t>После обучения была проведена оценка качества модели отдельно на обучающей и тестовой выборках. Такое разделение позволяет определить не только точность модели на уже известных данных, но и ее способность сохранять качество прогнозирования на ранее не использовавшихся наблюдениях.</w:t>
-      </w:r>
-    </w:p>
-    <w:p>
-      <w:pPr>
-        <w:pStyle w:val="MAINTEXT2"/>
-        <w:ind w:left="401"/>
-      </w:pPr>
-      <w:r>
-        <w:t>Для обучающей выборки коэффициент детерминации R² составил 0,70. Следовательно, модель объясняет около 70% изменчивости целевой переменной. Средняя ошибка прогнозирования составила 0,22.</w:t>
-      </w:r>
-    </w:p>
-    <w:p>
-      <w:pPr>
-        <w:pStyle w:val="MAINTEXT2"/>
-        <w:ind w:left="401"/>
-      </w:pPr>
-      <w:r>
-        <w:t xml:space="preserve">На тестовой выборке значение R² снизилось до 0,62, а средняя ошибка составила 0,21. Небольшое снижение коэффициента детерминации </w:t>
-      </w:r>
-      <w:r>
-        <w:lastRenderedPageBreak/>
-        <w:t>относительно обучающей выборки ожидаемо при проверке модели на новых данных и не свидетельствует о критическом переобучении.</w:t>
-      </w:r>
-    </w:p>
-    <w:p>
-      <w:pPr>
-        <w:pStyle w:val="MAINTEXT2"/>
-        <w:ind w:left="401"/>
-      </w:pPr>
-      <w:r>
-        <w:t>Полученные показатели качества линейной модели представлены на рисунке 4.</w:t>
-      </w:r>
-    </w:p>
-    <w:p>
-      <w:pPr>
-        <w:pStyle w:val="PICTURE"/>
-      </w:pPr>
       <w:r>
         <w:drawing>
-          <wp:inline distT="0" distB="0" distL="0" distR="0" wp14:anchorId="46F9549F" wp14:editId="60CC3F8C">
-            <wp:extent cx="5059908" cy="4259580"/>
-            <wp:effectExtent l="0" t="0" r="7620" b="7620"/>
-            <wp:docPr id="1060570008" name="Graphic 1" descr="A screenshot of a computer&#10;&#10;Description automatically generated"/>
+          <wp:inline distT="0" distB="0" distL="0" distR="0" wp14:anchorId="475AE1B1" wp14:editId="5EF05E0F">
+            <wp:extent cx="2943829" cy="2150046"/>
+            <wp:effectExtent l="0" t="0" r="0" b="3175"/>
+            <wp:docPr id="3" name="Graphic 1"/>
             <wp:cNvGraphicFramePr>
               <a:graphicFrameLocks xmlns:a="http://schemas.openxmlformats.org/drawingml/2006/main" noChangeAspect="1"/>
             </wp:cNvGraphicFramePr>
@@ -1688,11 +1541,11 @@
               <a:graphicData uri="http://schemas.openxmlformats.org/drawingml/2006/picture">
                 <pic:pic xmlns:pic="http://schemas.openxmlformats.org/drawingml/2006/picture">
                   <pic:nvPicPr>
-                    <pic:cNvPr id="1060570008" name="Graphic 1" descr="A screenshot of a computer&#10;&#10;Description automatically generated"/>
+                    <pic:cNvPr id="3" name="Graphic 1"/>
                     <pic:cNvPicPr/>
                   </pic:nvPicPr>
                   <pic:blipFill>
-                    <a:blip r:embed="rId9"/>
+                    <a:blip r:embed="rId12"/>
                     <a:stretch>
                       <a:fillRect/>
                     </a:stretch>
@@ -1700,7 +1553,7 @@
                   <pic:spPr>
                     <a:xfrm>
                       <a:off x="0" y="0"/>
-                      <a:ext cx="5072993" cy="4270595"/>
+                      <a:ext cx="2948677" cy="2153587"/>
                     </a:xfrm>
                     <a:prstGeom prst="rect">
                       <a:avLst/>
@@ -1720,192 +1573,48 @@
       <w:r>
         <w:t xml:space="preserve">Рисунок </w:t>
       </w:r>
-      <w:r>
-        <w:fldChar w:fldCharType="begin"/>
-      </w:r>
-      <w:r>
-        <w:instrText xml:space="preserve"> SEQ Рисунок \* ARABIC </w:instrText>
-      </w:r>
-      <w:r>
-        <w:fldChar w:fldCharType="separate"/>
-      </w:r>
+      <w:fldSimple w:instr=" SEQ Рисунок \* ARABIC ">
+        <w:r>
+          <w:rPr>
+            <w:noProof/>
+          </w:rPr>
+          <w:t>3</w:t>
+        </w:r>
+      </w:fldSimple>
+      <w:r>
+        <w:t xml:space="preserve"> </w:t>
+      </w:r>
+      <w:r>
+        <w:t>—</w:t>
+      </w:r>
+      <w:r>
+        <w:t xml:space="preserve"> </w:t>
+      </w:r>
+      <w:r>
+        <w:t>Линейная регрессия</w:t>
+      </w:r>
+      <w:r>
+        <w:t xml:space="preserve"> с помощью узла </w:t>
+      </w:r>
+      <w:proofErr w:type="spellStart"/>
       <w:r>
         <w:rPr>
-          <w:noProof/>
+          <w:lang w:val="en-US"/>
         </w:rPr>
-        <w:t>4</w:t>
-      </w:r>
-      <w:r>
-        <w:rPr>
-          <w:noProof/>
-        </w:rPr>
-        <w:fldChar w:fldCharType="end"/>
-      </w:r>
-      <w:r>
-        <w:t xml:space="preserve"> </w:t>
-      </w:r>
-      <w:r>
-        <w:t>—</w:t>
-      </w:r>
-      <w:r>
-        <w:t xml:space="preserve"> </w:t>
-      </w:r>
-      <w:r>
-        <w:t>Линейная регрессия</w:t>
-      </w:r>
+        <w:t>Loginom</w:t>
+      </w:r>
+      <w:proofErr w:type="spellEnd"/>
     </w:p>
     <w:p>
       <w:pPr>
-        <w:pStyle w:val="DIV2"/>
-      </w:pPr>
-      <w:r>
-        <w:t xml:space="preserve">Построение модели </w:t>
-      </w:r>
-      <w:proofErr w:type="spellStart"/>
-      <w:r>
-        <w:t>XGBRegressor</w:t>
-      </w:r>
-      <w:proofErr w:type="spellEnd"/>
-      <w:r>
-        <w:t xml:space="preserve"> и анализ значимости признаков</w:t>
-      </w:r>
-    </w:p>
-    <w:p>
-      <w:pPr>
-        <w:pStyle w:val="MAINTEXT2"/>
-        <w:ind w:left="401"/>
-      </w:pPr>
-      <w:r>
-        <w:t xml:space="preserve">Для сравнения результатов линейной регрессии с более сложным методом машинного обучения была дополнительно построена модель </w:t>
-      </w:r>
-      <w:proofErr w:type="spellStart"/>
-      <w:r>
-        <w:t>XGBRegressor</w:t>
-      </w:r>
-      <w:proofErr w:type="spellEnd"/>
-      <w:r>
-        <w:t xml:space="preserve"> из библиотеки </w:t>
-      </w:r>
-      <w:proofErr w:type="spellStart"/>
-      <w:r>
-        <w:t>xgboost</w:t>
-      </w:r>
-      <w:proofErr w:type="spellEnd"/>
-      <w:r>
-        <w:t>.</w:t>
-      </w:r>
-    </w:p>
-    <w:p>
-      <w:pPr>
-        <w:pStyle w:val="MAINTEXT2"/>
-        <w:ind w:left="401"/>
-      </w:pPr>
-      <w:r>
-        <w:t xml:space="preserve">Алгоритм </w:t>
-      </w:r>
-      <w:proofErr w:type="spellStart"/>
-      <w:r>
-        <w:t>XGBRegressor</w:t>
-      </w:r>
-      <w:proofErr w:type="spellEnd"/>
-      <w:r>
-        <w:t xml:space="preserve"> относится к методам градиентного </w:t>
-      </w:r>
-      <w:proofErr w:type="spellStart"/>
-      <w:r>
-        <w:t>бустинга</w:t>
-      </w:r>
-      <w:proofErr w:type="spellEnd"/>
-      <w:r>
-        <w:t xml:space="preserve"> и использует ансамбль последовательно строящихся решающих деревьев. Каждое новое дерево корректирует ошибки, допущенные предыдущими моделями, что позволяет описывать сложные нелинейные зависимости между признаками и целевой переменной.</w:t>
-      </w:r>
-    </w:p>
-    <w:p>
-      <w:pPr>
-        <w:pStyle w:val="MAINTEXT2"/>
-        <w:ind w:left="401"/>
-      </w:pPr>
-      <w:r>
-        <w:t>Общий вид части сценария, предназначенной для построения альтернативной модели, представлен на рисунке 5.</w:t>
-      </w:r>
-    </w:p>
-    <w:p>
-      <w:pPr>
-        <w:pStyle w:val="MAINTEXT2"/>
-        <w:ind w:left="401"/>
-      </w:pPr>
-      <w:r>
-        <w:lastRenderedPageBreak/>
-        <w:t xml:space="preserve">Перед передачей данных в </w:t>
-      </w:r>
-      <w:proofErr w:type="spellStart"/>
-      <w:r>
-        <w:t>XGBRegressor</w:t>
-      </w:r>
-      <w:proofErr w:type="spellEnd"/>
-      <w:r>
-        <w:t xml:space="preserve"> категориальные признаки также были преобразованы в числовой формат. В данном случае использовался метод </w:t>
-      </w:r>
-      <w:proofErr w:type="spellStart"/>
-      <w:r>
-        <w:t>Ordinal</w:t>
-      </w:r>
-      <w:proofErr w:type="spellEnd"/>
-      <w:r>
-        <w:t xml:space="preserve"> </w:t>
-      </w:r>
-      <w:proofErr w:type="spellStart"/>
-      <w:r>
-        <w:t>Encoder</w:t>
-      </w:r>
-      <w:proofErr w:type="spellEnd"/>
-      <w:r>
-        <w:t>, который заменяет каждую категорию соответствующим числовым кодом.</w:t>
-      </w:r>
-    </w:p>
-    <w:p>
-      <w:pPr>
-        <w:pStyle w:val="MAINTEXT2"/>
-        <w:ind w:left="401"/>
-      </w:pPr>
-      <w:r>
-        <w:t xml:space="preserve">В отличие от линейных моделей, древовидные алгоритмы не используют числовое расстояние между закодированными категориями напрямую, поэтому подобный способ представления категориальных переменных может эффективно применяться при построении модели градиентного </w:t>
-      </w:r>
-      <w:proofErr w:type="spellStart"/>
-      <w:r>
-        <w:t>бустинга</w:t>
-      </w:r>
-      <w:proofErr w:type="spellEnd"/>
-      <w:r>
-        <w:t xml:space="preserve">. Применение </w:t>
-      </w:r>
-      <w:proofErr w:type="spellStart"/>
-      <w:r>
-        <w:t>Ordinal</w:t>
-      </w:r>
-      <w:proofErr w:type="spellEnd"/>
-      <w:r>
-        <w:t xml:space="preserve"> </w:t>
-      </w:r>
-      <w:proofErr w:type="spellStart"/>
-      <w:r>
-        <w:t>Encoder</w:t>
-      </w:r>
-      <w:proofErr w:type="spellEnd"/>
-      <w:r>
-        <w:t xml:space="preserve"> показано на рисунке 6.</w:t>
-      </w:r>
-    </w:p>
-    <w:p>
-      <w:pPr>
         <w:pStyle w:val="PICTURE"/>
       </w:pPr>
       <w:r>
         <w:drawing>
-          <wp:inline distT="0" distB="0" distL="0" distR="0" wp14:anchorId="4B0DA286" wp14:editId="37BBF0D7">
-            <wp:extent cx="5059908" cy="4259580"/>
-            <wp:effectExtent l="0" t="0" r="7620" b="7620"/>
-            <wp:docPr id="1157477193" name="Graphic 1" descr="A screenshot of a computer&#10;&#10;Description automatically generated"/>
+          <wp:inline distT="0" distB="0" distL="0" distR="0" wp14:anchorId="40B0A61B" wp14:editId="39D15B65">
+            <wp:extent cx="4930140" cy="2442738"/>
+            <wp:effectExtent l="0" t="0" r="3810" b="0"/>
+            <wp:docPr id="1" name="Graphic 1"/>
             <wp:cNvGraphicFramePr>
               <a:graphicFrameLocks xmlns:a="http://schemas.openxmlformats.org/drawingml/2006/main" noChangeAspect="1"/>
             </wp:cNvGraphicFramePr>
@@ -1913,11 +1622,11 @@
               <a:graphicData uri="http://schemas.openxmlformats.org/drawingml/2006/picture">
                 <pic:pic xmlns:pic="http://schemas.openxmlformats.org/drawingml/2006/picture">
                   <pic:nvPicPr>
-                    <pic:cNvPr id="1157477193" name="Graphic 1" descr="A screenshot of a computer&#10;&#10;Description automatically generated"/>
+                    <pic:cNvPr id="1" name="Graphic 1"/>
                     <pic:cNvPicPr/>
                   </pic:nvPicPr>
                   <pic:blipFill>
-                    <a:blip r:embed="rId9"/>
+                    <a:blip r:embed="rId13"/>
                     <a:stretch>
                       <a:fillRect/>
                     </a:stretch>
@@ -1925,7 +1634,7 @@
                   <pic:spPr>
                     <a:xfrm>
                       <a:off x="0" y="0"/>
-                      <a:ext cx="5072993" cy="4270595"/>
+                      <a:ext cx="4977190" cy="2466050"/>
                     </a:xfrm>
                     <a:prstGeom prst="rect">
                       <a:avLst/>
@@ -1958,7 +1667,7 @@
         <w:rPr>
           <w:noProof/>
         </w:rPr>
-        <w:t>5</w:t>
+        <w:t>4</w:t>
       </w:r>
       <w:r>
         <w:rPr>
@@ -1976,20 +1685,112 @@
         <w:t xml:space="preserve"> </w:t>
       </w:r>
       <w:r>
-        <w:t>Общий вид</w:t>
+        <w:t>Линейная регрессия</w:t>
+      </w:r>
+      <w:r>
+        <w:t xml:space="preserve"> </w:t>
+      </w:r>
+      <w:r>
+        <w:t xml:space="preserve">с помощью </w:t>
+      </w:r>
+      <w:r>
+        <w:rPr>
+          <w:lang w:val="en-US"/>
+        </w:rPr>
+        <w:t>Ridge</w:t>
       </w:r>
     </w:p>
     <w:p>
       <w:pPr>
+        <w:pStyle w:val="MAINTEXT2"/>
+        <w:ind w:left="401"/>
+      </w:pPr>
+      <w:r>
+        <w:t xml:space="preserve">При настройке компонента </w:t>
+      </w:r>
+      <w:proofErr w:type="spellStart"/>
+      <w:proofErr w:type="gramStart"/>
+      <w:r>
+        <w:t>model.fitter</w:t>
+      </w:r>
+      <w:proofErr w:type="spellEnd"/>
+      <w:proofErr w:type="gramEnd"/>
+      <w:r>
+        <w:t xml:space="preserve"> для переменной </w:t>
+      </w:r>
+      <w:proofErr w:type="spellStart"/>
+      <w:r>
+        <w:t>output_names</w:t>
+      </w:r>
+      <w:proofErr w:type="spellEnd"/>
+      <w:r>
+        <w:t xml:space="preserve"> было установлено значение </w:t>
+      </w:r>
+      <w:proofErr w:type="spellStart"/>
+      <w:r>
+        <w:t>predicted</w:t>
+      </w:r>
+      <w:proofErr w:type="spellEnd"/>
+      <w:r>
+        <w:t>. В результате прогнозируемое моделью значение сохранялось в соответствующем поле выходного набора данных, что позволило в дальнейшем сравнивать его с фактическим значением целевой переменной.</w:t>
+      </w:r>
+    </w:p>
+    <w:p>
+      <w:pPr>
+        <w:pStyle w:val="MAINTEXT2"/>
+        <w:ind w:left="401"/>
+      </w:pPr>
+      <w:r>
+        <w:t>После обучения была проведена оценка качества модели отдельно на обучающей и тестовой выборках. Такое разделение позволяет определить не только точность модели на уже известных данных, но и ее способность сохранять качество прогнозирования на ранее не использовавшихся наблюдениях.</w:t>
+      </w:r>
+    </w:p>
+    <w:p>
+      <w:pPr>
+        <w:pStyle w:val="MAINTEXT2"/>
+        <w:ind w:left="401"/>
+      </w:pPr>
+      <w:r>
+        <w:t xml:space="preserve">Для обучающей выборки коэффициент детерминации R² составил 0,70. Следовательно, модель объясняет около 70% изменчивости целевой </w:t>
+      </w:r>
+      <w:r>
+        <w:lastRenderedPageBreak/>
+        <w:t>переменной. Средняя ошибка прогнозирования составила 0,22.</w:t>
+      </w:r>
+    </w:p>
+    <w:p>
+      <w:pPr>
+        <w:pStyle w:val="MAINTEXT2"/>
+        <w:ind w:left="401"/>
+      </w:pPr>
+      <w:r>
+        <w:t>На тестовой выборке значение R² снизилось до 0,62, а средняя ошибка составила 0,21. Небольшое снижение коэффициента детерминации относительно обучающей выборки ожидаемо при проверке модели на новых данных и не свидетельствует о критическом переобучении.</w:t>
+      </w:r>
+    </w:p>
+    <w:p>
+      <w:pPr>
+        <w:pStyle w:val="MAINTEXT2"/>
+        <w:ind w:left="401"/>
+      </w:pPr>
+      <w:r>
+        <w:t xml:space="preserve">Полученные показатели качества линейной модели представлены на рисунке </w:t>
+      </w:r>
+      <w:r>
+        <w:t>5</w:t>
+      </w:r>
+      <w:r>
+        <w:t>.</w:t>
+      </w:r>
+    </w:p>
+    <w:p>
+      <w:pPr>
         <w:pStyle w:val="PICTURE"/>
       </w:pPr>
       <w:r>
-        <w:lastRenderedPageBreak/>
         <w:drawing>
-          <wp:inline distT="0" distB="0" distL="0" distR="0" wp14:anchorId="4E5C1D54" wp14:editId="678E08E1">
-            <wp:extent cx="5059908" cy="4259580"/>
-            <wp:effectExtent l="0" t="0" r="7620" b="7620"/>
-            <wp:docPr id="821314879" name="Graphic 1" descr="A screenshot of a computer&#10;&#10;Description automatically generated"/>
+          <wp:inline distT="0" distB="0" distL="0" distR="0" wp14:anchorId="46F9549F" wp14:editId="00E94CAB">
+            <wp:extent cx="3246120" cy="2451676"/>
+            <wp:effectExtent l="0" t="0" r="0" b="6350"/>
+            <wp:docPr id="1060570008" name="Graphic 1"/>
             <wp:cNvGraphicFramePr>
               <a:graphicFrameLocks xmlns:a="http://schemas.openxmlformats.org/drawingml/2006/main" noChangeAspect="1"/>
             </wp:cNvGraphicFramePr>
@@ -1997,11 +1798,11 @@
               <a:graphicData uri="http://schemas.openxmlformats.org/drawingml/2006/picture">
                 <pic:pic xmlns:pic="http://schemas.openxmlformats.org/drawingml/2006/picture">
                   <pic:nvPicPr>
-                    <pic:cNvPr id="821314879" name="Graphic 1" descr="A screenshot of a computer&#10;&#10;Description automatically generated"/>
+                    <pic:cNvPr id="1060570008" name="Graphic 1"/>
                     <pic:cNvPicPr/>
                   </pic:nvPicPr>
                   <pic:blipFill>
-                    <a:blip r:embed="rId9"/>
+                    <a:blip r:embed="rId14"/>
                     <a:stretch>
                       <a:fillRect/>
                     </a:stretch>
@@ -2009,7 +1810,7 @@
                   <pic:spPr>
                     <a:xfrm>
                       <a:off x="0" y="0"/>
-                      <a:ext cx="5072993" cy="4270595"/>
+                      <a:ext cx="3257141" cy="2460000"/>
                     </a:xfrm>
                     <a:prstGeom prst="rect">
                       <a:avLst/>
@@ -2029,60 +1830,62 @@
       <w:r>
         <w:t xml:space="preserve">Рисунок </w:t>
       </w:r>
-      <w:r>
-        <w:fldChar w:fldCharType="begin"/>
-      </w:r>
-      <w:r>
-        <w:instrText xml:space="preserve"> SEQ Рисунок \* ARABIC </w:instrText>
-      </w:r>
-      <w:r>
-        <w:fldChar w:fldCharType="separate"/>
+      <w:fldSimple w:instr=" SEQ Рисунок \* ARABIC ">
+        <w:r>
+          <w:rPr>
+            <w:noProof/>
+          </w:rPr>
+          <w:t>5</w:t>
+        </w:r>
+      </w:fldSimple>
+      <w:r>
+        <w:t xml:space="preserve"> </w:t>
+      </w:r>
+      <w:r>
+        <w:t>—</w:t>
+      </w:r>
+      <w:r>
+        <w:t xml:space="preserve"> </w:t>
+      </w:r>
+      <w:r>
+        <w:t xml:space="preserve">Метрика линейной регрессии </w:t>
       </w:r>
       <w:r>
         <w:rPr>
-          <w:noProof/>
+          <w:lang w:val="en-US"/>
         </w:rPr>
-        <w:t>6</w:t>
-      </w:r>
-      <w:r>
-        <w:rPr>
-          <w:noProof/>
-        </w:rPr>
-        <w:fldChar w:fldCharType="end"/>
+        <w:t>Ridge</w:t>
       </w:r>
       <w:r>
         <w:t xml:space="preserve"> </w:t>
       </w:r>
       <w:r>
-        <w:t>—</w:t>
-      </w:r>
-      <w:r>
-        <w:t xml:space="preserve"> </w:t>
-      </w:r>
-      <w:r>
-        <w:t xml:space="preserve">Применение метода </w:t>
-      </w:r>
-      <w:proofErr w:type="spellStart"/>
-      <w:r>
-        <w:t>Ordinal</w:t>
-      </w:r>
-      <w:proofErr w:type="spellEnd"/>
-      <w:r>
-        <w:t xml:space="preserve"> </w:t>
-      </w:r>
-      <w:proofErr w:type="spellStart"/>
-      <w:r>
-        <w:t>Encoder</w:t>
-      </w:r>
-      <w:proofErr w:type="spellEnd"/>
+        <w:t>на тестовой выборке</w:t>
+      </w:r>
     </w:p>
     <w:p>
       <w:pPr>
+        <w:pStyle w:val="DIV2"/>
+      </w:pPr>
+      <w:r>
+        <w:t xml:space="preserve">Построение модели </w:t>
+      </w:r>
+      <w:proofErr w:type="spellStart"/>
+      <w:r>
+        <w:t>XGBRegressor</w:t>
+      </w:r>
+      <w:proofErr w:type="spellEnd"/>
+      <w:r>
+        <w:t xml:space="preserve"> и анализ значимости признаков</w:t>
+      </w:r>
+    </w:p>
+    <w:p>
+      <w:pPr>
         <w:pStyle w:val="MAINTEXT2"/>
         <w:ind w:left="401"/>
       </w:pPr>
       <w:r>
-        <w:t xml:space="preserve">Модель </w:t>
+        <w:t xml:space="preserve">Для сравнения результатов линейной регрессии с более сложным методом машинного обучения была дополнительно построена модель </w:t>
       </w:r>
       <w:proofErr w:type="spellStart"/>
       <w:r>
@@ -2090,7 +1893,15 @@
       </w:r>
       <w:proofErr w:type="spellEnd"/>
       <w:r>
-        <w:t xml:space="preserve"> была обучена с основными параметрами по умолчанию. В ходе построения ансамбля последовательно создаются решающие деревья, совместная работа которых формирует итоговый прогноз.</w:t>
+        <w:t xml:space="preserve"> из библиотеки </w:t>
+      </w:r>
+      <w:proofErr w:type="spellStart"/>
+      <w:r>
+        <w:t>xgboost</w:t>
+      </w:r>
+      <w:proofErr w:type="spellEnd"/>
+      <w:r>
+        <w:t>.</w:t>
       </w:r>
     </w:p>
     <w:p>
@@ -2099,15 +1910,23 @@
         <w:ind w:left="401"/>
       </w:pPr>
       <w:r>
-        <w:t xml:space="preserve">Результаты показали заметное повышение качества на обучающей выборке по сравнению с моделью </w:t>
+        <w:t xml:space="preserve">Алгоритм </w:t>
       </w:r>
       <w:proofErr w:type="spellStart"/>
       <w:r>
-        <w:t>Ridge</w:t>
+        <w:t>XGBRegressor</w:t>
       </w:r>
       <w:proofErr w:type="spellEnd"/>
       <w:r>
-        <w:t>. Коэффициент детерминации R² достиг значения 0,94, а средняя ошибка прогнозирования составила около 0,1. Это означает, что модель очень хорошо описывает данные, использованные при обучении.</w:t>
+        <w:t xml:space="preserve"> относится к методам градиентного </w:t>
+      </w:r>
+      <w:proofErr w:type="spellStart"/>
+      <w:r>
+        <w:t>бустинга</w:t>
+      </w:r>
+      <w:proofErr w:type="spellEnd"/>
+      <w:r>
+        <w:t xml:space="preserve"> и использует ансамбль последовательно строящихся решающих деревьев. Каждое новое дерево корректирует ошибки, допущенные предыдущими моделями, что позволяет описывать сложные нелинейные зависимости между признаками и целевой переменной.</w:t>
       </w:r>
     </w:p>
     <w:p>
@@ -2116,7 +1935,13 @@
         <w:ind w:left="401"/>
       </w:pPr>
       <w:r>
-        <w:t>Результат прогнозирования для обучающей выборки представлен на рисунке 7.</w:t>
+        <w:t xml:space="preserve">Общий вид части сценария, предназначенной для построения альтернативной модели, представлен на рисунке </w:t>
+      </w:r>
+      <w:r>
+        <w:t>6</w:t>
+      </w:r>
+      <w:r>
+        <w:t>.</w:t>
       </w:r>
     </w:p>
     <w:p>
@@ -2125,11 +1950,35 @@
         <w:ind w:left="401"/>
       </w:pPr>
       <w:r>
-        <w:t xml:space="preserve">На тестовой выборке значение коэффициента детерминации составило 0,70, а средняя ошибка — 0,23. Таким образом, качество на новых данных оказалось ниже, чем на обучающей выборке. Значительная разница между значениями R² указывает на наличие некоторого </w:t>
+        <w:t xml:space="preserve">Перед передачей данных в </w:t>
+      </w:r>
+      <w:proofErr w:type="spellStart"/>
+      <w:r>
+        <w:t>XGBRegressor</w:t>
+      </w:r>
+      <w:proofErr w:type="spellEnd"/>
+      <w:r>
+        <w:t xml:space="preserve"> категориальные признаки также были преобразованы в числовой формат. В данном случае </w:t>
       </w:r>
       <w:r>
         <w:lastRenderedPageBreak/>
-        <w:t>переобучения модели.</w:t>
+        <w:t xml:space="preserve">использовался метод </w:t>
+      </w:r>
+      <w:proofErr w:type="spellStart"/>
+      <w:r>
+        <w:t>Ordinal</w:t>
+      </w:r>
+      <w:proofErr w:type="spellEnd"/>
+      <w:r>
+        <w:t xml:space="preserve"> </w:t>
+      </w:r>
+      <w:proofErr w:type="spellStart"/>
+      <w:r>
+        <w:t>Encoder</w:t>
+      </w:r>
+      <w:proofErr w:type="spellEnd"/>
+      <w:r>
+        <w:t>, который заменяет каждую категорию соответствующим числовым кодом.</w:t>
       </w:r>
     </w:p>
     <w:p>
@@ -2138,60 +1987,52 @@
         <w:ind w:left="401"/>
       </w:pPr>
       <w:r>
-        <w:t xml:space="preserve">Несмотря на это, значение R² на тестовых данных у </w:t>
+        <w:t xml:space="preserve">В отличие от линейных моделей, древовидные алгоритмы не используют числовое расстояние между закодированными категориями напрямую, поэтому подобный способ представления категориальных переменных может эффективно применяться при построении модели градиентного </w:t>
       </w:r>
       <w:proofErr w:type="spellStart"/>
       <w:r>
-        <w:t>XGBRegressor</w:t>
+        <w:t>бустинга</w:t>
       </w:r>
       <w:proofErr w:type="spellEnd"/>
       <w:r>
-        <w:t xml:space="preserve"> оказалось выше, чем у модели </w:t>
+        <w:t xml:space="preserve">. Применение </w:t>
       </w:r>
       <w:proofErr w:type="spellStart"/>
       <w:r>
-        <w:t>Ridge</w:t>
+        <w:t>Ordinal</w:t>
       </w:r>
       <w:proofErr w:type="spellEnd"/>
       <w:r>
-        <w:t xml:space="preserve">, для которой оно составляло 0,62. Следовательно, в рамках данной задачи градиентный </w:t>
+        <w:t xml:space="preserve"> </w:t>
       </w:r>
       <w:proofErr w:type="spellStart"/>
       <w:r>
-        <w:t>бустинг</w:t>
+        <w:t>Encoder</w:t>
       </w:r>
       <w:proofErr w:type="spellEnd"/>
       <w:r>
-        <w:t xml:space="preserve"> обеспечил более высокую точность прогнозирования.</w:t>
+        <w:t xml:space="preserve"> показано на рисунке </w:t>
+      </w:r>
+      <w:r>
+        <w:rPr>
+          <w:lang w:val="en-US"/>
+        </w:rPr>
+        <w:t>7</w:t>
+      </w:r>
+      <w:r>
+        <w:t>.</w:t>
       </w:r>
     </w:p>
     <w:p>
       <w:pPr>
-        <w:pStyle w:val="MAINTEXT2"/>
-        <w:ind w:left="401"/>
-      </w:pPr>
-      <w:r>
-        <w:t xml:space="preserve">Результаты проверки </w:t>
-      </w:r>
-      <w:proofErr w:type="spellStart"/>
-      <w:r>
-        <w:t>XGBRegressor</w:t>
-      </w:r>
-      <w:proofErr w:type="spellEnd"/>
-      <w:r>
-        <w:t xml:space="preserve"> на тестовой выборке представлены на рисунке 8.</w:t>
-      </w:r>
-    </w:p>
-    <w:p>
-      <w:pPr>
         <w:pStyle w:val="PICTURE"/>
       </w:pPr>
       <w:r>
         <w:drawing>
-          <wp:inline distT="0" distB="0" distL="0" distR="0" wp14:anchorId="41066B08" wp14:editId="274556D8">
-            <wp:extent cx="5059908" cy="4259580"/>
-            <wp:effectExtent l="0" t="0" r="7620" b="7620"/>
-            <wp:docPr id="1267511174" name="Graphic 1" descr="A screenshot of a computer&#10;&#10;Description automatically generated"/>
+          <wp:inline distT="0" distB="0" distL="0" distR="0" wp14:anchorId="4B0DA286" wp14:editId="40EBF005">
+            <wp:extent cx="5463540" cy="2118251"/>
+            <wp:effectExtent l="0" t="0" r="3810" b="0"/>
+            <wp:docPr id="1157477193" name="Graphic 1"/>
             <wp:cNvGraphicFramePr>
               <a:graphicFrameLocks xmlns:a="http://schemas.openxmlformats.org/drawingml/2006/main" noChangeAspect="1"/>
             </wp:cNvGraphicFramePr>
@@ -2199,11 +2040,11 @@
               <a:graphicData uri="http://schemas.openxmlformats.org/drawingml/2006/picture">
                 <pic:pic xmlns:pic="http://schemas.openxmlformats.org/drawingml/2006/picture">
                   <pic:nvPicPr>
-                    <pic:cNvPr id="1267511174" name="Graphic 1" descr="A screenshot of a computer&#10;&#10;Description automatically generated"/>
+                    <pic:cNvPr id="1157477193" name="Graphic 1"/>
                     <pic:cNvPicPr/>
                   </pic:nvPicPr>
                   <pic:blipFill>
-                    <a:blip r:embed="rId9"/>
+                    <a:blip r:embed="rId15"/>
                     <a:stretch>
                       <a:fillRect/>
                     </a:stretch>
@@ -2211,7 +2052,7 @@
                   <pic:spPr>
                     <a:xfrm>
                       <a:off x="0" y="0"/>
-                      <a:ext cx="5072993" cy="4270595"/>
+                      <a:ext cx="5474438" cy="2122476"/>
                     </a:xfrm>
                     <a:prstGeom prst="rect">
                       <a:avLst/>
@@ -2231,51 +2072,48 @@
       <w:r>
         <w:t xml:space="preserve">Рисунок </w:t>
       </w:r>
-      <w:r>
-        <w:fldChar w:fldCharType="begin"/>
-      </w:r>
-      <w:r>
-        <w:instrText xml:space="preserve"> SEQ Рисунок \* ARABIC </w:instrText>
-      </w:r>
-      <w:r>
-        <w:fldChar w:fldCharType="separate"/>
-      </w:r>
+      <w:fldSimple w:instr=" SEQ Рисунок \* ARABIC ">
+        <w:r>
+          <w:rPr>
+            <w:noProof/>
+          </w:rPr>
+          <w:t>6</w:t>
+        </w:r>
+      </w:fldSimple>
+      <w:r>
+        <w:t xml:space="preserve"> </w:t>
+      </w:r>
+      <w:r>
+        <w:t>—</w:t>
+      </w:r>
+      <w:r>
+        <w:t xml:space="preserve"> </w:t>
+      </w:r>
+      <w:r>
+        <w:t>Сценарий линейной регрессии</w:t>
+      </w:r>
+      <w:r>
+        <w:t xml:space="preserve"> с </w:t>
+      </w:r>
+      <w:proofErr w:type="spellStart"/>
       <w:r>
         <w:rPr>
-          <w:noProof/>
+          <w:lang w:val="en-US"/>
         </w:rPr>
-        <w:t>7</w:t>
-      </w:r>
-      <w:r>
-        <w:rPr>
-          <w:noProof/>
-        </w:rPr>
-        <w:fldChar w:fldCharType="end"/>
-      </w:r>
-      <w:r>
-        <w:t xml:space="preserve"> </w:t>
-      </w:r>
-      <w:r>
-        <w:t>—</w:t>
-      </w:r>
-      <w:r>
-        <w:t xml:space="preserve"> </w:t>
-      </w:r>
-      <w:r>
-        <w:t>Прогнозирование обучающей выборки</w:t>
-      </w:r>
+        <w:t>XGBRegressor</w:t>
+      </w:r>
+      <w:proofErr w:type="spellEnd"/>
     </w:p>
     <w:p>
       <w:pPr>
         <w:pStyle w:val="PICTURE"/>
       </w:pPr>
       <w:r>
-        <w:lastRenderedPageBreak/>
         <w:drawing>
-          <wp:inline distT="0" distB="0" distL="0" distR="0" wp14:anchorId="6D56AB95" wp14:editId="1F229C18">
-            <wp:extent cx="5059908" cy="4259580"/>
-            <wp:effectExtent l="0" t="0" r="7620" b="7620"/>
-            <wp:docPr id="2029725265" name="Graphic 1" descr="A screenshot of a computer&#10;&#10;Description automatically generated"/>
+          <wp:inline distT="0" distB="0" distL="0" distR="0" wp14:anchorId="4E5C1D54" wp14:editId="538C4CDF">
+            <wp:extent cx="5173980" cy="1655673"/>
+            <wp:effectExtent l="0" t="0" r="7620" b="1905"/>
+            <wp:docPr id="821314879" name="Graphic 1"/>
             <wp:cNvGraphicFramePr>
               <a:graphicFrameLocks xmlns:a="http://schemas.openxmlformats.org/drawingml/2006/main" noChangeAspect="1"/>
             </wp:cNvGraphicFramePr>
@@ -2283,11 +2121,11 @@
               <a:graphicData uri="http://schemas.openxmlformats.org/drawingml/2006/picture">
                 <pic:pic xmlns:pic="http://schemas.openxmlformats.org/drawingml/2006/picture">
                   <pic:nvPicPr>
-                    <pic:cNvPr id="2029725265" name="Graphic 1" descr="A screenshot of a computer&#10;&#10;Description automatically generated"/>
+                    <pic:cNvPr id="821314879" name="Graphic 1"/>
                     <pic:cNvPicPr/>
                   </pic:nvPicPr>
                   <pic:blipFill>
-                    <a:blip r:embed="rId9"/>
+                    <a:blip r:embed="rId16"/>
                     <a:stretch>
                       <a:fillRect/>
                     </a:stretch>
@@ -2295,7 +2133,7 @@
                   <pic:spPr>
                     <a:xfrm>
                       <a:off x="0" y="0"/>
-                      <a:ext cx="5072993" cy="4270595"/>
+                      <a:ext cx="5181900" cy="1658207"/>
                     </a:xfrm>
                     <a:prstGeom prst="rect">
                       <a:avLst/>
@@ -2315,27 +2153,14 @@
       <w:r>
         <w:t xml:space="preserve">Рисунок </w:t>
       </w:r>
-      <w:r>
-        <w:fldChar w:fldCharType="begin"/>
-      </w:r>
-      <w:r>
-        <w:instrText xml:space="preserve"> SEQ Рисунок \* ARABIC </w:instrText>
-      </w:r>
-      <w:r>
-        <w:fldChar w:fldCharType="separate"/>
-      </w:r>
-      <w:r>
-        <w:rPr>
-          <w:noProof/>
-        </w:rPr>
-        <w:t>8</w:t>
-      </w:r>
-      <w:r>
-        <w:rPr>
-          <w:noProof/>
-        </w:rPr>
-        <w:fldChar w:fldCharType="end"/>
-      </w:r>
+      <w:fldSimple w:instr=" SEQ Рисунок \* ARABIC ">
+        <w:r>
+          <w:rPr>
+            <w:noProof/>
+          </w:rPr>
+          <w:t>7</w:t>
+        </w:r>
+      </w:fldSimple>
       <w:r>
         <w:t xml:space="preserve"> </w:t>
       </w:r>
@@ -2346,15 +2171,37 @@
         <w:t xml:space="preserve"> </w:t>
       </w:r>
       <w:r>
-        <w:t>Прогнозирование тестовой выборки</w:t>
-      </w:r>
+        <w:t xml:space="preserve">Применение метода </w:t>
+      </w:r>
+      <w:proofErr w:type="spellStart"/>
+      <w:r>
+        <w:t>Ordinal</w:t>
+      </w:r>
+      <w:proofErr w:type="spellEnd"/>
+      <w:r>
+        <w:t xml:space="preserve"> </w:t>
+      </w:r>
+      <w:proofErr w:type="spellStart"/>
+      <w:r>
+        <w:t>Encoder</w:t>
+      </w:r>
+      <w:proofErr w:type="spellEnd"/>
     </w:p>
     <w:p>
       <w:pPr>
-        <w:pStyle w:val="DIV2"/>
-      </w:pPr>
-      <w:r>
-        <w:t>Регрессионный анализ временного ряда</w:t>
+        <w:pStyle w:val="MAINTEXT2"/>
+        <w:ind w:left="401"/>
+      </w:pPr>
+      <w:r>
+        <w:t xml:space="preserve">Модель </w:t>
+      </w:r>
+      <w:proofErr w:type="spellStart"/>
+      <w:r>
+        <w:t>XGBRegressor</w:t>
+      </w:r>
+      <w:proofErr w:type="spellEnd"/>
+      <w:r>
+        <w:t xml:space="preserve"> была обучена с основными параметрами по умолчанию. В ходе построения ансамбля последовательно создаются решающие деревья, совместная работа которых формирует итоговый прогноз.</w:t>
       </w:r>
     </w:p>
     <w:p>
@@ -2363,7 +2210,19 @@
         <w:ind w:left="401"/>
       </w:pPr>
       <w:r>
-        <w:t>Во второй части лабораторной работы был рассмотрен регрессионный анализ временного ряда. Для выполнения задания использовался файл «Число амбулаторно-поликлинических организаций.xlsx», содержащий значения показателя по Российской Федерации за 19 лет наблюдений.</w:t>
+        <w:t xml:space="preserve">Результаты показали заметное повышение качества на обучающей выборке по сравнению с моделью </w:t>
+      </w:r>
+      <w:proofErr w:type="spellStart"/>
+      <w:r>
+        <w:t>Ridge</w:t>
+      </w:r>
+      <w:proofErr w:type="spellEnd"/>
+      <w:r>
+        <w:t xml:space="preserve">. Коэффициент детерминации R² достиг значения 0,94, а средняя ошибка прогнозирования составила около </w:t>
+      </w:r>
+      <w:r>
+        <w:lastRenderedPageBreak/>
+        <w:t>0,1. Это означает, что модель очень хорошо описывает данные, использованные при обучении.</w:t>
       </w:r>
     </w:p>
     <w:p>
@@ -2372,7 +2231,13 @@
         <w:ind w:left="401"/>
       </w:pPr>
       <w:r>
-        <w:t>После загрузки данных была проанализирована динамика изменения числа амбулаторно-поликлинических организаций во времени. Построение графического представления позволило оценить общий характер зависимости между годом наблюдения и исследуемым показателем.</w:t>
+        <w:t xml:space="preserve">Результат прогнозирования для обучающей выборки представлен на рисунке </w:t>
+      </w:r>
+      <w:r>
+        <w:t>8</w:t>
+      </w:r>
+      <w:r>
+        <w:t>.</w:t>
       </w:r>
     </w:p>
     <w:p>
@@ -2381,7 +2246,19 @@
         <w:ind w:left="401"/>
       </w:pPr>
       <w:r>
-        <w:t>Временной ряд демонстрировал выраженное изменение тренда, которое не полностью соответствовало простой линейной зависимости. В связи с этим для описания данных было целесообразно использовать нелинейную форму регрессии.</w:t>
+        <w:t>На тестовой выборке значение коэффициента детерминации составило 0,</w:t>
+      </w:r>
+      <w:r>
+        <w:t>68</w:t>
+      </w:r>
+      <w:r>
+        <w:t>, а средняя ошибка — 0,2</w:t>
+      </w:r>
+      <w:r>
+        <w:t>4</w:t>
+      </w:r>
+      <w:r>
+        <w:t>. Таким образом, качество на новых данных оказалось ниже, чем на обучающей выборке. Значительная разница между значениями R² указывает на наличие некоторого переобучения модели.</w:t>
       </w:r>
     </w:p>
     <w:p>
@@ -2390,11 +2267,31 @@
         <w:ind w:left="401"/>
       </w:pPr>
       <w:r>
-        <w:t xml:space="preserve">В рамках задания была построена гиперболическая регрессионная </w:t>
-      </w:r>
-      <w:r>
-        <w:lastRenderedPageBreak/>
-        <w:t>модель. Такая модель позволяет описывать зависимости, скорость изменения которых постепенно уменьшается или увеличивается при изменении независимой переменной.</w:t>
+        <w:t xml:space="preserve">Несмотря на это, значение R² на тестовых данных у </w:t>
+      </w:r>
+      <w:proofErr w:type="spellStart"/>
+      <w:r>
+        <w:t>XGBRegressor</w:t>
+      </w:r>
+      <w:proofErr w:type="spellEnd"/>
+      <w:r>
+        <w:t xml:space="preserve"> оказалось выше, чем у модели </w:t>
+      </w:r>
+      <w:proofErr w:type="spellStart"/>
+      <w:r>
+        <w:t>Ridge</w:t>
+      </w:r>
+      <w:proofErr w:type="spellEnd"/>
+      <w:r>
+        <w:t xml:space="preserve">, для которой оно составляло 0,62. Следовательно, в рамках данной задачи градиентный </w:t>
+      </w:r>
+      <w:proofErr w:type="spellStart"/>
+      <w:r>
+        <w:t>бустинг</w:t>
+      </w:r>
+      <w:proofErr w:type="spellEnd"/>
+      <w:r>
+        <w:t xml:space="preserve"> обеспечил более высокую точность прогнозирования.</w:t>
       </w:r>
     </w:p>
     <w:p>
@@ -2403,28 +2300,33 @@
         <w:ind w:left="401"/>
       </w:pPr>
       <w:r>
-        <w:t>Дополнительно оценивались основные характеристики динамики временного ряда и соответствие построенной кривой фактическим значениям.</w:t>
+        <w:t xml:space="preserve">Результаты проверки </w:t>
+      </w:r>
+      <w:proofErr w:type="spellStart"/>
+      <w:r>
+        <w:t>XGBRegressor</w:t>
+      </w:r>
+      <w:proofErr w:type="spellEnd"/>
+      <w:r>
+        <w:t xml:space="preserve"> на тестовой выборке представлены на рисунке </w:t>
+      </w:r>
+      <w:r>
+        <w:t>9</w:t>
+      </w:r>
+      <w:r>
+        <w:t>.</w:t>
       </w:r>
     </w:p>
     <w:p>
       <w:pPr>
-        <w:pStyle w:val="MAINTEXT2"/>
-        <w:ind w:left="401"/>
-      </w:pPr>
-      <w:r>
-        <w:t>Результат построения гиперболической регрессионной модели представлен на рисунке 9.</w:t>
-      </w:r>
-    </w:p>
-    <w:p>
-      <w:pPr>
         <w:pStyle w:val="PICTURE"/>
       </w:pPr>
       <w:r>
         <w:drawing>
-          <wp:inline distT="0" distB="0" distL="0" distR="0" wp14:anchorId="7CECE9D8" wp14:editId="082E16CF">
-            <wp:extent cx="5059908" cy="4259580"/>
-            <wp:effectExtent l="0" t="0" r="7620" b="7620"/>
-            <wp:docPr id="1149159936" name="Graphic 1" descr="A screenshot of a computer&#10;&#10;Description automatically generated"/>
+          <wp:inline distT="0" distB="0" distL="0" distR="0" wp14:anchorId="41066B08" wp14:editId="62398BE7">
+            <wp:extent cx="3855720" cy="2716924"/>
+            <wp:effectExtent l="0" t="0" r="0" b="7620"/>
+            <wp:docPr id="1267511174" name="Graphic 1"/>
             <wp:cNvGraphicFramePr>
               <a:graphicFrameLocks xmlns:a="http://schemas.openxmlformats.org/drawingml/2006/main" noChangeAspect="1"/>
             </wp:cNvGraphicFramePr>
@@ -2432,11 +2334,11 @@
               <a:graphicData uri="http://schemas.openxmlformats.org/drawingml/2006/picture">
                 <pic:pic xmlns:pic="http://schemas.openxmlformats.org/drawingml/2006/picture">
                   <pic:nvPicPr>
-                    <pic:cNvPr id="1149159936" name="Graphic 1" descr="A screenshot of a computer&#10;&#10;Description automatically generated"/>
+                    <pic:cNvPr id="1267511174" name="Graphic 1"/>
                     <pic:cNvPicPr/>
                   </pic:nvPicPr>
                   <pic:blipFill>
-                    <a:blip r:embed="rId9"/>
+                    <a:blip r:embed="rId17"/>
                     <a:stretch>
                       <a:fillRect/>
                     </a:stretch>
@@ -2444,7 +2346,7 @@
                   <pic:spPr>
                     <a:xfrm>
                       <a:off x="0" y="0"/>
-                      <a:ext cx="5072993" cy="4270595"/>
+                      <a:ext cx="3860055" cy="2719978"/>
                     </a:xfrm>
                     <a:prstGeom prst="rect">
                       <a:avLst/>
@@ -2464,126 +2366,49 @@
       <w:r>
         <w:t xml:space="preserve">Рисунок </w:t>
       </w:r>
-      <w:r>
-        <w:fldChar w:fldCharType="begin"/>
-      </w:r>
-      <w:r>
-        <w:instrText xml:space="preserve"> SEQ Рисунок \* ARABIC </w:instrText>
-      </w:r>
-      <w:r>
-        <w:fldChar w:fldCharType="separate"/>
-      </w:r>
+      <w:fldSimple w:instr=" SEQ Рисунок \* ARABIC ">
+        <w:r>
+          <w:rPr>
+            <w:noProof/>
+          </w:rPr>
+          <w:t>8</w:t>
+        </w:r>
+      </w:fldSimple>
+      <w:r>
+        <w:t xml:space="preserve"> </w:t>
+      </w:r>
+      <w:r>
+        <w:t>—</w:t>
+      </w:r>
+      <w:r>
+        <w:t xml:space="preserve"> </w:t>
+      </w:r>
+      <w:r>
+        <w:t>Прогнозирование обучающей выборки</w:t>
+      </w:r>
+      <w:r>
+        <w:t xml:space="preserve"> </w:t>
+      </w:r>
+      <w:proofErr w:type="spellStart"/>
       <w:r>
         <w:rPr>
-          <w:noProof/>
+          <w:lang w:val="en-US"/>
         </w:rPr>
-        <w:t>9</w:t>
-      </w:r>
-      <w:r>
-        <w:rPr>
-          <w:noProof/>
-        </w:rPr>
-        <w:fldChar w:fldCharType="end"/>
-      </w:r>
-      <w:r>
-        <w:t xml:space="preserve"> </w:t>
-      </w:r>
-      <w:r>
-        <w:t>—</w:t>
-      </w:r>
-      <w:r>
-        <w:t xml:space="preserve"> </w:t>
-      </w:r>
-      <w:r>
-        <w:t>Гиперболическая регрессия</w:t>
-      </w:r>
+        <w:t>XGBRegressor</w:t>
+      </w:r>
+      <w:proofErr w:type="spellEnd"/>
     </w:p>
     <w:p>
       <w:pPr>
-        <w:pStyle w:val="DIV2"/>
-      </w:pPr>
-      <w:r>
-        <w:t>Моделирование склонности клиентов к покупке новых продуктов</w:t>
-      </w:r>
-    </w:p>
-    <w:p>
-      <w:pPr>
-        <w:pStyle w:val="MAINTEXT2"/>
-        <w:ind w:left="401"/>
-      </w:pPr>
-      <w:r>
-        <w:t>В третьей части лабораторной работы исследовалось покупательское поведение клиентов торговой сети. Исходные данные были загружены из файла «Клиенты торговой сети.xlsx».</w:t>
-      </w:r>
-    </w:p>
-    <w:p>
-      <w:pPr>
-        <w:pStyle w:val="MAINTEXT2"/>
-        <w:ind w:left="401"/>
-      </w:pPr>
-      <w:r>
-        <w:t xml:space="preserve">Набор данных содержал социально-демографические и поведенческие характеристики покупателей. Среди рассматриваемых признаков присутствовали пол клиента, возрастная группа, тип скидочной </w:t>
-      </w:r>
-      <w:r>
-        <w:lastRenderedPageBreak/>
-        <w:t>карты, продолжительность участия в программе лояльности, общая сумма совершенных покупок и категория совокупного семейного дохода.</w:t>
-      </w:r>
-    </w:p>
-    <w:p>
-      <w:pPr>
-        <w:pStyle w:val="MAINTEXT2"/>
-        <w:ind w:left="401"/>
-      </w:pPr>
-      <w:r>
-        <w:t>В качестве целевой переменной использовалось количество приобретенных товаров, относящихся к группе новых продуктов. Таким образом, задача состояла в построении регрессионной зависимости, позволяющей оценить склонность клиента к покупке новой продукции на основании имеющихся характеристик.</w:t>
-      </w:r>
-    </w:p>
-    <w:p>
-      <w:pPr>
-        <w:pStyle w:val="MAINTEXT2"/>
-        <w:ind w:left="401"/>
-      </w:pPr>
-      <w:r>
-        <w:t>Перед построением модели была выполнена проверка структуры данных и типов признаков. Категориальные поля преобразовывались в числовую форму, после чего анализировалась их связь с целевой переменной.</w:t>
-      </w:r>
-    </w:p>
-    <w:p>
-      <w:pPr>
-        <w:pStyle w:val="MAINTEXT2"/>
-        <w:ind w:left="401"/>
-      </w:pPr>
-      <w:r>
-        <w:t>Для описания зависимости была использована логарифмическая регрессия. Такая форма модели применяется в случаях, когда изменение результативного признака происходит нелинейно: увеличение значения фактора сначала оказывает заметное влияние на результат, но по мере его дальнейшего роста величина дополнительного эффекта постепенно снижается.</w:t>
-      </w:r>
-    </w:p>
-    <w:p>
-      <w:pPr>
-        <w:pStyle w:val="MAINTEXT2"/>
-        <w:ind w:left="401"/>
-      </w:pPr>
-      <w:r>
-        <w:t>Полученная модель позволила описать зависимость количества покупок новых товаров от характеристик клиентов и их предыдущего покупательского поведения.</w:t>
-      </w:r>
-    </w:p>
-    <w:p>
-      <w:pPr>
-        <w:pStyle w:val="MAINTEXT2"/>
-        <w:ind w:left="401"/>
-      </w:pPr>
-      <w:r>
-        <w:t>Результаты построения логарифмической регрессии представлены на рисунке 10.</w:t>
-      </w:r>
-    </w:p>
-    <w:p>
-      <w:pPr>
         <w:pStyle w:val="PICTURE"/>
       </w:pPr>
       <w:r>
         <w:lastRenderedPageBreak/>
         <w:drawing>
-          <wp:inline distT="0" distB="0" distL="0" distR="0" wp14:anchorId="7470637B" wp14:editId="62BE2193">
-            <wp:extent cx="5059908" cy="4259580"/>
-            <wp:effectExtent l="0" t="0" r="7620" b="7620"/>
-            <wp:docPr id="114126382" name="Graphic 1" descr="A screenshot of a computer&#10;&#10;Description automatically generated"/>
+          <wp:inline distT="0" distB="0" distL="0" distR="0" wp14:anchorId="6D56AB95" wp14:editId="3647AA32">
+            <wp:extent cx="3855720" cy="2521482"/>
+            <wp:effectExtent l="0" t="0" r="0" b="0"/>
+            <wp:docPr id="2029725265" name="Graphic 1"/>
             <wp:cNvGraphicFramePr>
               <a:graphicFrameLocks xmlns:a="http://schemas.openxmlformats.org/drawingml/2006/main" noChangeAspect="1"/>
             </wp:cNvGraphicFramePr>
@@ -2591,11 +2416,11 @@
               <a:graphicData uri="http://schemas.openxmlformats.org/drawingml/2006/picture">
                 <pic:pic xmlns:pic="http://schemas.openxmlformats.org/drawingml/2006/picture">
                   <pic:nvPicPr>
-                    <pic:cNvPr id="114126382" name="Graphic 1" descr="A screenshot of a computer&#10;&#10;Description automatically generated"/>
+                    <pic:cNvPr id="2029725265" name="Graphic 1"/>
                     <pic:cNvPicPr/>
                   </pic:nvPicPr>
                   <pic:blipFill>
-                    <a:blip r:embed="rId9"/>
+                    <a:blip r:embed="rId18"/>
                     <a:stretch>
                       <a:fillRect/>
                     </a:stretch>
@@ -2603,7 +2428,7 @@
                   <pic:spPr>
                     <a:xfrm>
                       <a:off x="0" y="0"/>
-                      <a:ext cx="5072993" cy="4270595"/>
+                      <a:ext cx="3861986" cy="2525580"/>
                     </a:xfrm>
                     <a:prstGeom prst="rect">
                       <a:avLst/>
@@ -2623,27 +2448,14 @@
       <w:r>
         <w:t xml:space="preserve">Рисунок </w:t>
       </w:r>
-      <w:r>
-        <w:fldChar w:fldCharType="begin"/>
-      </w:r>
-      <w:r>
-        <w:instrText xml:space="preserve"> SEQ Рисунок \* ARABIC </w:instrText>
-      </w:r>
-      <w:r>
-        <w:fldChar w:fldCharType="separate"/>
-      </w:r>
-      <w:r>
-        <w:rPr>
-          <w:noProof/>
-        </w:rPr>
-        <w:t>10</w:t>
-      </w:r>
-      <w:r>
-        <w:rPr>
-          <w:noProof/>
-        </w:rPr>
-        <w:fldChar w:fldCharType="end"/>
-      </w:r>
+      <w:fldSimple w:instr=" SEQ Рисунок \* ARABIC ">
+        <w:r>
+          <w:rPr>
+            <w:noProof/>
+          </w:rPr>
+          <w:t>9</w:t>
+        </w:r>
+      </w:fldSimple>
       <w:r>
         <w:t xml:space="preserve"> </w:t>
       </w:r>
@@ -2654,107 +2466,411 @@
         <w:t xml:space="preserve"> </w:t>
       </w:r>
       <w:r>
-        <w:t>Логарифмическая регрессия</w:t>
-      </w:r>
-    </w:p>
-    <w:p>
-      <w:pPr>
-        <w:pStyle w:val="DIV1"/>
-      </w:pPr>
-      <w:r>
-        <w:t>Выводы</w:t>
-      </w:r>
-    </w:p>
-    <w:p>
-      <w:pPr>
-        <w:pStyle w:val="MAINTEXT1"/>
-      </w:pPr>
-      <w:r>
-        <w:t xml:space="preserve">В ходе лабораторной работы были изучены основные этапы построения регрессионных моделей в среде </w:t>
+        <w:t>Прогнозирование тестовой выборки</w:t>
+      </w:r>
+      <w:r>
+        <w:t xml:space="preserve"> </w:t>
       </w:r>
       <w:proofErr w:type="spellStart"/>
       <w:r>
-        <w:t>Loginom</w:t>
-      </w:r>
-      <w:proofErr w:type="spellEnd"/>
-      <w:r>
-        <w:t>: подготовка исходных данных, создание дополнительных признаков, преобразование категориальных переменных, разделение выборки, обучение моделей и оценка качества прогнозирования.</w:t>
-      </w:r>
-    </w:p>
-    <w:p>
-      <w:pPr>
-        <w:pStyle w:val="MAINTEXT1"/>
-      </w:pPr>
-      <w:r>
-        <w:t xml:space="preserve">Для решения задачи прогнозирования на данных о недвижимости были построены две модели: </w:t>
-      </w:r>
-      <w:proofErr w:type="spellStart"/>
-      <w:r>
-        <w:t>Ridge</w:t>
-      </w:r>
-      <w:proofErr w:type="spellEnd"/>
-      <w:r>
-        <w:t xml:space="preserve"> и </w:t>
-      </w:r>
-      <w:proofErr w:type="spellStart"/>
-      <w:r>
-        <w:t>XGBRegressor</w:t>
-      </w:r>
-      <w:proofErr w:type="spellEnd"/>
-      <w:r>
-        <w:t xml:space="preserve">. Линейная модель </w:t>
-      </w:r>
-      <w:proofErr w:type="spellStart"/>
-      <w:r>
-        <w:t>Ridge</w:t>
-      </w:r>
-      <w:proofErr w:type="spellEnd"/>
-      <w:r>
-        <w:t xml:space="preserve"> показала коэффициент детерминации R², равный 0,70 на обучающей и 0,62 на тестовой выборке. Полученные результаты свидетельствуют о достаточно устойчивом качестве модели и отсутствии выраженного переобучения.</w:t>
-      </w:r>
-    </w:p>
-    <w:p>
-      <w:pPr>
-        <w:pStyle w:val="MAINTEXT1"/>
-      </w:pPr>
-      <w:r>
-        <w:t xml:space="preserve">Модель градиентного </w:t>
-      </w:r>
-      <w:proofErr w:type="spellStart"/>
-      <w:r>
-        <w:t>бустинга</w:t>
-      </w:r>
-      <w:proofErr w:type="spellEnd"/>
-      <w:r>
-        <w:t xml:space="preserve"> </w:t>
-      </w:r>
-      <w:proofErr w:type="spellStart"/>
-      <w:r>
-        <w:t>XGBRegressor</w:t>
-      </w:r>
-      <w:proofErr w:type="spellEnd"/>
-      <w:r>
-        <w:t xml:space="preserve"> продемонстрировала более высокую точность. На обучающей выборке значение R² составило 0,94, а на тестовой — 0,70. При этом существенная разница между результатами обучающей и тестовой выборок указывает на наличие переобучения. </w:t>
-      </w:r>
-      <w:r>
-        <w:lastRenderedPageBreak/>
-        <w:t xml:space="preserve">Несмотря на это, по качеству прогнозирования на тестовых данных </w:t>
-      </w:r>
-      <w:proofErr w:type="spellStart"/>
-      <w:r>
-        <w:t>XGBRegressor</w:t>
-      </w:r>
-      <w:proofErr w:type="spellEnd"/>
-      <w:r>
-        <w:t xml:space="preserve"> превзошел линейную модель.</w:t>
-      </w:r>
-    </w:p>
-    <w:p>
-      <w:pPr>
-        <w:pStyle w:val="MAINTEXT1"/>
         <w:rPr>
           <w:lang w:val="en-US"/>
         </w:rPr>
+        <w:t>XGBRegressor</w:t>
+      </w:r>
+      <w:proofErr w:type="spellEnd"/>
+    </w:p>
+    <w:p>
+      <w:pPr>
+        <w:pStyle w:val="DIV2"/>
+      </w:pPr>
+      <w:r>
+        <w:t>Регрессионный анализ временного ряда</w:t>
+      </w:r>
+    </w:p>
+    <w:p>
+      <w:pPr>
+        <w:pStyle w:val="MAINTEXT2"/>
+        <w:ind w:left="401"/>
+      </w:pPr>
+      <w:r>
+        <w:t>Во второй части лабораторной работы был рассмотрен регрессионный анализ временного ряда. Для выполнения задания использовался файл «Число амбулаторно-поликлинических организаций.xlsx», содержащий значения показателя по Российской Федерации за 19 лет наблюдений.</w:t>
+      </w:r>
+    </w:p>
+    <w:p>
+      <w:pPr>
+        <w:pStyle w:val="MAINTEXT2"/>
+        <w:ind w:left="401"/>
+      </w:pPr>
+      <w:r>
+        <w:t>После загрузки данных была проанализирована динамика изменения числа амбулаторно-поликлинических организаций во времени. Построение графического представления позволило оценить общий характер зависимости между годом наблюдения и исследуемым показателем.</w:t>
+      </w:r>
+    </w:p>
+    <w:p>
+      <w:pPr>
+        <w:pStyle w:val="MAINTEXT2"/>
+        <w:ind w:left="401"/>
+      </w:pPr>
+      <w:r>
+        <w:t>Временной ряд демонстрировал выраженное изменение тренда, которое не полностью соответствовало простой линейной зависимости. В связи с этим для описания данных было целесообразно использовать нелинейную форму регрессии.</w:t>
+      </w:r>
+    </w:p>
+    <w:p>
+      <w:pPr>
+        <w:pStyle w:val="MAINTEXT2"/>
+        <w:ind w:left="401"/>
+      </w:pPr>
+      <w:r>
+        <w:t>В рамках задания была построена гиперболическая регрессионная модель. Такая модель позволяет описывать зависимости, скорость изменения которых постепенно уменьшается или увеличивается при изменении независимой переменной.</w:t>
+      </w:r>
+    </w:p>
+    <w:p>
+      <w:pPr>
+        <w:pStyle w:val="MAINTEXT2"/>
+        <w:ind w:left="401"/>
+      </w:pPr>
+      <w:r>
+        <w:t xml:space="preserve">Дополнительно оценивались основные характеристики динамики временного ряда и соответствие построенной кривой фактическим </w:t>
+      </w:r>
+      <w:r>
+        <w:lastRenderedPageBreak/>
+        <w:t>значениям.</w:t>
+      </w:r>
+    </w:p>
+    <w:p>
+      <w:pPr>
+        <w:pStyle w:val="MAINTEXT2"/>
+        <w:ind w:left="401"/>
+      </w:pPr>
+      <w:r>
+        <w:t xml:space="preserve">Результат построения гиперболической регрессионной модели представлен на рисунке </w:t>
+      </w:r>
+      <w:r>
+        <w:t>1</w:t>
+      </w:r>
+      <w:r>
+        <w:t>0</w:t>
+      </w:r>
+      <w:r>
+        <w:t>.</w:t>
+      </w:r>
+    </w:p>
+    <w:p>
+      <w:pPr>
+        <w:pStyle w:val="PICTURE"/>
+      </w:pPr>
+      <w:r>
+        <w:drawing>
+          <wp:inline distT="0" distB="0" distL="0" distR="0" wp14:anchorId="7CECE9D8" wp14:editId="4EF6AA55">
+            <wp:extent cx="5072993" cy="4014085"/>
+            <wp:effectExtent l="0" t="0" r="0" b="5715"/>
+            <wp:docPr id="1149159936" name="Graphic 1"/>
+            <wp:cNvGraphicFramePr>
+              <a:graphicFrameLocks xmlns:a="http://schemas.openxmlformats.org/drawingml/2006/main" noChangeAspect="1"/>
+            </wp:cNvGraphicFramePr>
+            <a:graphic xmlns:a="http://schemas.openxmlformats.org/drawingml/2006/main">
+              <a:graphicData uri="http://schemas.openxmlformats.org/drawingml/2006/picture">
+                <pic:pic xmlns:pic="http://schemas.openxmlformats.org/drawingml/2006/picture">
+                  <pic:nvPicPr>
+                    <pic:cNvPr id="1149159936" name="Graphic 1"/>
+                    <pic:cNvPicPr/>
+                  </pic:nvPicPr>
+                  <pic:blipFill>
+                    <a:blip r:embed="rId19"/>
+                    <a:stretch>
+                      <a:fillRect/>
+                    </a:stretch>
+                  </pic:blipFill>
+                  <pic:spPr>
+                    <a:xfrm>
+                      <a:off x="0" y="0"/>
+                      <a:ext cx="5072993" cy="4014085"/>
+                    </a:xfrm>
+                    <a:prstGeom prst="rect">
+                      <a:avLst/>
+                    </a:prstGeom>
+                  </pic:spPr>
+                </pic:pic>
+              </a:graphicData>
+            </a:graphic>
+          </wp:inline>
+        </w:drawing>
+      </w:r>
+    </w:p>
+    <w:p>
+      <w:pPr>
+        <w:pStyle w:val="PICTURECAPTION"/>
+      </w:pPr>
+      <w:r>
+        <w:t xml:space="preserve">Рисунок </w:t>
+      </w:r>
+      <w:fldSimple w:instr=" SEQ Рисунок \* ARABIC ">
+        <w:r>
+          <w:rPr>
+            <w:noProof/>
+          </w:rPr>
+          <w:t>10</w:t>
+        </w:r>
+      </w:fldSimple>
+      <w:r>
+        <w:t xml:space="preserve"> </w:t>
+      </w:r>
+      <w:r>
+        <w:t>—</w:t>
+      </w:r>
+      <w:r>
+        <w:t xml:space="preserve"> </w:t>
+      </w:r>
+      <w:r>
+        <w:t>Гиперболическая регрессия</w:t>
+      </w:r>
+    </w:p>
+    <w:p>
+      <w:pPr>
+        <w:pStyle w:val="DIV2"/>
+      </w:pPr>
+      <w:r>
+        <w:t>Моделирование склонности клиентов к покупке новых продуктов</w:t>
+      </w:r>
+    </w:p>
+    <w:p>
+      <w:pPr>
+        <w:pStyle w:val="MAINTEXT2"/>
+        <w:ind w:left="401"/>
+      </w:pPr>
+      <w:r>
+        <w:t>В третьей части лабораторной работы исследовалось покупательское поведение клиентов торговой сети. Исходные данные были загружены из файла «Клиенты торговой сети.xlsx».</w:t>
+      </w:r>
+    </w:p>
+    <w:p>
+      <w:pPr>
+        <w:pStyle w:val="MAINTEXT2"/>
+        <w:ind w:left="401"/>
+      </w:pPr>
+      <w:r>
+        <w:t>Набор данных содержал социально-демографические и поведенческие характеристики покупателей. Среди рассматриваемых признаков присутствовали пол клиента, возрастная группа, тип скидочной карты, продолжительность участия в программе лояльности, общая сумма совершенных покупок и категория совокупного семейного дохода.</w:t>
+      </w:r>
+    </w:p>
+    <w:p>
+      <w:pPr>
+        <w:pStyle w:val="MAINTEXT2"/>
+        <w:ind w:left="401"/>
+      </w:pPr>
+      <w:r>
+        <w:t xml:space="preserve">В качестве целевой переменной использовалось количество приобретенных товаров, относящихся к группе новых продуктов. Таким образом, задача состояла в построении регрессионной зависимости, </w:t>
+      </w:r>
+      <w:r>
+        <w:lastRenderedPageBreak/>
+        <w:t>позволяющей оценить склонность клиента к покупке новой продукции на основании имеющихся характеристик.</w:t>
+      </w:r>
+    </w:p>
+    <w:p>
+      <w:pPr>
+        <w:pStyle w:val="MAINTEXT2"/>
+        <w:ind w:left="401"/>
+      </w:pPr>
+      <w:r>
+        <w:t>Перед построением модели была выполнена проверка структуры данных и типов признаков. Категориальные поля преобразовывались в числовую форму, после чего анализировалась их связь с целевой переменной.</w:t>
+      </w:r>
+    </w:p>
+    <w:p>
+      <w:pPr>
+        <w:pStyle w:val="MAINTEXT2"/>
+        <w:ind w:left="401"/>
+      </w:pPr>
+      <w:r>
+        <w:t>Для описания зависимости была использована логарифмическая регрессия. Такая форма модели применяется в случаях, когда изменение результативного признака происходит нелинейно: увеличение значения фактора сначала оказывает заметное влияние на результат, но по мере его дальнейшего роста величина дополнительного эффекта постепенно снижается.</w:t>
+      </w:r>
+    </w:p>
+    <w:p>
+      <w:pPr>
+        <w:pStyle w:val="MAINTEXT2"/>
+        <w:ind w:left="401"/>
+      </w:pPr>
+      <w:r>
+        <w:t>Полученная модель позволила описать зависимость количества покупок новых товаров от характеристик клиентов и их предыдущего покупательского поведения.</w:t>
+      </w:r>
+    </w:p>
+    <w:p>
+      <w:pPr>
+        <w:pStyle w:val="MAINTEXT2"/>
+        <w:ind w:left="401"/>
+      </w:pPr>
+      <w:r>
+        <w:t>Результаты построения логарифмической регрессии представлены на рисунке 1</w:t>
+      </w:r>
+      <w:r>
+        <w:t>1</w:t>
+      </w:r>
+      <w:r>
+        <w:t>.</w:t>
+      </w:r>
+    </w:p>
+    <w:p>
+      <w:pPr>
+        <w:pStyle w:val="PICTURE"/>
+      </w:pPr>
+      <w:r>
+        <w:drawing>
+          <wp:inline distT="0" distB="0" distL="0" distR="0" wp14:anchorId="7470637B" wp14:editId="34E3FC99">
+            <wp:extent cx="5072993" cy="1783909"/>
+            <wp:effectExtent l="0" t="0" r="0" b="6985"/>
+            <wp:docPr id="114126382" name="Graphic 1"/>
+            <wp:cNvGraphicFramePr>
+              <a:graphicFrameLocks xmlns:a="http://schemas.openxmlformats.org/drawingml/2006/main" noChangeAspect="1"/>
+            </wp:cNvGraphicFramePr>
+            <a:graphic xmlns:a="http://schemas.openxmlformats.org/drawingml/2006/main">
+              <a:graphicData uri="http://schemas.openxmlformats.org/drawingml/2006/picture">
+                <pic:pic xmlns:pic="http://schemas.openxmlformats.org/drawingml/2006/picture">
+                  <pic:nvPicPr>
+                    <pic:cNvPr id="114126382" name="Graphic 1"/>
+                    <pic:cNvPicPr/>
+                  </pic:nvPicPr>
+                  <pic:blipFill>
+                    <a:blip r:embed="rId20"/>
+                    <a:stretch>
+                      <a:fillRect/>
+                    </a:stretch>
+                  </pic:blipFill>
+                  <pic:spPr>
+                    <a:xfrm>
+                      <a:off x="0" y="0"/>
+                      <a:ext cx="5072993" cy="1783909"/>
+                    </a:xfrm>
+                    <a:prstGeom prst="rect">
+                      <a:avLst/>
+                    </a:prstGeom>
+                  </pic:spPr>
+                </pic:pic>
+              </a:graphicData>
+            </a:graphic>
+          </wp:inline>
+        </w:drawing>
+      </w:r>
+    </w:p>
+    <w:p>
+      <w:pPr>
+        <w:pStyle w:val="PICTURECAPTION"/>
+      </w:pPr>
+      <w:r>
+        <w:t xml:space="preserve">Рисунок </w:t>
+      </w:r>
+      <w:fldSimple w:instr=" SEQ Рисунок \* ARABIC ">
+        <w:r>
+          <w:rPr>
+            <w:noProof/>
+          </w:rPr>
+          <w:t>11</w:t>
+        </w:r>
+      </w:fldSimple>
+      <w:r>
+        <w:t xml:space="preserve"> </w:t>
+      </w:r>
+      <w:r>
+        <w:t>—</w:t>
+      </w:r>
+      <w:r>
+        <w:t xml:space="preserve"> </w:t>
+      </w:r>
+      <w:r>
+        <w:t>Логистическая</w:t>
+      </w:r>
+      <w:r>
+        <w:t xml:space="preserve"> регрессия</w:t>
+      </w:r>
+    </w:p>
+    <w:p>
+      <w:pPr>
+        <w:pStyle w:val="DIV1"/>
+      </w:pPr>
+      <w:r>
+        <w:t>Выводы</w:t>
+      </w:r>
+    </w:p>
+    <w:p>
+      <w:pPr>
+        <w:pStyle w:val="MAINTEXT1"/>
+      </w:pPr>
+      <w:r>
+        <w:t xml:space="preserve">В ходе лабораторной работы были изучены основные этапы построения регрессионных моделей в среде </w:t>
+      </w:r>
+      <w:proofErr w:type="spellStart"/>
+      <w:r>
+        <w:t>Loginom</w:t>
+      </w:r>
+      <w:proofErr w:type="spellEnd"/>
+      <w:r>
+        <w:t>: подготовка исходных данных, создание дополнительных признаков, преобразование категориальных переменных, разделение выборки, обучение моделей и оценка качества прогнозирования.</w:t>
+      </w:r>
+    </w:p>
+    <w:p>
+      <w:pPr>
+        <w:pStyle w:val="MAINTEXT1"/>
+      </w:pPr>
+      <w:r>
+        <w:lastRenderedPageBreak/>
+        <w:t xml:space="preserve">Для решения задачи прогнозирования на данных о недвижимости были построены две модели: </w:t>
+      </w:r>
+      <w:proofErr w:type="spellStart"/>
+      <w:r>
+        <w:t>Ridge</w:t>
+      </w:r>
+      <w:proofErr w:type="spellEnd"/>
+      <w:r>
+        <w:t xml:space="preserve"> и </w:t>
+      </w:r>
+      <w:proofErr w:type="spellStart"/>
+      <w:r>
+        <w:t>XGBRegressor</w:t>
+      </w:r>
+      <w:proofErr w:type="spellEnd"/>
+      <w:r>
+        <w:t xml:space="preserve">. Линейная модель </w:t>
+      </w:r>
+      <w:proofErr w:type="spellStart"/>
+      <w:r>
+        <w:t>Ridge</w:t>
+      </w:r>
+      <w:proofErr w:type="spellEnd"/>
+      <w:r>
+        <w:t xml:space="preserve"> показала коэффициент детерминации R², равный 0,70 на обучающей и 0,62 на тестовой выборке. Полученные результаты свидетельствуют о достаточно устойчивом качестве модели и отсутствии выраженного переобучения.</w:t>
+      </w:r>
+    </w:p>
+    <w:p>
+      <w:pPr>
+        <w:pStyle w:val="MAINTEXT1"/>
+      </w:pPr>
+      <w:r>
+        <w:t xml:space="preserve">Модель градиентного </w:t>
+      </w:r>
+      <w:proofErr w:type="spellStart"/>
+      <w:r>
+        <w:t>бустинга</w:t>
+      </w:r>
+      <w:proofErr w:type="spellEnd"/>
+      <w:r>
+        <w:t xml:space="preserve"> </w:t>
+      </w:r>
+      <w:proofErr w:type="spellStart"/>
+      <w:r>
+        <w:t>XGBRegressor</w:t>
+      </w:r>
+      <w:proofErr w:type="spellEnd"/>
+      <w:r>
+        <w:t xml:space="preserve"> продемонстрировала более высокую точность. На обучающей выборке значение R² составило 0,94, а на тестовой — 0,70. При этом существенная разница между результатами обучающей и тестовой выборок указывает на наличие переобучения. Несмотря на это, по качеству прогнозирования на тестовых данных </w:t>
+      </w:r>
+      <w:proofErr w:type="spellStart"/>
+      <w:r>
+        <w:t>XGBRegressor</w:t>
+      </w:r>
+      <w:proofErr w:type="spellEnd"/>
+      <w:r>
+        <w:t xml:space="preserve"> превзошел линейную модель.</w:t>
+      </w:r>
+    </w:p>
+    <w:p>
+      <w:pPr>
+        <w:pStyle w:val="MAINTEXT1"/>
       </w:pPr>
       <w:r>
         <w:t>Также в рамках работы был выполнен регрессионный анализ временного ряда на примере числа амбулаторно-поликлинических организаций. Для описания наблюдаемой нелинейной динамики использовалась гиперболическая регрессия.</w:t>
@@ -2788,7 +2904,7 @@
 </file>
 
 <file path=word/endnotes.xml><?xml version="1.0" encoding="utf-8"?>
-<w:endnotes xmlns:wpc="http://schemas.microsoft.com/office/word/2010/wordprocessingCanvas" xmlns:cx="http://schemas.microsoft.com/office/drawing/2014/chartex" xmlns:cx1="http://schemas.microsoft.com/office/drawing/2015/9/8/chartex" xmlns:cx2="http://schemas.microsoft.com/office/drawing/2015/10/21/chartex" xmlns:cx3="http://schemas.microsoft.com/office/drawing/2016/5/9/chartex" xmlns:cx4="http://schemas.microsoft.com/office/drawing/2016/5/10/chartex" xmlns:cx5="http://schemas.microsoft.com/office/drawing/2016/5/11/chartex" xmlns:cx6="http://schemas.microsoft.com/office/drawing/2016/5/12/chartex" xmlns:cx7="http://schemas.microsoft.com/office/drawing/2016/5/13/chartex" xmlns:cx8="http://schemas.microsoft.com/office/drawing/2016/5/14/chartex" xmlns:mc="http://schemas.openxmlformats.org/markup-compatibility/2006" xmlns:aink="http://schemas.microsoft.com/office/drawing/2016/ink" xmlns:am3d="http://schemas.microsoft.com/office/drawing/2017/model3d" xmlns:o="urn:schemas-microsoft-com:office:office" xmlns:oel="http://schemas.microsoft.com/office/2019/extlst" xmlns:r="http://schemas.openxmlformats.org/officeDocument/2006/relationships" xmlns:m="http://schemas.openxmlformats.org/officeDocument/2006/math" xmlns:v="urn:schemas-microsoft-com:vml" xmlns:wp14="http://schemas.microsoft.com/office/word/2010/wordprocessingDrawing" xmlns:wp="http://schemas.openxmlformats.org/drawingml/2006/wordprocessingDrawing" xmlns:w10="urn:schemas-microsoft-com:office:word" xmlns:w="http://schemas.openxmlformats.org/wordprocessingml/2006/main" xmlns:w14="http://schemas.microsoft.com/office/word/2010/wordml" xmlns:w15="http://schemas.microsoft.com/office/word/2012/wordml" xmlns:w16cex="http://schemas.microsoft.com/office/word/2018/wordml/cex" xmlns:w16cid="http://schemas.microsoft.com/office/word/2016/wordml/cid" xmlns:w16="http://schemas.microsoft.com/office/word/2018/wordml" xmlns:w16du="http://schemas.microsoft.com/office/word/2023/wordml/word16du" xmlns:w16sdtdh="http://schemas.microsoft.com/office/word/2020/wordml/sdtdatahash" xmlns:w16se="http://schemas.microsoft.com/office/word/2015/wordml/symex" xmlns:wpg="http://schemas.microsoft.com/office/word/2010/wordprocessingGroup" xmlns:wpi="http://schemas.microsoft.com/office/word/2010/wordprocessingInk" xmlns:wne="http://schemas.microsoft.com/office/word/2006/wordml" xmlns:wps="http://schemas.microsoft.com/office/word/2010/wordprocessingShape" mc:Ignorable="w14 w15 w16se w16cid w16 w16cex w16sdtdh w16du wp14">
+<w:endnotes xmlns:wpc="http://schemas.microsoft.com/office/word/2010/wordprocessingCanvas" xmlns:cx="http://schemas.microsoft.com/office/drawing/2014/chartex" xmlns:cx1="http://schemas.microsoft.com/office/drawing/2015/9/8/chartex" xmlns:cx2="http://schemas.microsoft.com/office/drawing/2015/10/21/chartex" xmlns:cx3="http://schemas.microsoft.com/office/drawing/2016/5/9/chartex" xmlns:cx4="http://schemas.microsoft.com/office/drawing/2016/5/10/chartex" xmlns:cx5="http://schemas.microsoft.com/office/drawing/2016/5/11/chartex" xmlns:cx6="http://schemas.microsoft.com/office/drawing/2016/5/12/chartex" xmlns:cx7="http://schemas.microsoft.com/office/drawing/2016/5/13/chartex" xmlns:cx8="http://schemas.microsoft.com/office/drawing/2016/5/14/chartex" xmlns:mc="http://schemas.openxmlformats.org/markup-compatibility/2006" xmlns:aink="http://schemas.microsoft.com/office/drawing/2016/ink" xmlns:am3d="http://schemas.microsoft.com/office/drawing/2017/model3d" xmlns:o="urn:schemas-microsoft-com:office:office" xmlns:r="http://schemas.openxmlformats.org/officeDocument/2006/relationships" xmlns:m="http://schemas.openxmlformats.org/officeDocument/2006/math" xmlns:v="urn:schemas-microsoft-com:vml" xmlns:wp14="http://schemas.microsoft.com/office/word/2010/wordprocessingDrawing" xmlns:wp="http://schemas.openxmlformats.org/drawingml/2006/wordprocessingDrawing" xmlns:w10="urn:schemas-microsoft-com:office:word" xmlns:w="http://schemas.openxmlformats.org/wordprocessingml/2006/main" xmlns:w14="http://schemas.microsoft.com/office/word/2010/wordml" xmlns:w15="http://schemas.microsoft.com/office/word/2012/wordml" xmlns:w16cex="http://schemas.microsoft.com/office/word/2018/wordml/cex" xmlns:w16cid="http://schemas.microsoft.com/office/word/2016/wordml/cid" xmlns:w16="http://schemas.microsoft.com/office/word/2018/wordml" xmlns:w16sdtdh="http://schemas.microsoft.com/office/word/2020/wordml/sdtdatahash" xmlns:w16se="http://schemas.microsoft.com/office/word/2015/wordml/symex" xmlns:wpg="http://schemas.microsoft.com/office/word/2010/wordprocessingGroup" xmlns:wpi="http://schemas.microsoft.com/office/word/2010/wordprocessingInk" xmlns:wne="http://schemas.microsoft.com/office/word/2006/wordml" xmlns:wps="http://schemas.microsoft.com/office/word/2010/wordprocessingShape" mc:Ignorable="w14 w15 w16se w16cid w16 w16cex w16sdtdh wp14">
   <w:endnote w:type="separator" w:id="-1">
     <w:p>
       <w:r>
@@ -2807,7 +2923,7 @@
 </file>
 
 <file path=word/footer1.xml><?xml version="1.0" encoding="utf-8"?>
-<w:ftr xmlns:wpc="http://schemas.microsoft.com/office/word/2010/wordprocessingCanvas" xmlns:cx="http://schemas.microsoft.com/office/drawing/2014/chartex" xmlns:cx1="http://schemas.microsoft.com/office/drawing/2015/9/8/chartex" xmlns:cx2="http://schemas.microsoft.com/office/drawing/2015/10/21/chartex" xmlns:cx3="http://schemas.microsoft.com/office/drawing/2016/5/9/chartex" xmlns:cx4="http://schemas.microsoft.com/office/drawing/2016/5/10/chartex" xmlns:cx5="http://schemas.microsoft.com/office/drawing/2016/5/11/chartex" xmlns:cx6="http://schemas.microsoft.com/office/drawing/2016/5/12/chartex" xmlns:cx7="http://schemas.microsoft.com/office/drawing/2016/5/13/chartex" xmlns:cx8="http://schemas.microsoft.com/office/drawing/2016/5/14/chartex" xmlns:mc="http://schemas.openxmlformats.org/markup-compatibility/2006" xmlns:aink="http://schemas.microsoft.com/office/drawing/2016/ink" xmlns:am3d="http://schemas.microsoft.com/office/drawing/2017/model3d" xmlns:o="urn:schemas-microsoft-com:office:office" xmlns:oel="http://schemas.microsoft.com/office/2019/extlst" xmlns:r="http://schemas.openxmlformats.org/officeDocument/2006/relationships" xmlns:m="http://schemas.openxmlformats.org/officeDocument/2006/math" xmlns:v="urn:schemas-microsoft-com:vml" xmlns:wp14="http://schemas.microsoft.com/office/word/2010/wordprocessingDrawing" xmlns:wp="http://schemas.openxmlformats.org/drawingml/2006/wordprocessingDrawing" xmlns:w10="urn:schemas-microsoft-com:office:word" xmlns:w="http://schemas.openxmlformats.org/wordprocessingml/2006/main" xmlns:w14="http://schemas.microsoft.com/office/word/2010/wordml" xmlns:w15="http://schemas.microsoft.com/office/word/2012/wordml" xmlns:w16cex="http://schemas.microsoft.com/office/word/2018/wordml/cex" xmlns:w16cid="http://schemas.microsoft.com/office/word/2016/wordml/cid" xmlns:w16="http://schemas.microsoft.com/office/word/2018/wordml" xmlns:w16du="http://schemas.microsoft.com/office/word/2023/wordml/word16du" xmlns:w16sdtdh="http://schemas.microsoft.com/office/word/2020/wordml/sdtdatahash" xmlns:w16se="http://schemas.microsoft.com/office/word/2015/wordml/symex" xmlns:wpg="http://schemas.microsoft.com/office/word/2010/wordprocessingGroup" xmlns:wpi="http://schemas.microsoft.com/office/word/2010/wordprocessingInk" xmlns:wne="http://schemas.microsoft.com/office/word/2006/wordml" xmlns:wps="http://schemas.microsoft.com/office/word/2010/wordprocessingShape" mc:Ignorable="w14 w15 w16se w16cid w16 w16cex w16sdtdh w16du wp14">
+<w:ftr xmlns:wpc="http://schemas.microsoft.com/office/word/2010/wordprocessingCanvas" xmlns:cx="http://schemas.microsoft.com/office/drawing/2014/chartex" xmlns:cx1="http://schemas.microsoft.com/office/drawing/2015/9/8/chartex" xmlns:cx2="http://schemas.microsoft.com/office/drawing/2015/10/21/chartex" xmlns:cx3="http://schemas.microsoft.com/office/drawing/2016/5/9/chartex" xmlns:cx4="http://schemas.microsoft.com/office/drawing/2016/5/10/chartex" xmlns:cx5="http://schemas.microsoft.com/office/drawing/2016/5/11/chartex" xmlns:cx6="http://schemas.microsoft.com/office/drawing/2016/5/12/chartex" xmlns:cx7="http://schemas.microsoft.com/office/drawing/2016/5/13/chartex" xmlns:cx8="http://schemas.microsoft.com/office/drawing/2016/5/14/chartex" xmlns:mc="http://schemas.openxmlformats.org/markup-compatibility/2006" xmlns:aink="http://schemas.microsoft.com/office/drawing/2016/ink" xmlns:am3d="http://schemas.microsoft.com/office/drawing/2017/model3d" xmlns:o="urn:schemas-microsoft-com:office:office" xmlns:r="http://schemas.openxmlformats.org/officeDocument/2006/relationships" xmlns:m="http://schemas.openxmlformats.org/officeDocument/2006/math" xmlns:v="urn:schemas-microsoft-com:vml" xmlns:wp14="http://schemas.microsoft.com/office/word/2010/wordprocessingDrawing" xmlns:wp="http://schemas.openxmlformats.org/drawingml/2006/wordprocessingDrawing" xmlns:w10="urn:schemas-microsoft-com:office:word" xmlns:w="http://schemas.openxmlformats.org/wordprocessingml/2006/main" xmlns:w14="http://schemas.microsoft.com/office/word/2010/wordml" xmlns:w15="http://schemas.microsoft.com/office/word/2012/wordml" xmlns:w16cex="http://schemas.microsoft.com/office/word/2018/wordml/cex" xmlns:w16cid="http://schemas.microsoft.com/office/word/2016/wordml/cid" xmlns:w16="http://schemas.microsoft.com/office/word/2018/wordml" xmlns:w16sdtdh="http://schemas.microsoft.com/office/word/2020/wordml/sdtdatahash" xmlns:w16se="http://schemas.microsoft.com/office/word/2015/wordml/symex" xmlns:wpg="http://schemas.microsoft.com/office/word/2010/wordprocessingGroup" xmlns:wpi="http://schemas.microsoft.com/office/word/2010/wordprocessingInk" xmlns:wne="http://schemas.microsoft.com/office/word/2006/wordml" xmlns:wps="http://schemas.microsoft.com/office/word/2010/wordprocessingShape" mc:Ignorable="w14 w15 w16se w16cid w16 w16cex w16sdtdh wp14">
   <w:sdt>
     <w:sdtPr>
       <w:id w:val="-1419641891"/>
@@ -2825,7 +2941,7 @@
     <w:sdtContent>
       <w:p>
         <w:pPr>
-          <w:pStyle w:val="Footer"/>
+          <w:pStyle w:val="a9"/>
           <w:widowControl w:val="0"/>
           <w:jc w:val="center"/>
           <w:rPr>
@@ -2875,7 +2991,7 @@
 </file>
 
 <file path=word/footnotes.xml><?xml version="1.0" encoding="utf-8"?>
-<w:footnotes xmlns:wpc="http://schemas.microsoft.com/office/word/2010/wordprocessingCanvas" xmlns:cx="http://schemas.microsoft.com/office/drawing/2014/chartex" xmlns:cx1="http://schemas.microsoft.com/office/drawing/2015/9/8/chartex" xmlns:cx2="http://schemas.microsoft.com/office/drawing/2015/10/21/chartex" xmlns:cx3="http://schemas.microsoft.com/office/drawing/2016/5/9/chartex" xmlns:cx4="http://schemas.microsoft.com/office/drawing/2016/5/10/chartex" xmlns:cx5="http://schemas.microsoft.com/office/drawing/2016/5/11/chartex" xmlns:cx6="http://schemas.microsoft.com/office/drawing/2016/5/12/chartex" xmlns:cx7="http://schemas.microsoft.com/office/drawing/2016/5/13/chartex" xmlns:cx8="http://schemas.microsoft.com/office/drawing/2016/5/14/chartex" xmlns:mc="http://schemas.openxmlformats.org/markup-compatibility/2006" xmlns:aink="http://schemas.microsoft.com/office/drawing/2016/ink" xmlns:am3d="http://schemas.microsoft.com/office/drawing/2017/model3d" xmlns:o="urn:schemas-microsoft-com:office:office" xmlns:oel="http://schemas.microsoft.com/office/2019/extlst" xmlns:r="http://schemas.openxmlformats.org/officeDocument/2006/relationships" xmlns:m="http://schemas.openxmlformats.org/officeDocument/2006/math" xmlns:v="urn:schemas-microsoft-com:vml" xmlns:wp14="http://schemas.microsoft.com/office/word/2010/wordprocessingDrawing" xmlns:wp="http://schemas.openxmlformats.org/drawingml/2006/wordprocessingDrawing" xmlns:w10="urn:schemas-microsoft-com:office:word" xmlns:w="http://schemas.openxmlformats.org/wordprocessingml/2006/main" xmlns:w14="http://schemas.microsoft.com/office/word/2010/wordml" xmlns:w15="http://schemas.microsoft.com/office/word/2012/wordml" xmlns:w16cex="http://schemas.microsoft.com/office/word/2018/wordml/cex" xmlns:w16cid="http://schemas.microsoft.com/office/word/2016/wordml/cid" xmlns:w16="http://schemas.microsoft.com/office/word/2018/wordml" xmlns:w16du="http://schemas.microsoft.com/office/word/2023/wordml/word16du" xmlns:w16sdtdh="http://schemas.microsoft.com/office/word/2020/wordml/sdtdatahash" xmlns:w16se="http://schemas.microsoft.com/office/word/2015/wordml/symex" xmlns:wpg="http://schemas.microsoft.com/office/word/2010/wordprocessingGroup" xmlns:wpi="http://schemas.microsoft.com/office/word/2010/wordprocessingInk" xmlns:wne="http://schemas.microsoft.com/office/word/2006/wordml" xmlns:wps="http://schemas.microsoft.com/office/word/2010/wordprocessingShape" mc:Ignorable="w14 w15 w16se w16cid w16 w16cex w16sdtdh w16du wp14">
+<w:footnotes xmlns:wpc="http://schemas.microsoft.com/office/word/2010/wordprocessingCanvas" xmlns:cx="http://schemas.microsoft.com/office/drawing/2014/chartex" xmlns:cx1="http://schemas.microsoft.com/office/drawing/2015/9/8/chartex" xmlns:cx2="http://schemas.microsoft.com/office/drawing/2015/10/21/chartex" xmlns:cx3="http://schemas.microsoft.com/office/drawing/2016/5/9/chartex" xmlns:cx4="http://schemas.microsoft.com/office/drawing/2016/5/10/chartex" xmlns:cx5="http://schemas.microsoft.com/office/drawing/2016/5/11/chartex" xmlns:cx6="http://schemas.microsoft.com/office/drawing/2016/5/12/chartex" xmlns:cx7="http://schemas.microsoft.com/office/drawing/2016/5/13/chartex" xmlns:cx8="http://schemas.microsoft.com/office/drawing/2016/5/14/chartex" xmlns:mc="http://schemas.openxmlformats.org/markup-compatibility/2006" xmlns:aink="http://schemas.microsoft.com/office/drawing/2016/ink" xmlns:am3d="http://schemas.microsoft.com/office/drawing/2017/model3d" xmlns:o="urn:schemas-microsoft-com:office:office" xmlns:r="http://schemas.openxmlformats.org/officeDocument/2006/relationships" xmlns:m="http://schemas.openxmlformats.org/officeDocument/2006/math" xmlns:v="urn:schemas-microsoft-com:vml" xmlns:wp14="http://schemas.microsoft.com/office/word/2010/wordprocessingDrawing" xmlns:wp="http://schemas.openxmlformats.org/drawingml/2006/wordprocessingDrawing" xmlns:w10="urn:schemas-microsoft-com:office:word" xmlns:w="http://schemas.openxmlformats.org/wordprocessingml/2006/main" xmlns:w14="http://schemas.microsoft.com/office/word/2010/wordml" xmlns:w15="http://schemas.microsoft.com/office/word/2012/wordml" xmlns:w16cex="http://schemas.microsoft.com/office/word/2018/wordml/cex" xmlns:w16cid="http://schemas.microsoft.com/office/word/2016/wordml/cid" xmlns:w16="http://schemas.microsoft.com/office/word/2018/wordml" xmlns:w16sdtdh="http://schemas.microsoft.com/office/word/2020/wordml/sdtdatahash" xmlns:w16se="http://schemas.microsoft.com/office/word/2015/wordml/symex" xmlns:wpg="http://schemas.microsoft.com/office/word/2010/wordprocessingGroup" xmlns:wpi="http://schemas.microsoft.com/office/word/2010/wordprocessingInk" xmlns:wne="http://schemas.microsoft.com/office/word/2006/wordml" xmlns:wps="http://schemas.microsoft.com/office/word/2010/wordprocessingShape" mc:Ignorable="w14 w15 w16se w16cid w16 w16cex w16sdtdh wp14">
   <w:footnote w:type="separator" w:id="-1">
     <w:p>
       <w:r>
@@ -2894,7 +3010,7 @@
 </file>
 
 <file path=word/numbering.xml><?xml version="1.0" encoding="utf-8"?>
-<w:numbering xmlns:wpc="http://schemas.microsoft.com/office/word/2010/wordprocessingCanvas" xmlns:cx="http://schemas.microsoft.com/office/drawing/2014/chartex" xmlns:cx1="http://schemas.microsoft.com/office/drawing/2015/9/8/chartex" xmlns:cx2="http://schemas.microsoft.com/office/drawing/2015/10/21/chartex" xmlns:cx3="http://schemas.microsoft.com/office/drawing/2016/5/9/chartex" xmlns:cx4="http://schemas.microsoft.com/office/drawing/2016/5/10/chartex" xmlns:cx5="http://schemas.microsoft.com/office/drawing/2016/5/11/chartex" xmlns:cx6="http://schemas.microsoft.com/office/drawing/2016/5/12/chartex" xmlns:cx7="http://schemas.microsoft.com/office/drawing/2016/5/13/chartex" xmlns:cx8="http://schemas.microsoft.com/office/drawing/2016/5/14/chartex" xmlns:mc="http://schemas.openxmlformats.org/markup-compatibility/2006" xmlns:aink="http://schemas.microsoft.com/office/drawing/2016/ink" xmlns:am3d="http://schemas.microsoft.com/office/drawing/2017/model3d" xmlns:o="urn:schemas-microsoft-com:office:office" xmlns:oel="http://schemas.microsoft.com/office/2019/extlst" xmlns:r="http://schemas.openxmlformats.org/officeDocument/2006/relationships" xmlns:m="http://schemas.openxmlformats.org/officeDocument/2006/math" xmlns:v="urn:schemas-microsoft-com:vml" xmlns:wp14="http://schemas.microsoft.com/office/word/2010/wordprocessingDrawing" xmlns:wp="http://schemas.openxmlformats.org/drawingml/2006/wordprocessingDrawing" xmlns:w10="urn:schemas-microsoft-com:office:word" xmlns:w="http://schemas.openxmlformats.org/wordprocessingml/2006/main" xmlns:w14="http://schemas.microsoft.com/office/word/2010/wordml" xmlns:w15="http://schemas.microsoft.com/office/word/2012/wordml" xmlns:w16cex="http://schemas.microsoft.com/office/word/2018/wordml/cex" xmlns:w16cid="http://schemas.microsoft.com/office/word/2016/wordml/cid" xmlns:w16="http://schemas.microsoft.com/office/word/2018/wordml" xmlns:w16du="http://schemas.microsoft.com/office/word/2023/wordml/word16du" xmlns:w16sdtdh="http://schemas.microsoft.com/office/word/2020/wordml/sdtdatahash" xmlns:w16se="http://schemas.microsoft.com/office/word/2015/wordml/symex" xmlns:wpg="http://schemas.microsoft.com/office/word/2010/wordprocessingGroup" xmlns:wpi="http://schemas.microsoft.com/office/word/2010/wordprocessingInk" xmlns:wne="http://schemas.microsoft.com/office/word/2006/wordml" xmlns:wps="http://schemas.microsoft.com/office/word/2010/wordprocessingShape" mc:Ignorable="w14 w15 w16se w16cid w16 w16cex w16sdtdh w16du wp14">
+<w:numbering xmlns:wpc="http://schemas.microsoft.com/office/word/2010/wordprocessingCanvas" xmlns:cx="http://schemas.microsoft.com/office/drawing/2014/chartex" xmlns:cx1="http://schemas.microsoft.com/office/drawing/2015/9/8/chartex" xmlns:cx2="http://schemas.microsoft.com/office/drawing/2015/10/21/chartex" xmlns:cx3="http://schemas.microsoft.com/office/drawing/2016/5/9/chartex" xmlns:cx4="http://schemas.microsoft.com/office/drawing/2016/5/10/chartex" xmlns:cx5="http://schemas.microsoft.com/office/drawing/2016/5/11/chartex" xmlns:cx6="http://schemas.microsoft.com/office/drawing/2016/5/12/chartex" xmlns:cx7="http://schemas.microsoft.com/office/drawing/2016/5/13/chartex" xmlns:cx8="http://schemas.microsoft.com/office/drawing/2016/5/14/chartex" xmlns:mc="http://schemas.openxmlformats.org/markup-compatibility/2006" xmlns:aink="http://schemas.microsoft.com/office/drawing/2016/ink" xmlns:am3d="http://schemas.microsoft.com/office/drawing/2017/model3d" xmlns:o="urn:schemas-microsoft-com:office:office" xmlns:r="http://schemas.openxmlformats.org/officeDocument/2006/relationships" xmlns:m="http://schemas.openxmlformats.org/officeDocument/2006/math" xmlns:v="urn:schemas-microsoft-com:vml" xmlns:wp14="http://schemas.microsoft.com/office/word/2010/wordprocessingDrawing" xmlns:wp="http://schemas.openxmlformats.org/drawingml/2006/wordprocessingDrawing" xmlns:w10="urn:schemas-microsoft-com:office:word" xmlns:w="http://schemas.openxmlformats.org/wordprocessingml/2006/main" xmlns:w14="http://schemas.microsoft.com/office/word/2010/wordml" xmlns:w15="http://schemas.microsoft.com/office/word/2012/wordml" xmlns:w16cex="http://schemas.microsoft.com/office/word/2018/wordml/cex" xmlns:w16cid="http://schemas.microsoft.com/office/word/2016/wordml/cid" xmlns:w16="http://schemas.microsoft.com/office/word/2018/wordml" xmlns:w16sdtdh="http://schemas.microsoft.com/office/word/2020/wordml/sdtdatahash" xmlns:w16se="http://schemas.microsoft.com/office/word/2015/wordml/symex" xmlns:wpg="http://schemas.microsoft.com/office/word/2010/wordprocessingGroup" xmlns:wpi="http://schemas.microsoft.com/office/word/2010/wordprocessingInk" xmlns:wne="http://schemas.microsoft.com/office/word/2006/wordml" xmlns:wps="http://schemas.microsoft.com/office/word/2010/wordprocessingShape" mc:Ignorable="w14 w15 w16se w16cid w16 w16cex w16sdtdh wp14">
   <w:abstractNum w:abstractNumId="0" w15:restartNumberingAfterBreak="0">
     <w:nsid w:val="0421186D"/>
     <w:multiLevelType w:val="multilevel"/>
@@ -8195,142 +8311,142 @@
       </w:rPr>
     </w:lvl>
   </w:abstractNum>
-  <w:num w:numId="1" w16cid:durableId="1570916309">
+  <w:num w:numId="1">
     <w:abstractNumId w:val="3"/>
   </w:num>
-  <w:num w:numId="2" w16cid:durableId="1745106556">
+  <w:num w:numId="2">
     <w:abstractNumId w:val="20"/>
   </w:num>
-  <w:num w:numId="3" w16cid:durableId="715393635">
+  <w:num w:numId="3">
     <w:abstractNumId w:val="18"/>
   </w:num>
-  <w:num w:numId="4" w16cid:durableId="1358116674">
+  <w:num w:numId="4">
     <w:abstractNumId w:val="17"/>
   </w:num>
-  <w:num w:numId="5" w16cid:durableId="204220094">
+  <w:num w:numId="5">
     <w:abstractNumId w:val="5"/>
   </w:num>
-  <w:num w:numId="6" w16cid:durableId="1401488410">
+  <w:num w:numId="6">
     <w:abstractNumId w:val="22"/>
   </w:num>
-  <w:num w:numId="7" w16cid:durableId="977567147">
+  <w:num w:numId="7">
     <w:abstractNumId w:val="26"/>
   </w:num>
-  <w:num w:numId="8" w16cid:durableId="1270313139">
+  <w:num w:numId="8">
     <w:abstractNumId w:val="35"/>
   </w:num>
-  <w:num w:numId="9" w16cid:durableId="1771197777">
+  <w:num w:numId="9">
     <w:abstractNumId w:val="8"/>
   </w:num>
-  <w:num w:numId="10" w16cid:durableId="387149561">
+  <w:num w:numId="10">
     <w:abstractNumId w:val="33"/>
   </w:num>
-  <w:num w:numId="11" w16cid:durableId="1572085171">
+  <w:num w:numId="11">
     <w:abstractNumId w:val="13"/>
   </w:num>
-  <w:num w:numId="12" w16cid:durableId="388460352">
+  <w:num w:numId="12">
     <w:abstractNumId w:val="12"/>
   </w:num>
-  <w:num w:numId="13" w16cid:durableId="568077577">
+  <w:num w:numId="13">
     <w:abstractNumId w:val="4"/>
   </w:num>
-  <w:num w:numId="14" w16cid:durableId="1101678859">
+  <w:num w:numId="14">
     <w:abstractNumId w:val="44"/>
   </w:num>
-  <w:num w:numId="15" w16cid:durableId="793790226">
+  <w:num w:numId="15">
     <w:abstractNumId w:val="19"/>
   </w:num>
-  <w:num w:numId="16" w16cid:durableId="1163817143">
+  <w:num w:numId="16">
     <w:abstractNumId w:val="6"/>
   </w:num>
-  <w:num w:numId="17" w16cid:durableId="1401637369">
+  <w:num w:numId="17">
     <w:abstractNumId w:val="16"/>
   </w:num>
-  <w:num w:numId="18" w16cid:durableId="1343971616">
+  <w:num w:numId="18">
     <w:abstractNumId w:val="31"/>
   </w:num>
-  <w:num w:numId="19" w16cid:durableId="313486090">
+  <w:num w:numId="19">
     <w:abstractNumId w:val="25"/>
   </w:num>
-  <w:num w:numId="20" w16cid:durableId="1846242789">
+  <w:num w:numId="20">
     <w:abstractNumId w:val="21"/>
   </w:num>
-  <w:num w:numId="21" w16cid:durableId="828136471">
+  <w:num w:numId="21">
     <w:abstractNumId w:val="38"/>
   </w:num>
-  <w:num w:numId="22" w16cid:durableId="1361855160">
+  <w:num w:numId="22">
     <w:abstractNumId w:val="40"/>
   </w:num>
-  <w:num w:numId="23" w16cid:durableId="1615818799">
+  <w:num w:numId="23">
     <w:abstractNumId w:val="10"/>
   </w:num>
-  <w:num w:numId="24" w16cid:durableId="487671112">
+  <w:num w:numId="24">
     <w:abstractNumId w:val="36"/>
   </w:num>
-  <w:num w:numId="25" w16cid:durableId="1321926922">
+  <w:num w:numId="25">
     <w:abstractNumId w:val="30"/>
   </w:num>
-  <w:num w:numId="26" w16cid:durableId="2112897112">
+  <w:num w:numId="26">
     <w:abstractNumId w:val="0"/>
   </w:num>
-  <w:num w:numId="27" w16cid:durableId="990140550">
+  <w:num w:numId="27">
     <w:abstractNumId w:val="23"/>
   </w:num>
-  <w:num w:numId="28" w16cid:durableId="495538229">
+  <w:num w:numId="28">
     <w:abstractNumId w:val="27"/>
   </w:num>
-  <w:num w:numId="29" w16cid:durableId="1255438682">
+  <w:num w:numId="29">
     <w:abstractNumId w:val="29"/>
   </w:num>
-  <w:num w:numId="30" w16cid:durableId="352802057">
+  <w:num w:numId="30">
     <w:abstractNumId w:val="28"/>
   </w:num>
-  <w:num w:numId="31" w16cid:durableId="449982151">
+  <w:num w:numId="31">
     <w:abstractNumId w:val="42"/>
   </w:num>
-  <w:num w:numId="32" w16cid:durableId="758217522">
+  <w:num w:numId="32">
     <w:abstractNumId w:val="9"/>
   </w:num>
-  <w:num w:numId="33" w16cid:durableId="990983992">
+  <w:num w:numId="33">
     <w:abstractNumId w:val="15"/>
   </w:num>
-  <w:num w:numId="34" w16cid:durableId="644511826">
+  <w:num w:numId="34">
     <w:abstractNumId w:val="7"/>
   </w:num>
-  <w:num w:numId="35" w16cid:durableId="8879218">
+  <w:num w:numId="35">
     <w:abstractNumId w:val="34"/>
   </w:num>
-  <w:num w:numId="36" w16cid:durableId="1154836909">
+  <w:num w:numId="36">
     <w:abstractNumId w:val="45"/>
   </w:num>
-  <w:num w:numId="37" w16cid:durableId="611590207">
+  <w:num w:numId="37">
     <w:abstractNumId w:val="43"/>
   </w:num>
-  <w:num w:numId="38" w16cid:durableId="335495533">
+  <w:num w:numId="38">
     <w:abstractNumId w:val="2"/>
   </w:num>
-  <w:num w:numId="39" w16cid:durableId="2119182175">
+  <w:num w:numId="39">
     <w:abstractNumId w:val="41"/>
   </w:num>
-  <w:num w:numId="40" w16cid:durableId="752818976">
+  <w:num w:numId="40">
     <w:abstractNumId w:val="1"/>
   </w:num>
-  <w:num w:numId="41" w16cid:durableId="1106197172">
+  <w:num w:numId="41">
     <w:abstractNumId w:val="37"/>
   </w:num>
-  <w:num w:numId="42" w16cid:durableId="363210509">
+  <w:num w:numId="42">
     <w:abstractNumId w:val="32"/>
   </w:num>
-  <w:num w:numId="43" w16cid:durableId="1874538469">
+  <w:num w:numId="43">
     <w:abstractNumId w:val="39"/>
   </w:num>
-  <w:num w:numId="44" w16cid:durableId="1835532379">
+  <w:num w:numId="44">
     <w:abstractNumId w:val="24"/>
   </w:num>
-  <w:num w:numId="45" w16cid:durableId="1439179829">
+  <w:num w:numId="45">
     <w:abstractNumId w:val="11"/>
   </w:num>
-  <w:num w:numId="46" w16cid:durableId="1858226098">
+  <w:num w:numId="46">
     <w:abstractNumId w:val="14"/>
   </w:num>
   <w:numIdMacAtCleanup w:val="46"/>
@@ -8338,7 +8454,7 @@
 </file>
 
 <file path=word/styles.xml><?xml version="1.0" encoding="utf-8"?>
-<w:styles xmlns:mc="http://schemas.openxmlformats.org/markup-compatibility/2006" xmlns:r="http://schemas.openxmlformats.org/officeDocument/2006/relationships" xmlns:w="http://schemas.openxmlformats.org/wordprocessingml/2006/main" xmlns:w14="http://schemas.microsoft.com/office/word/2010/wordml" xmlns:w15="http://schemas.microsoft.com/office/word/2012/wordml" xmlns:w16cex="http://schemas.microsoft.com/office/word/2018/wordml/cex" xmlns:w16cid="http://schemas.microsoft.com/office/word/2016/wordml/cid" xmlns:w16="http://schemas.microsoft.com/office/word/2018/wordml" xmlns:w16du="http://schemas.microsoft.com/office/word/2023/wordml/word16du" xmlns:w16sdtdh="http://schemas.microsoft.com/office/word/2020/wordml/sdtdatahash" xmlns:w16se="http://schemas.microsoft.com/office/word/2015/wordml/symex" mc:Ignorable="w14 w15 w16se w16cid w16 w16cex w16sdtdh w16du">
+<w:styles xmlns:mc="http://schemas.openxmlformats.org/markup-compatibility/2006" xmlns:r="http://schemas.openxmlformats.org/officeDocument/2006/relationships" xmlns:w="http://schemas.openxmlformats.org/wordprocessingml/2006/main" xmlns:w14="http://schemas.microsoft.com/office/word/2010/wordml" xmlns:w15="http://schemas.microsoft.com/office/word/2012/wordml" xmlns:w16cex="http://schemas.microsoft.com/office/word/2018/wordml/cex" xmlns:w16cid="http://schemas.microsoft.com/office/word/2016/wordml/cid" xmlns:w16="http://schemas.microsoft.com/office/word/2018/wordml" xmlns:w16sdtdh="http://schemas.microsoft.com/office/word/2020/wordml/sdtdatahash" xmlns:w16se="http://schemas.microsoft.com/office/word/2015/wordml/symex" mc:Ignorable="w14 w15 w16se w16cid w16 w16cex w16sdtdh">
   <w:docDefaults>
     <w:rPrDefault>
       <w:rPr>
@@ -8732,7 +8848,7 @@
     <w:lsdException w:name="Unresolved Mention" w:semiHidden="1" w:unhideWhenUsed="1"/>
     <w:lsdException w:name="Smart Link" w:semiHidden="1" w:unhideWhenUsed="1"/>
   </w:latentStyles>
-  <w:style w:type="paragraph" w:default="1" w:styleId="Normal">
+  <w:style w:type="paragraph" w:default="1" w:styleId="a">
     <w:name w:val="Normal"/>
     <w:qFormat/>
     <w:rsid w:val="005A2A15"/>
@@ -8744,11 +8860,11 @@
       <w:szCs w:val="24"/>
     </w:rPr>
   </w:style>
-  <w:style w:type="paragraph" w:styleId="Heading1">
+  <w:style w:type="paragraph" w:styleId="1">
     <w:name w:val="heading 1"/>
-    <w:basedOn w:val="Normal"/>
-    <w:next w:val="Normal"/>
-    <w:link w:val="Heading1Char"/>
+    <w:basedOn w:val="a"/>
+    <w:next w:val="a"/>
+    <w:link w:val="10"/>
     <w:uiPriority w:val="99"/>
     <w:qFormat/>
     <w:rsid w:val="005A2A15"/>
@@ -8768,11 +8884,11 @@
       <w:szCs w:val="28"/>
     </w:rPr>
   </w:style>
-  <w:style w:type="paragraph" w:styleId="Heading2">
+  <w:style w:type="paragraph" w:styleId="2">
     <w:name w:val="heading 2"/>
-    <w:basedOn w:val="Normal"/>
-    <w:next w:val="Normal"/>
-    <w:link w:val="Heading2Char"/>
+    <w:basedOn w:val="a"/>
+    <w:next w:val="a"/>
+    <w:link w:val="20"/>
     <w:uiPriority w:val="99"/>
     <w:qFormat/>
     <w:rsid w:val="005A2A15"/>
@@ -8792,11 +8908,11 @@
       <w:szCs w:val="20"/>
     </w:rPr>
   </w:style>
-  <w:style w:type="paragraph" w:styleId="Heading3">
+  <w:style w:type="paragraph" w:styleId="3">
     <w:name w:val="heading 3"/>
-    <w:basedOn w:val="Normal"/>
-    <w:next w:val="Normal"/>
-    <w:link w:val="Heading3Char"/>
+    <w:basedOn w:val="a"/>
+    <w:next w:val="a"/>
+    <w:link w:val="30"/>
     <w:uiPriority w:val="99"/>
     <w:qFormat/>
     <w:rsid w:val="005A2A15"/>
@@ -8816,11 +8932,11 @@
       <w:lang w:val="en-US"/>
     </w:rPr>
   </w:style>
-  <w:style w:type="paragraph" w:styleId="Heading4">
+  <w:style w:type="paragraph" w:styleId="4">
     <w:name w:val="heading 4"/>
-    <w:basedOn w:val="Normal"/>
-    <w:next w:val="Normal"/>
-    <w:link w:val="Heading4Char"/>
+    <w:basedOn w:val="a"/>
+    <w:next w:val="a"/>
+    <w:link w:val="40"/>
     <w:uiPriority w:val="99"/>
     <w:qFormat/>
     <w:rsid w:val="005A2A15"/>
@@ -8840,13 +8956,13 @@
       <w:szCs w:val="32"/>
     </w:rPr>
   </w:style>
-  <w:style w:type="character" w:default="1" w:styleId="DefaultParagraphFont">
+  <w:style w:type="character" w:default="1" w:styleId="a0">
     <w:name w:val="Default Paragraph Font"/>
     <w:uiPriority w:val="1"/>
     <w:semiHidden/>
     <w:unhideWhenUsed/>
   </w:style>
-  <w:style w:type="table" w:default="1" w:styleId="TableNormal">
+  <w:style w:type="table" w:default="1" w:styleId="a1">
     <w:name w:val="Normal Table"/>
     <w:uiPriority w:val="99"/>
     <w:semiHidden/>
@@ -8861,16 +8977,16 @@
       </w:tblCellMar>
     </w:tblPr>
   </w:style>
-  <w:style w:type="numbering" w:default="1" w:styleId="NoList">
+  <w:style w:type="numbering" w:default="1" w:styleId="a2">
     <w:name w:val="No List"/>
     <w:uiPriority w:val="99"/>
     <w:semiHidden/>
     <w:unhideWhenUsed/>
   </w:style>
-  <w:style w:type="character" w:customStyle="1" w:styleId="Heading1Char">
-    <w:name w:val="Heading 1 Char"/>
-    <w:basedOn w:val="DefaultParagraphFont"/>
-    <w:link w:val="Heading1"/>
+  <w:style w:type="character" w:customStyle="1" w:styleId="10">
+    <w:name w:val="Заголовок 1 Знак"/>
+    <w:basedOn w:val="a0"/>
+    <w:link w:val="1"/>
     <w:uiPriority w:val="99"/>
     <w:locked/>
     <w:rsid w:val="005A2A15"/>
@@ -8883,10 +8999,10 @@
       <w:szCs w:val="32"/>
     </w:rPr>
   </w:style>
-  <w:style w:type="character" w:customStyle="1" w:styleId="Heading2Char">
-    <w:name w:val="Heading 2 Char"/>
-    <w:basedOn w:val="DefaultParagraphFont"/>
-    <w:link w:val="Heading2"/>
+  <w:style w:type="character" w:customStyle="1" w:styleId="20">
+    <w:name w:val="Заголовок 2 Знак"/>
+    <w:basedOn w:val="a0"/>
+    <w:link w:val="2"/>
     <w:uiPriority w:val="99"/>
     <w:semiHidden/>
     <w:locked/>
@@ -8901,10 +9017,10 @@
       <w:szCs w:val="28"/>
     </w:rPr>
   </w:style>
-  <w:style w:type="character" w:customStyle="1" w:styleId="Heading3Char">
-    <w:name w:val="Heading 3 Char"/>
-    <w:basedOn w:val="DefaultParagraphFont"/>
-    <w:link w:val="Heading3"/>
+  <w:style w:type="character" w:customStyle="1" w:styleId="30">
+    <w:name w:val="Заголовок 3 Знак"/>
+    <w:basedOn w:val="a0"/>
+    <w:link w:val="3"/>
     <w:uiPriority w:val="99"/>
     <w:semiHidden/>
     <w:locked/>
@@ -8917,10 +9033,10 @@
       <w:szCs w:val="26"/>
     </w:rPr>
   </w:style>
-  <w:style w:type="character" w:customStyle="1" w:styleId="Heading4Char">
-    <w:name w:val="Heading 4 Char"/>
-    <w:basedOn w:val="DefaultParagraphFont"/>
-    <w:link w:val="Heading4"/>
+  <w:style w:type="character" w:customStyle="1" w:styleId="40">
+    <w:name w:val="Заголовок 4 Знак"/>
+    <w:basedOn w:val="a0"/>
+    <w:link w:val="4"/>
     <w:uiPriority w:val="99"/>
     <w:semiHidden/>
     <w:locked/>
@@ -8933,10 +9049,10 @@
       <w:szCs w:val="28"/>
     </w:rPr>
   </w:style>
-  <w:style w:type="paragraph" w:styleId="Title">
+  <w:style w:type="paragraph" w:styleId="a3">
     <w:name w:val="Title"/>
-    <w:basedOn w:val="Normal"/>
-    <w:link w:val="TitleChar"/>
+    <w:basedOn w:val="a"/>
+    <w:link w:val="a4"/>
     <w:uiPriority w:val="99"/>
     <w:qFormat/>
     <w:rsid w:val="005A2A15"/>
@@ -8954,10 +9070,10 @@
       <w:szCs w:val="20"/>
     </w:rPr>
   </w:style>
-  <w:style w:type="character" w:customStyle="1" w:styleId="TitleChar">
-    <w:name w:val="Title Char"/>
-    <w:basedOn w:val="DefaultParagraphFont"/>
-    <w:link w:val="Title"/>
+  <w:style w:type="character" w:customStyle="1" w:styleId="a4">
+    <w:name w:val="Заголовок Знак"/>
+    <w:basedOn w:val="a0"/>
+    <w:link w:val="a3"/>
     <w:uiPriority w:val="99"/>
     <w:locked/>
     <w:rsid w:val="005A2A15"/>
@@ -8970,10 +9086,10 @@
       <w:szCs w:val="32"/>
     </w:rPr>
   </w:style>
-  <w:style w:type="paragraph" w:styleId="BodyText">
+  <w:style w:type="paragraph" w:styleId="a5">
     <w:name w:val="Body Text"/>
-    <w:basedOn w:val="Normal"/>
-    <w:link w:val="BodyTextChar"/>
+    <w:basedOn w:val="a"/>
+    <w:link w:val="a6"/>
     <w:uiPriority w:val="99"/>
     <w:rsid w:val="005A2A15"/>
     <w:pPr>
@@ -8989,10 +9105,10 @@
       <w:szCs w:val="28"/>
     </w:rPr>
   </w:style>
-  <w:style w:type="character" w:customStyle="1" w:styleId="BodyTextChar">
-    <w:name w:val="Body Text Char"/>
-    <w:basedOn w:val="DefaultParagraphFont"/>
-    <w:link w:val="BodyText"/>
+  <w:style w:type="character" w:customStyle="1" w:styleId="a6">
+    <w:name w:val="Основной текст Знак"/>
+    <w:basedOn w:val="a0"/>
+    <w:link w:val="a5"/>
     <w:uiPriority w:val="99"/>
     <w:semiHidden/>
     <w:locked/>
@@ -9005,7 +9121,7 @@
   </w:style>
   <w:style w:type="paragraph" w:customStyle="1" w:styleId="H1">
     <w:name w:val="H1"/>
-    <w:basedOn w:val="Normal"/>
+    <w:basedOn w:val="a"/>
     <w:next w:val="MAINTEXT1"/>
     <w:link w:val="H10"/>
     <w:qFormat/>
@@ -9044,7 +9160,7 @@
   </w:style>
   <w:style w:type="character" w:customStyle="1" w:styleId="H10">
     <w:name w:val="H1 Знак"/>
-    <w:basedOn w:val="DefaultParagraphFont"/>
+    <w:basedOn w:val="a0"/>
     <w:link w:val="H1"/>
     <w:rsid w:val="00F26346"/>
     <w:rPr>
@@ -9066,10 +9182,10 @@
       <w:szCs w:val="28"/>
     </w:rPr>
   </w:style>
-  <w:style w:type="paragraph" w:styleId="Header">
+  <w:style w:type="paragraph" w:styleId="a7">
     <w:name w:val="header"/>
-    <w:basedOn w:val="Normal"/>
-    <w:link w:val="HeaderChar"/>
+    <w:basedOn w:val="a"/>
+    <w:link w:val="a8"/>
     <w:uiPriority w:val="99"/>
     <w:unhideWhenUsed/>
     <w:rsid w:val="0002180F"/>
@@ -9080,10 +9196,10 @@
       </w:tabs>
     </w:pPr>
   </w:style>
-  <w:style w:type="character" w:customStyle="1" w:styleId="HeaderChar">
-    <w:name w:val="Header Char"/>
-    <w:basedOn w:val="DefaultParagraphFont"/>
-    <w:link w:val="Header"/>
+  <w:style w:type="character" w:customStyle="1" w:styleId="a8">
+    <w:name w:val="Верхний колонтитул Знак"/>
+    <w:basedOn w:val="a0"/>
+    <w:link w:val="a7"/>
     <w:uiPriority w:val="99"/>
     <w:rsid w:val="0002180F"/>
     <w:rPr>
@@ -9091,10 +9207,10 @@
       <w:szCs w:val="24"/>
     </w:rPr>
   </w:style>
-  <w:style w:type="paragraph" w:styleId="Footer">
+  <w:style w:type="paragraph" w:styleId="a9">
     <w:name w:val="footer"/>
-    <w:basedOn w:val="Normal"/>
-    <w:link w:val="FooterChar"/>
+    <w:basedOn w:val="a"/>
+    <w:link w:val="aa"/>
     <w:uiPriority w:val="99"/>
     <w:unhideWhenUsed/>
     <w:rsid w:val="0002180F"/>
@@ -9105,10 +9221,10 @@
       </w:tabs>
     </w:pPr>
   </w:style>
-  <w:style w:type="character" w:customStyle="1" w:styleId="FooterChar">
-    <w:name w:val="Footer Char"/>
-    <w:basedOn w:val="DefaultParagraphFont"/>
-    <w:link w:val="Footer"/>
+  <w:style w:type="character" w:customStyle="1" w:styleId="aa">
+    <w:name w:val="Нижний колонтитул Знак"/>
+    <w:basedOn w:val="a0"/>
+    <w:link w:val="a9"/>
     <w:uiPriority w:val="99"/>
     <w:rsid w:val="0002180F"/>
     <w:rPr>
@@ -9118,7 +9234,7 @@
   </w:style>
   <w:style w:type="paragraph" w:customStyle="1" w:styleId="DIV1">
     <w:name w:val="DIV1"/>
-    <w:basedOn w:val="ListParagraph"/>
+    <w:basedOn w:val="ab"/>
     <w:next w:val="MAINTEXT1"/>
     <w:qFormat/>
     <w:rsid w:val="00C72183"/>
@@ -9136,9 +9252,9 @@
       <w:sz w:val="28"/>
     </w:rPr>
   </w:style>
-  <w:style w:type="paragraph" w:styleId="ListParagraph">
+  <w:style w:type="paragraph" w:styleId="ab">
     <w:name w:val="List Paragraph"/>
-    <w:basedOn w:val="Normal"/>
+    <w:basedOn w:val="a"/>
     <w:uiPriority w:val="34"/>
     <w:qFormat/>
     <w:rsid w:val="008331DB"/>
@@ -9147,17 +9263,17 @@
       <w:contextualSpacing/>
     </w:pPr>
   </w:style>
-  <w:style w:type="paragraph" w:styleId="Bibliography">
+  <w:style w:type="paragraph" w:styleId="ac">
     <w:name w:val="Bibliography"/>
-    <w:basedOn w:val="Normal"/>
-    <w:next w:val="Normal"/>
+    <w:basedOn w:val="a"/>
+    <w:next w:val="a"/>
     <w:uiPriority w:val="37"/>
     <w:unhideWhenUsed/>
     <w:rsid w:val="00EE1F7E"/>
   </w:style>
   <w:style w:type="paragraph" w:customStyle="1" w:styleId="DIV2">
     <w:name w:val="DIV2"/>
-    <w:basedOn w:val="ListParagraph"/>
+    <w:basedOn w:val="ab"/>
     <w:next w:val="MAINTEXT2"/>
     <w:qFormat/>
     <w:rsid w:val="00C72183"/>
@@ -9176,10 +9292,10 @@
       <w:sz w:val="28"/>
     </w:rPr>
   </w:style>
-  <w:style w:type="paragraph" w:styleId="TOC3">
+  <w:style w:type="paragraph" w:styleId="31">
     <w:name w:val="toc 3"/>
-    <w:basedOn w:val="Normal"/>
-    <w:next w:val="Normal"/>
+    <w:basedOn w:val="a"/>
+    <w:next w:val="a"/>
     <w:autoRedefine/>
     <w:uiPriority w:val="39"/>
     <w:locked/>
@@ -9192,10 +9308,10 @@
       <w:sz w:val="28"/>
     </w:rPr>
   </w:style>
-  <w:style w:type="paragraph" w:styleId="TOC1">
+  <w:style w:type="paragraph" w:styleId="11">
     <w:name w:val="toc 1"/>
-    <w:basedOn w:val="Normal"/>
-    <w:next w:val="Normal"/>
+    <w:basedOn w:val="a"/>
+    <w:next w:val="a"/>
     <w:autoRedefine/>
     <w:uiPriority w:val="39"/>
     <w:locked/>
@@ -9211,10 +9327,10 @@
       <w:sz w:val="28"/>
     </w:rPr>
   </w:style>
-  <w:style w:type="paragraph" w:styleId="TOC2">
+  <w:style w:type="paragraph" w:styleId="21">
     <w:name w:val="toc 2"/>
-    <w:basedOn w:val="Normal"/>
-    <w:next w:val="Normal"/>
+    <w:basedOn w:val="a"/>
+    <w:next w:val="a"/>
     <w:autoRedefine/>
     <w:uiPriority w:val="39"/>
     <w:locked/>
@@ -9233,9 +9349,9 @@
       <w:szCs w:val="28"/>
     </w:rPr>
   </w:style>
-  <w:style w:type="character" w:styleId="Hyperlink">
+  <w:style w:type="character" w:styleId="ad">
     <w:name w:val="Hyperlink"/>
-    <w:basedOn w:val="DefaultParagraphFont"/>
+    <w:basedOn w:val="a0"/>
     <w:uiPriority w:val="99"/>
     <w:unhideWhenUsed/>
     <w:rsid w:val="00C03BE7"/>
@@ -9254,9 +9370,9 @@
       <w:outlineLvl w:val="9"/>
     </w:pPr>
   </w:style>
-  <w:style w:type="character" w:styleId="PlaceholderText">
+  <w:style w:type="character" w:styleId="ae">
     <w:name w:val="Placeholder Text"/>
-    <w:basedOn w:val="DefaultParagraphFont"/>
+    <w:basedOn w:val="a0"/>
     <w:uiPriority w:val="99"/>
     <w:semiHidden/>
     <w:rsid w:val="00ED438A"/>
@@ -9264,9 +9380,9 @@
       <w:color w:val="808080"/>
     </w:rPr>
   </w:style>
-  <w:style w:type="table" w:styleId="TableGrid">
+  <w:style w:type="table" w:styleId="af">
     <w:name w:val="Table Grid"/>
-    <w:basedOn w:val="TableNormal"/>
+    <w:basedOn w:val="a1"/>
     <w:locked/>
     <w:rsid w:val="007151DF"/>
     <w:pPr>
@@ -9283,10 +9399,10 @@
       </w:tblBorders>
     </w:tblPr>
   </w:style>
-  <w:style w:type="paragraph" w:styleId="Caption">
+  <w:style w:type="paragraph" w:styleId="af0">
     <w:name w:val="caption"/>
-    <w:basedOn w:val="Normal"/>
-    <w:next w:val="Normal"/>
+    <w:basedOn w:val="a"/>
+    <w:next w:val="a"/>
     <w:unhideWhenUsed/>
     <w:locked/>
     <w:rsid w:val="000214A2"/>
@@ -9302,10 +9418,10 @@
       <w:szCs w:val="28"/>
     </w:rPr>
   </w:style>
-  <w:style w:type="paragraph" w:styleId="TOC4">
+  <w:style w:type="paragraph" w:styleId="41">
     <w:name w:val="toc 4"/>
-    <w:basedOn w:val="Normal"/>
-    <w:next w:val="Normal"/>
+    <w:basedOn w:val="a"/>
+    <w:next w:val="a"/>
     <w:autoRedefine/>
     <w:locked/>
     <w:rsid w:val="00CA1852"/>
@@ -9378,7 +9494,7 @@
   </w:style>
   <w:style w:type="paragraph" w:customStyle="1" w:styleId="TABLECAPTION">
     <w:name w:val="TABLE CAPTION"/>
-    <w:basedOn w:val="Caption"/>
+    <w:basedOn w:val="af0"/>
     <w:qFormat/>
     <w:rsid w:val="00C72183"/>
     <w:pPr>
@@ -9420,7 +9536,7 @@
   </w:style>
   <w:style w:type="paragraph" w:customStyle="1" w:styleId="PICTURECAPTION">
     <w:name w:val="PICTURE CAPTION"/>
-    <w:basedOn w:val="Caption"/>
+    <w:basedOn w:val="af0"/>
     <w:qFormat/>
     <w:rsid w:val="00C72183"/>
     <w:pPr>
@@ -9847,9 +9963,9 @@
       <w:jc w:val="left"/>
     </w:pPr>
   </w:style>
-  <w:style w:type="paragraph" w:styleId="NormalWeb">
+  <w:style w:type="paragraph" w:styleId="af1">
     <w:name w:val="Normal (Web)"/>
-    <w:basedOn w:val="Normal"/>
+    <w:basedOn w:val="a"/>
     <w:uiPriority w:val="99"/>
     <w:semiHidden/>
     <w:unhideWhenUsed/>
